--- a/mat282_midterm/MAT282_Midterm_Version_B_KEY.docx
+++ b/mat282_midterm/MAT282_Midterm_Version_B_KEY.docx
@@ -56,7 +56,7 @@
           <w:sz w:val="18"/>
           <w:szCs w:val="18"/>
         </w:rPr>
-        <w:t xml:space="preserve">Marking guide and worked solutions · 50 points · </w:t>
+        <w:t xml:space="preserve">Marking guide and worked solutions · 40 points · </w:t>
       </w:r>
       <w:r>
         <w:rPr>
@@ -115,15 +115,15 @@
                 <w:sz w:val="18"/>
                 <w:szCs w:val="18"/>
               </w:rPr>
-              <w:t xml:space="preserve">How to mark this exam.</w:t>
-            </w:r>
-            <w:r>
-              <w:rPr>
-                <w:rFonts w:ascii="Arial" w:cs="Arial" w:eastAsia="Arial" w:hAnsi="Arial"/>
-                <w:sz w:val="18"/>
-                <w:szCs w:val="18"/>
-              </w:rPr>
-              <w:t xml:space="preserve"> Stages 1, 6 and parts of 2, 3, 4 and 5 assess reasoning, so there is no single right answer: give the mark when the choice is sensible </w:t>
+              <w:t xml:space="preserve">How to mark.</w:t>
+            </w:r>
+            <w:r>
+              <w:rPr>
+                <w:rFonts w:ascii="Arial" w:cs="Arial" w:eastAsia="Arial" w:hAnsi="Arial"/>
+                <w:sz w:val="18"/>
+                <w:szCs w:val="18"/>
+              </w:rPr>
+              <w:t xml:space="preserve"> Sections 1 and 5 and the explanation parts of the others reward </w:t>
             </w:r>
             <w:r>
               <w:rPr>
@@ -133,15 +133,15 @@
                 <w:sz w:val="18"/>
                 <w:szCs w:val="18"/>
               </w:rPr>
-              <w:t xml:space="preserve">and defended with a reason or a number</w:t>
-            </w:r>
-            <w:r>
-              <w:rPr>
-                <w:rFonts w:ascii="Arial" w:cs="Arial" w:eastAsia="Arial" w:hAnsi="Arial"/>
-                <w:sz w:val="18"/>
-                <w:szCs w:val="18"/>
-              </w:rPr>
-              <w:t xml:space="preserve">. Apply </w:t>
+              <w:t xml:space="preserve">sensible reasoning that is defended with a reason or a number</w:t>
+            </w:r>
+            <w:r>
+              <w:rPr>
+                <w:rFonts w:ascii="Arial" w:cs="Arial" w:eastAsia="Arial" w:hAnsi="Arial"/>
+                <w:sz w:val="18"/>
+                <w:szCs w:val="18"/>
+              </w:rPr>
+              <w:t xml:space="preserve">; there is no single right model. Apply </w:t>
             </w:r>
             <w:r>
               <w:rPr>
@@ -159,7 +159,43 @@
                 <w:sz w:val="18"/>
                 <w:szCs w:val="18"/>
               </w:rPr>
-              <w:t xml:space="preserve"> from earlier answers. Accept rounding differences of ±0.02 in r, ±0.2 in t and ±0.5 in forecasts. The reference sheet fixes the exam’s rules of thumb (|z| &gt; 2 unusual, |t| &gt; 2 significant, |r| &gt; 0.7 heavy overlap between predictors); the course may use others, so change them in the key and on the sheet together. “Objective” gives the syllabus learning outcome (LO) and your category: </w:t>
+              <w:t xml:space="preserve"> from earlier answers. Accept rounding differences of ±0.02 in s and t and ±0.5 in forecasts. Rules used in this paper: a coefficient is </w:t>
+            </w:r>
+            <w:r>
+              <w:rPr>
+                <w:rFonts w:ascii="Arial" w:cs="Arial" w:eastAsia="Arial" w:hAnsi="Arial"/>
+                <w:b/>
+                <w:bCs/>
+                <w:sz w:val="18"/>
+                <w:szCs w:val="18"/>
+              </w:rPr>
+              <w:t xml:space="preserve">clearly different from zero if it is more than 2 standard errors from zero</w:t>
+            </w:r>
+            <w:r>
+              <w:rPr>
+                <w:rFonts w:ascii="Arial" w:cs="Arial" w:eastAsia="Arial" w:hAnsi="Arial"/>
+                <w:sz w:val="18"/>
+                <w:szCs w:val="18"/>
+              </w:rPr>
+              <w:t xml:space="preserve">; a t-test is </w:t>
+            </w:r>
+            <w:r>
+              <w:rPr>
+                <w:rFonts w:ascii="Arial" w:cs="Arial" w:eastAsia="Arial" w:hAnsi="Arial"/>
+                <w:b/>
+                <w:bCs/>
+                <w:sz w:val="18"/>
+                <w:szCs w:val="18"/>
+              </w:rPr>
+              <w:t xml:space="preserve">significant if p &lt; 0.05</w:t>
+            </w:r>
+            <w:r>
+              <w:rPr>
+                <w:rFonts w:ascii="Arial" w:cs="Arial" w:eastAsia="Arial" w:hAnsi="Arial"/>
+                <w:sz w:val="18"/>
+                <w:szCs w:val="18"/>
+              </w:rPr>
+              <w:t xml:space="preserve"> (two-tailed, T.TEST type 2); critical t for df = 8 is 2.31. Objective column: syllabus learning outcome (LO) and your category, </w:t>
             </w:r>
             <w:r>
               <w:rPr>
@@ -255,9 +291,9 @@
         </w:tblBorders>
       </w:tblPr>
       <w:tblGrid>
-        <w:gridCol w:w="500"/>
+        <w:gridCol w:w="700"/>
         <w:gridCol w:w="1500"/>
-        <w:gridCol w:w="5700"/>
+        <w:gridCol w:w="5500"/>
         <w:gridCol w:w="500"/>
         <w:gridCol w:w="2000"/>
       </w:tblGrid>
@@ -267,7 +303,7 @@
         </w:trPr>
         <w:tc>
           <w:tcPr>
-            <w:tcW w:type="dxa" w:w="500"/>
+            <w:tcW w:type="dxa" w:w="700"/>
             <w:tcBorders>
               <w:top w:val="single" w:color="808080" w:sz="4"/>
               <w:left w:val="single" w:color="808080" w:sz="4"/>
@@ -337,7 +373,7 @@
         </w:tc>
         <w:tc>
           <w:tcPr>
-            <w:tcW w:type="dxa" w:w="5700"/>
+            <w:tcW w:type="dxa" w:w="5500"/>
             <w:tcBorders>
               <w:top w:val="single" w:color="808080" w:sz="4"/>
               <w:left w:val="single" w:color="808080" w:sz="4"/>
@@ -447,7 +483,7 @@
         </w:trPr>
         <w:tc>
           <w:tcPr>
-            <w:tcW w:type="dxa" w:w="500"/>
+            <w:tcW w:type="dxa" w:w="700"/>
             <w:tcBorders>
               <w:top w:val="single" w:color="808080" w:sz="4"/>
               <w:left w:val="single" w:color="808080" w:sz="4"/>
@@ -475,7 +511,7 @@
                 <w:sz w:val="18"/>
                 <w:szCs w:val="18"/>
               </w:rPr>
-              <w:t xml:space="preserve">1</w:t>
+              <w:t xml:space="preserve">1a</w:t>
             </w:r>
           </w:p>
         </w:tc>
@@ -515,35 +551,35 @@
         </w:tc>
         <w:tc>
           <w:tcPr>
-            <w:tcW w:type="dxa" w:w="5700"/>
-            <w:tcBorders>
-              <w:top w:val="single" w:color="808080" w:sz="4"/>
-              <w:left w:val="single" w:color="808080" w:sz="4"/>
-              <w:bottom w:val="single" w:color="808080" w:sz="4"/>
-              <w:right w:val="single" w:color="808080" w:sz="4"/>
-            </w:tcBorders>
-            <w:tcMar>
-              <w:top w:type="dxa" w:w="40"/>
-              <w:left w:type="dxa" w:w="80"/>
-              <w:bottom w:type="dxa" w:w="40"/>
-              <w:right w:type="dxa" w:w="80"/>
-            </w:tcMar>
-            <w:vAlign w:val="center"/>
-          </w:tcPr>
-          <w:p>
-            <w:pPr>
-              <w:spacing w:after="0" w:before="0"/>
-              <w:jc w:val="left"/>
-            </w:pPr>
-            <w:r>
-              <w:rPr>
-                <w:rFonts w:ascii="Arial" w:cs="Arial" w:eastAsia="Arial" w:hAnsi="Arial"/>
-                <w:b w:val="false"/>
-                <w:bCs w:val="false"/>
-                <w:sz w:val="18"/>
-                <w:szCs w:val="18"/>
-              </w:rPr>
-              <w:t xml:space="preserve">Four variables, each with a sign and a mechanism. Plausible set: temperature (+, hot days want cold treats), weekend (+, more leisure time), beach_event (+, crowds nearby), price (−, law of demand). Also fine: sunshine (+), rainfall (−), humidity (−), post_change (either, with a reason).</w:t>
+            <w:tcW w:type="dxa" w:w="5500"/>
+            <w:tcBorders>
+              <w:top w:val="single" w:color="808080" w:sz="4"/>
+              <w:left w:val="single" w:color="808080" w:sz="4"/>
+              <w:bottom w:val="single" w:color="808080" w:sz="4"/>
+              <w:right w:val="single" w:color="808080" w:sz="4"/>
+            </w:tcBorders>
+            <w:tcMar>
+              <w:top w:type="dxa" w:w="40"/>
+              <w:left w:type="dxa" w:w="80"/>
+              <w:bottom w:type="dxa" w:w="40"/>
+              <w:right w:type="dxa" w:w="80"/>
+            </w:tcMar>
+            <w:vAlign w:val="center"/>
+          </w:tcPr>
+          <w:p>
+            <w:pPr>
+              <w:spacing w:after="0" w:before="0"/>
+              <w:jc w:val="left"/>
+            </w:pPr>
+            <w:r>
+              <w:rPr>
+                <w:rFonts w:ascii="Arial" w:cs="Arial" w:eastAsia="Arial" w:hAnsi="Arial"/>
+                <w:b w:val="false"/>
+                <w:bCs w:val="false"/>
+                <w:sz w:val="18"/>
+                <w:szCs w:val="18"/>
+              </w:rPr>
+              <w:t xml:space="preserve">Any three sensible inputs with a direction and a reason: temperature (up: iced drinks sell in the heat), weekend (up: more customers), beach event (up: crowds nearby), planned price (down: dearer coffee sells less), sunshine (up, overlaps with temperature).</w:t>
             </w:r>
           </w:p>
         </w:tc>
@@ -577,7 +613,7 @@
                 <w:sz w:val="18"/>
                 <w:szCs w:val="18"/>
               </w:rPr>
-              <w:t xml:space="preserve">4</w:t>
+              <w:t xml:space="preserve">3</w:t>
             </w:r>
           </w:p>
         </w:tc>
@@ -611,7 +647,7 @@
                 <w:sz w:val="18"/>
                 <w:szCs w:val="18"/>
               </w:rPr>
-              <w:t xml:space="preserve">1 per row: sign and a coherent mechanism. A “wrong” sign with a good reason scores; a sign with no reason does not.</w:t>
+              <w:t xml:space="preserve">1 per input: direction and a coherent reason.</w:t>
             </w:r>
           </w:p>
         </w:tc>
@@ -622,7 +658,7 @@
         </w:trPr>
         <w:tc>
           <w:tcPr>
-            <w:tcW w:type="dxa" w:w="500"/>
+            <w:tcW w:type="dxa" w:w="700"/>
             <w:tcBorders>
               <w:top w:val="single" w:color="808080" w:sz="4"/>
               <w:left w:val="single" w:color="808080" w:sz="4"/>
@@ -650,7 +686,7 @@
                 <w:sz w:val="18"/>
                 <w:szCs w:val="18"/>
               </w:rPr>
-              <w:t xml:space="preserve">2</w:t>
+              <w:t xml:space="preserve">1b</w:t>
             </w:r>
           </w:p>
         </w:tc>
@@ -684,42 +720,32 @@
                 <w:sz w:val="18"/>
                 <w:szCs w:val="18"/>
               </w:rPr>
-              <w:t xml:space="preserve">LO2, LO5 · Con</w:t>
-            </w:r>
-          </w:p>
-        </w:tc>
-        <w:tc>
-          <w:tcPr>
-            <w:tcW w:type="dxa" w:w="5700"/>
-            <w:tcBorders>
-              <w:top w:val="single" w:color="808080" w:sz="4"/>
-              <w:left w:val="single" w:color="808080" w:sz="4"/>
-              <w:bottom w:val="single" w:color="808080" w:sz="4"/>
-              <w:right w:val="single" w:color="808080" w:sz="4"/>
-            </w:tcBorders>
-            <w:tcMar>
-              <w:top w:type="dxa" w:w="40"/>
-              <w:left w:type="dxa" w:w="80"/>
-              <w:bottom w:type="dxa" w:w="40"/>
-              <w:right w:type="dxa" w:w="80"/>
-            </w:tcMar>
-            <w:vAlign w:val="center"/>
-          </w:tcPr>
-          <w:p>
-            <w:pPr>
-              <w:spacing w:after="0" w:before="0"/>
-              <w:jc w:val="left"/>
-            </w:pPr>
-            <w:r>
-              <w:rPr>
-                <w:rFonts w:ascii="Arial" w:cs="Arial" w:eastAsia="Arial" w:hAnsi="Arial"/>
-                <w:b w:val="false"/>
-                <w:bCs w:val="false"/>
-                <w:sz w:val="18"/>
-                <w:szCs w:val="18"/>
-              </w:rPr>
-              <w:t xml:space="preserve">Best answers: </w:t>
-            </w:r>
+              <w:t xml:space="preserve">LO5 · Con</w:t>
+            </w:r>
+          </w:p>
+        </w:tc>
+        <w:tc>
+          <w:tcPr>
+            <w:tcW w:type="dxa" w:w="5500"/>
+            <w:tcBorders>
+              <w:top w:val="single" w:color="808080" w:sz="4"/>
+              <w:left w:val="single" w:color="808080" w:sz="4"/>
+              <w:bottom w:val="single" w:color="808080" w:sz="4"/>
+              <w:right w:val="single" w:color="808080" w:sz="4"/>
+            </w:tcBorders>
+            <w:tcMar>
+              <w:top w:type="dxa" w:w="40"/>
+              <w:left w:type="dxa" w:w="80"/>
+              <w:bottom w:type="dxa" w:w="40"/>
+              <w:right w:type="dxa" w:w="80"/>
+            </w:tcMar>
+            <w:vAlign w:val="center"/>
+          </w:tcPr>
+          <w:p>
+            <w:pPr>
+              <w:spacing w:after="0" w:before="0"/>
+              <w:jc w:val="left"/>
+            </w:pPr>
             <w:r>
               <w:rPr>
                 <w:rFonts w:ascii="Arial" w:cs="Arial" w:eastAsia="Arial" w:hAnsi="Arial"/>
@@ -728,37 +754,17 @@
                 <w:sz w:val="18"/>
                 <w:szCs w:val="18"/>
               </w:rPr>
-              <w:t xml:space="preserve">gelato_units</w:t>
-            </w:r>
-            <w:r>
-              <w:rPr>
-                <w:rFonts w:ascii="Arial" w:cs="Arial" w:eastAsia="Arial" w:hAnsi="Arial"/>
-                <w:b w:val="false"/>
-                <w:bCs w:val="false"/>
-                <w:sz w:val="18"/>
-                <w:szCs w:val="18"/>
-              </w:rPr>
-              <w:t xml:space="preserve"> (known only at closing time; caused by the same weather, so a symptom, not a cause) and </w:t>
-            </w:r>
-            <w:r>
-              <w:rPr>
-                <w:rFonts w:ascii="Arial" w:cs="Arial" w:eastAsia="Arial" w:hAnsi="Arial"/>
-                <w:b/>
-                <w:bCs/>
-                <w:sz w:val="18"/>
-                <w:szCs w:val="18"/>
-              </w:rPr>
-              <w:t xml:space="preserve">iced_coffee_revenue_eur</w:t>
-            </w:r>
-            <w:r>
-              <w:rPr>
-                <w:rFonts w:ascii="Arial" w:cs="Arial" w:eastAsia="Arial" w:hAnsi="Arial"/>
-                <w:b w:val="false"/>
-                <w:bCs w:val="false"/>
-                <w:sz w:val="18"/>
-                <w:szCs w:val="18"/>
-              </w:rPr>
-              <w:t xml:space="preserve"> (price × units contains the outcome: circular). Also accept post_change (just a date flag that overlaps with price) or a weak-mechanism variable (wind) with a reason from how the café works.</w:t>
+              <w:t xml:space="preserve">Item 6</w:t>
+            </w:r>
+            <w:r>
+              <w:rPr>
+                <w:rFonts w:ascii="Arial" w:cs="Arial" w:eastAsia="Arial" w:hAnsi="Arial"/>
+                <w:b w:val="false"/>
+                <w:bCs w:val="false"/>
+                <w:sz w:val="18"/>
+                <w:szCs w:val="18"/>
+              </w:rPr>
+              <w:t xml:space="preserve">, iced coffee revenue calculated after closing: it is not known before opening and it contains the outcome (price × cups sold), so it cannot be used to forecast cups.</w:t>
             </w:r>
           </w:p>
         </w:tc>
@@ -826,7 +832,7 @@
                 <w:sz w:val="18"/>
                 <w:szCs w:val="18"/>
               </w:rPr>
-              <w:t xml:space="preserve">1 per variable: must give a logical reason. “Not correlated” earns 0 (no data seen yet).</w:t>
+              <w:t xml:space="preserve">1 identifies item 6 + 1 the problem (not known in advance and contains the outcome).</w:t>
             </w:r>
           </w:p>
         </w:tc>
@@ -837,7 +843,7 @@
         </w:trPr>
         <w:tc>
           <w:tcPr>
-            <w:tcW w:type="dxa" w:w="500"/>
+            <w:tcW w:type="dxa" w:w="700"/>
             <w:tcBorders>
               <w:top w:val="single" w:color="808080" w:sz="4"/>
               <w:left w:val="single" w:color="808080" w:sz="4"/>
@@ -865,7 +871,7 @@
                 <w:sz w:val="18"/>
                 <w:szCs w:val="18"/>
               </w:rPr>
-              <w:t xml:space="preserve">3</w:t>
+              <w:t xml:space="preserve">1c</w:t>
             </w:r>
           </w:p>
         </w:tc>
@@ -899,41 +905,71 @@
                 <w:sz w:val="18"/>
                 <w:szCs w:val="18"/>
               </w:rPr>
-              <w:t xml:space="preserve">LO1 · Con</w:t>
-            </w:r>
-          </w:p>
-        </w:tc>
-        <w:tc>
-          <w:tcPr>
-            <w:tcW w:type="dxa" w:w="5700"/>
-            <w:tcBorders>
-              <w:top w:val="single" w:color="808080" w:sz="4"/>
-              <w:left w:val="single" w:color="808080" w:sz="4"/>
-              <w:bottom w:val="single" w:color="808080" w:sz="4"/>
-              <w:right w:val="single" w:color="808080" w:sz="4"/>
-            </w:tcBorders>
-            <w:tcMar>
-              <w:top w:type="dxa" w:w="40"/>
-              <w:left w:type="dxa" w:w="80"/>
-              <w:bottom w:type="dxa" w:w="40"/>
-              <w:right w:type="dxa" w:w="80"/>
-            </w:tcMar>
-            <w:vAlign w:val="center"/>
-          </w:tcPr>
-          <w:p>
-            <w:pPr>
-              <w:spacing w:after="0" w:before="0"/>
-              <w:jc w:val="left"/>
-            </w:pPr>
-            <w:r>
-              <w:rPr>
-                <w:rFonts w:ascii="Arial" w:cs="Arial" w:eastAsia="Arial" w:hAnsi="Arial"/>
-                <w:b w:val="false"/>
-                <w:bCs w:val="false"/>
-                <w:sz w:val="18"/>
-                <w:szCs w:val="18"/>
-              </w:rPr>
-              <w:t xml:space="preserve">A result that contradicts the stated expectation: a coefficient with the opposite sign and |t| &gt; 2, or a coefficient whose |t| &lt; 2 (not distinguishable from zero).</w:t>
+              <w:t xml:space="preserve">LO3, LO5, LO6 · Con</w:t>
+            </w:r>
+          </w:p>
+        </w:tc>
+        <w:tc>
+          <w:tcPr>
+            <w:tcW w:type="dxa" w:w="5500"/>
+            <w:tcBorders>
+              <w:top w:val="single" w:color="808080" w:sz="4"/>
+              <w:left w:val="single" w:color="808080" w:sz="4"/>
+              <w:bottom w:val="single" w:color="808080" w:sz="4"/>
+              <w:right w:val="single" w:color="808080" w:sz="4"/>
+            </w:tcBorders>
+            <w:tcMar>
+              <w:top w:type="dxa" w:w="40"/>
+              <w:left w:type="dxa" w:w="80"/>
+              <w:bottom w:type="dxa" w:w="40"/>
+              <w:right w:type="dxa" w:w="80"/>
+            </w:tcMar>
+            <w:vAlign w:val="center"/>
+          </w:tcPr>
+          <w:p>
+            <w:pPr>
+              <w:spacing w:after="0" w:before="0"/>
+              <w:jc w:val="left"/>
+            </w:pPr>
+            <w:r>
+              <w:rPr>
+                <w:rFonts w:ascii="Arial" w:cs="Arial" w:eastAsia="Arial" w:hAnsi="Arial"/>
+                <w:b/>
+                <w:bCs/>
+                <w:sz w:val="18"/>
+                <w:szCs w:val="18"/>
+              </w:rPr>
+              <w:t xml:space="preserve">Not both.</w:t>
+            </w:r>
+            <w:r>
+              <w:rPr>
+                <w:rFonts w:ascii="Arial" w:cs="Arial" w:eastAsia="Arial" w:hAnsi="Arial"/>
+                <w:b w:val="false"/>
+                <w:bCs w:val="false"/>
+                <w:sz w:val="18"/>
+                <w:szCs w:val="18"/>
+              </w:rPr>
+              <w:t xml:space="preserve"> With r = 0.78 they carry mostly the same information, so LINEST cannot separate their effects: unstable coefficients, large standard errors. Keep </w:t>
+            </w:r>
+            <w:r>
+              <w:rPr>
+                <w:rFonts w:ascii="Arial" w:cs="Arial" w:eastAsia="Arial" w:hAnsi="Arial"/>
+                <w:b/>
+                <w:bCs/>
+                <w:sz w:val="18"/>
+                <w:szCs w:val="18"/>
+              </w:rPr>
+              <w:t xml:space="preserve">temperature</w:t>
+            </w:r>
+            <w:r>
+              <w:rPr>
+                <w:rFonts w:ascii="Arial" w:cs="Arial" w:eastAsia="Arial" w:hAnsi="Arial"/>
+                <w:b w:val="false"/>
+                <w:bCs w:val="false"/>
+                <w:sz w:val="18"/>
+                <w:szCs w:val="18"/>
+              </w:rPr>
+              <w:t xml:space="preserve"> (r = 0.68 with sales vs 0.53; a more direct measure of heat).</w:t>
             </w:r>
           </w:p>
         </w:tc>
@@ -967,7 +1003,7 @@
                 <w:sz w:val="18"/>
                 <w:szCs w:val="18"/>
               </w:rPr>
-              <w:t xml:space="preserve">1</w:t>
+              <w:t xml:space="preserve">2</w:t>
             </w:r>
           </w:p>
         </w:tc>
@@ -1001,7 +1037,7 @@
                 <w:sz w:val="18"/>
                 <w:szCs w:val="18"/>
               </w:rPr>
-              <w:t xml:space="preserve">1: names a coefficient/t-statistic outcome, not a vague “if it does not work”.</w:t>
+              <w:t xml:space="preserve">1 overlap and why it is a problem + 1 a choice with a reason.</w:t>
             </w:r>
           </w:p>
         </w:tc>
@@ -1012,7 +1048,7 @@
         </w:trPr>
         <w:tc>
           <w:tcPr>
-            <w:tcW w:type="dxa" w:w="500"/>
+            <w:tcW w:type="dxa" w:w="700"/>
             <w:tcBorders>
               <w:top w:val="single" w:color="808080" w:sz="4"/>
               <w:left w:val="single" w:color="808080" w:sz="4"/>
@@ -1040,7 +1076,7 @@
                 <w:sz w:val="18"/>
                 <w:szCs w:val="18"/>
               </w:rPr>
-              <w:t xml:space="preserve">4</w:t>
+              <w:t xml:space="preserve">1d</w:t>
             </w:r>
           </w:p>
         </w:tc>
@@ -1074,41 +1110,41 @@
                 <w:sz w:val="18"/>
                 <w:szCs w:val="18"/>
               </w:rPr>
-              <w:t xml:space="preserve">LO2 · Con</w:t>
-            </w:r>
-          </w:p>
-        </w:tc>
-        <w:tc>
-          <w:tcPr>
-            <w:tcW w:type="dxa" w:w="5700"/>
-            <w:tcBorders>
-              <w:top w:val="single" w:color="808080" w:sz="4"/>
-              <w:left w:val="single" w:color="808080" w:sz="4"/>
-              <w:bottom w:val="single" w:color="808080" w:sz="4"/>
-              <w:right w:val="single" w:color="808080" w:sz="4"/>
-            </w:tcBorders>
-            <w:tcMar>
-              <w:top w:type="dxa" w:w="40"/>
-              <w:left w:type="dxa" w:w="80"/>
-              <w:bottom w:type="dxa" w:w="40"/>
-              <w:right w:type="dxa" w:w="80"/>
-            </w:tcMar>
-            <w:vAlign w:val="center"/>
-          </w:tcPr>
-          <w:p>
-            <w:pPr>
-              <w:spacing w:after="0" w:before="0"/>
-              <w:jc w:val="left"/>
-            </w:pPr>
-            <w:r>
-              <w:rPr>
-                <w:rFonts w:ascii="Arial" w:cs="Arial" w:eastAsia="Arial" w:hAnsi="Arial"/>
-                <w:b w:val="false"/>
-                <w:bCs w:val="false"/>
-                <w:sz w:val="18"/>
-                <w:szCs w:val="18"/>
-              </w:rPr>
-              <w:t xml:space="preserve">(a) Validity: a mean over opening hours hides afternoon peaks and ignores humidity/wind, so it can misrepresent how hot it feels. (b) Reliability: sensor in sun versus shade, drift or recalibration changes readings with no change in weather.</w:t>
+              <w:t xml:space="preserve">LO6 · Con</w:t>
+            </w:r>
+          </w:p>
+        </w:tc>
+        <w:tc>
+          <w:tcPr>
+            <w:tcW w:type="dxa" w:w="5500"/>
+            <w:tcBorders>
+              <w:top w:val="single" w:color="808080" w:sz="4"/>
+              <w:left w:val="single" w:color="808080" w:sz="4"/>
+              <w:bottom w:val="single" w:color="808080" w:sz="4"/>
+              <w:right w:val="single" w:color="808080" w:sz="4"/>
+            </w:tcBorders>
+            <w:tcMar>
+              <w:top w:type="dxa" w:w="40"/>
+              <w:left w:type="dxa" w:w="80"/>
+              <w:bottom w:type="dxa" w:w="40"/>
+              <w:right w:type="dxa" w:w="80"/>
+            </w:tcMar>
+            <w:vAlign w:val="center"/>
+          </w:tcPr>
+          <w:p>
+            <w:pPr>
+              <w:spacing w:after="0" w:before="0"/>
+              <w:jc w:val="left"/>
+            </w:pPr>
+            <w:r>
+              <w:rPr>
+                <w:rFonts w:ascii="Arial" w:cs="Arial" w:eastAsia="Arial" w:hAnsi="Arial"/>
+                <w:b w:val="false"/>
+                <w:bCs w:val="false"/>
+                <w:sz w:val="18"/>
+                <w:szCs w:val="18"/>
+              </w:rPr>
+              <w:t xml:space="preserve">Hold back some days, fit the model on the rest, predict the held-back days, then calculate their residuals and MAE.</w:t>
             </w:r>
           </w:p>
         </w:tc>
@@ -1142,7 +1178,7 @@
                 <w:sz w:val="18"/>
                 <w:szCs w:val="18"/>
               </w:rPr>
-              <w:t xml:space="preserve">2</w:t>
+              <w:t xml:space="preserve">1</w:t>
             </w:r>
           </w:p>
         </w:tc>
@@ -1176,7 +1212,7 @@
                 <w:sz w:val="18"/>
                 <w:szCs w:val="18"/>
               </w:rPr>
-              <w:t xml:space="preserve">1 validity + 1 reliability.</w:t>
+              <w:t xml:space="preserve">1: a hold-out check with residuals/MAE (names the idea of unseen days).</w:t>
             </w:r>
           </w:p>
         </w:tc>
@@ -1187,7 +1223,7 @@
         </w:trPr>
         <w:tc>
           <w:tcPr>
-            <w:tcW w:type="dxa" w:w="500"/>
+            <w:tcW w:type="dxa" w:w="700"/>
             <w:tcBorders>
               <w:top w:val="single" w:color="808080" w:sz="4"/>
               <w:left w:val="single" w:color="808080" w:sz="4"/>
@@ -1215,7 +1251,7 @@
                 <w:sz w:val="18"/>
                 <w:szCs w:val="18"/>
               </w:rPr>
-              <w:t xml:space="preserve">5</w:t>
+              <w:t xml:space="preserve">2a</w:t>
             </w:r>
           </w:p>
         </w:tc>
@@ -1249,61 +1285,41 @@
                 <w:sz w:val="18"/>
                 <w:szCs w:val="18"/>
               </w:rPr>
-              <w:t xml:space="preserve">LO3 · Cal</w:t>
-            </w:r>
-          </w:p>
-        </w:tc>
-        <w:tc>
-          <w:tcPr>
-            <w:tcW w:type="dxa" w:w="5700"/>
-            <w:tcBorders>
-              <w:top w:val="single" w:color="808080" w:sz="4"/>
-              <w:left w:val="single" w:color="808080" w:sz="4"/>
-              <w:bottom w:val="single" w:color="808080" w:sz="4"/>
-              <w:right w:val="single" w:color="808080" w:sz="4"/>
-            </w:tcBorders>
-            <w:tcMar>
-              <w:top w:type="dxa" w:w="40"/>
-              <w:left w:type="dxa" w:w="80"/>
-              <w:bottom w:type="dxa" w:w="40"/>
-              <w:right w:type="dxa" w:w="80"/>
-            </w:tcMar>
-            <w:vAlign w:val="center"/>
-          </w:tcPr>
-          <w:p>
-            <w:pPr>
-              <w:spacing w:after="0" w:before="0"/>
-              <w:jc w:val="left"/>
-            </w:pPr>
-            <w:r>
-              <w:rPr>
-                <w:rFonts w:ascii="Arial" w:cs="Arial" w:eastAsia="Arial" w:hAnsi="Arial"/>
-                <w:b w:val="false"/>
-                <w:bCs w:val="false"/>
-                <w:sz w:val="18"/>
-                <w:szCs w:val="18"/>
-              </w:rPr>
-              <w:t xml:space="preserve">(a) Rainfall z = 6.89; humidity z = (95 − 66.58) ÷ 8.56 = 3.32. (b) Rainfall: mean 0.76 &gt; median 0.00, </w:t>
-            </w:r>
-            <w:r>
-              <w:rPr>
-                <w:rFonts w:ascii="Arial" w:cs="Arial" w:eastAsia="Arial" w:hAnsi="Arial"/>
-                <w:b/>
-                <w:bCs/>
-                <w:sz w:val="18"/>
-                <w:szCs w:val="18"/>
-              </w:rPr>
-              <w:t xml:space="preserve">right-skewed</w:t>
-            </w:r>
-            <w:r>
-              <w:rPr>
-                <w:rFonts w:ascii="Arial" w:cs="Arial" w:eastAsia="Arial" w:hAnsi="Arial"/>
-                <w:b w:val="false"/>
-                <w:bCs w:val="false"/>
-                <w:sz w:val="18"/>
-                <w:szCs w:val="18"/>
-              </w:rPr>
-              <w:t xml:space="preserve">. Humidity: mean 66.58 ≈ median 67.00, roughly symmetric with one high value.</w:t>
+              <w:t xml:space="preserve">LO5, LO6 · Com</w:t>
+            </w:r>
+          </w:p>
+        </w:tc>
+        <w:tc>
+          <w:tcPr>
+            <w:tcW w:type="dxa" w:w="5500"/>
+            <w:tcBorders>
+              <w:top w:val="single" w:color="808080" w:sz="4"/>
+              <w:left w:val="single" w:color="808080" w:sz="4"/>
+              <w:bottom w:val="single" w:color="808080" w:sz="4"/>
+              <w:right w:val="single" w:color="808080" w:sz="4"/>
+            </w:tcBorders>
+            <w:tcMar>
+              <w:top w:type="dxa" w:w="40"/>
+              <w:left w:type="dxa" w:w="80"/>
+              <w:bottom w:type="dxa" w:w="40"/>
+              <w:right w:type="dxa" w:w="80"/>
+            </w:tcMar>
+            <w:vAlign w:val="center"/>
+          </w:tcPr>
+          <w:p>
+            <w:pPr>
+              <w:spacing w:after="0" w:before="0"/>
+              <w:jc w:val="left"/>
+            </w:pPr>
+            <w:r>
+              <w:rPr>
+                <w:rFonts w:ascii="Arial" w:cs="Arial" w:eastAsia="Arial" w:hAnsi="Arial"/>
+                <w:b w:val="false"/>
+                <w:bCs w:val="false"/>
+                <w:sz w:val="18"/>
+                <w:szCs w:val="18"/>
+              </w:rPr>
+              <w:t xml:space="preserve">Sales = 9.78 + 4.35 × temperature − 0.20 × sunshine + 17.93 × weekend  (ŷ = b + m₁x₁ + m₂x₂ + m₃x₃; the table shows Col A = m₃, Col B = m₂, Col C = m₁, Col D = b).</w:t>
             </w:r>
           </w:p>
         </w:tc>
@@ -1371,7 +1387,7 @@
                 <w:sz w:val="18"/>
                 <w:szCs w:val="18"/>
               </w:rPr>
-              <w:t xml:space="preserve">1 both z-scores + 1 shapes with the evidence.</w:t>
+              <w:t xml:space="preserve">1 correct numbers matched to the right variables + 1 correct equation form.</w:t>
             </w:r>
           </w:p>
         </w:tc>
@@ -1382,7 +1398,7 @@
         </w:trPr>
         <w:tc>
           <w:tcPr>
-            <w:tcW w:type="dxa" w:w="500"/>
+            <w:tcW w:type="dxa" w:w="700"/>
             <w:tcBorders>
               <w:top w:val="single" w:color="808080" w:sz="4"/>
               <w:left w:val="single" w:color="808080" w:sz="4"/>
@@ -1410,7 +1426,7 @@
                 <w:sz w:val="18"/>
                 <w:szCs w:val="18"/>
               </w:rPr>
-              <w:t xml:space="preserve">6</w:t>
+              <w:t xml:space="preserve">2b</w:t>
             </w:r>
           </w:p>
         </w:tc>
@@ -1444,41 +1460,61 @@
                 <w:sz w:val="18"/>
                 <w:szCs w:val="18"/>
               </w:rPr>
-              <w:t xml:space="preserve">LO3, LO4, LO5 · Con + Com</w:t>
-            </w:r>
-          </w:p>
-        </w:tc>
-        <w:tc>
-          <w:tcPr>
-            <w:tcW w:type="dxa" w:w="5700"/>
-            <w:tcBorders>
-              <w:top w:val="single" w:color="808080" w:sz="4"/>
-              <w:left w:val="single" w:color="808080" w:sz="4"/>
-              <w:bottom w:val="single" w:color="808080" w:sz="4"/>
-              <w:right w:val="single" w:color="808080" w:sz="4"/>
-            </w:tcBorders>
-            <w:tcMar>
-              <w:top w:type="dxa" w:w="40"/>
-              <w:left w:type="dxa" w:w="80"/>
-              <w:bottom w:type="dxa" w:w="40"/>
-              <w:right w:type="dxa" w:w="80"/>
-            </w:tcMar>
-            <w:vAlign w:val="center"/>
-          </w:tcPr>
-          <w:p>
-            <w:pPr>
-              <w:spacing w:after="0" w:before="0"/>
-              <w:jc w:val="left"/>
-            </w:pPr>
-            <w:r>
-              <w:rPr>
-                <w:rFonts w:ascii="Arial" w:cs="Arial" w:eastAsia="Arial" w:hAnsi="Arial"/>
-                <w:b w:val="false"/>
-                <w:bCs w:val="false"/>
-                <w:sz w:val="18"/>
-                <w:szCs w:val="18"/>
-              </w:rPr>
-              <w:t xml:space="preserve">(a) 133 of 168 days (79%) are exactly 0, so rainfall does not separate most days; the distribution is strongly right-skewed (mean 0.76, median 0, max 14, z = 6.9); in Figure 1 the dots stack at 0 and only a few wet days sit to the right, so the slope rests on few points; r² = 0.05. (b) The evidence weakens a little (|t| falls) but stays above 2, so the effect does not come only from the storm days; the skew is a warning that was checked, and here the result largely survives. (c) =IF(E2&gt;0,1,0). Accept equivalents such as =IF(E2&gt;=0.1,1,0) or =--(E2&gt;0).</w:t>
+              <w:t xml:space="preserve">LO6, LO7 · Con</w:t>
+            </w:r>
+          </w:p>
+        </w:tc>
+        <w:tc>
+          <w:tcPr>
+            <w:tcW w:type="dxa" w:w="5500"/>
+            <w:tcBorders>
+              <w:top w:val="single" w:color="808080" w:sz="4"/>
+              <w:left w:val="single" w:color="808080" w:sz="4"/>
+              <w:bottom w:val="single" w:color="808080" w:sz="4"/>
+              <w:right w:val="single" w:color="808080" w:sz="4"/>
+            </w:tcBorders>
+            <w:tcMar>
+              <w:top w:type="dxa" w:w="40"/>
+              <w:left w:type="dxa" w:w="80"/>
+              <w:bottom w:type="dxa" w:w="40"/>
+              <w:right w:type="dxa" w:w="80"/>
+            </w:tcMar>
+            <w:vAlign w:val="center"/>
+          </w:tcPr>
+          <w:p>
+            <w:pPr>
+              <w:spacing w:after="0" w:before="0"/>
+              <w:jc w:val="left"/>
+            </w:pPr>
+            <w:r>
+              <w:rPr>
+                <w:rFonts w:ascii="Arial" w:cs="Arial" w:eastAsia="Arial" w:hAnsi="Arial"/>
+                <w:b w:val="false"/>
+                <w:bCs w:val="false"/>
+                <w:sz w:val="18"/>
+                <w:szCs w:val="18"/>
+              </w:rPr>
+              <w:t xml:space="preserve">(i) The sunshine coefficient (−0.20) is tiny and less than one standard error from zero (0.66): there is no clear sunshine effect once temperature is in the model; do not say sunny days hurt sales. (ii) A day 1 °C warmer is predicted to sell about 4.35 more cups </w:t>
+            </w:r>
+            <w:r>
+              <w:rPr>
+                <w:rFonts w:ascii="Arial" w:cs="Arial" w:eastAsia="Arial" w:hAnsi="Arial"/>
+                <w:b/>
+                <w:bCs/>
+                <w:sz w:val="18"/>
+                <w:szCs w:val="18"/>
+              </w:rPr>
+              <w:t xml:space="preserve">in total</w:t>
+            </w:r>
+            <w:r>
+              <w:rPr>
+                <w:rFonts w:ascii="Arial" w:cs="Arial" w:eastAsia="Arial" w:hAnsi="Arial"/>
+                <w:b w:val="false"/>
+                <w:bCs w:val="false"/>
+                <w:sz w:val="18"/>
+                <w:szCs w:val="18"/>
+              </w:rPr>
+              <w:t xml:space="preserve"> (not per customer), holding sunshine and weekend fixed. (iii) A typical forecast misses by about 13 cups; some by more, some by less.</w:t>
             </w:r>
           </w:p>
         </w:tc>
@@ -1546,7 +1582,7 @@
                 <w:sz w:val="18"/>
                 <w:szCs w:val="18"/>
               </w:rPr>
-              <w:t xml:space="preserve">1 explanation using Table 2/Figure 1 + 1 reading of the t-statistic change + 1 correct formula.</w:t>
+              <w:t xml:space="preserve">1 each: corrected statement with units and conditions.</w:t>
             </w:r>
           </w:p>
         </w:tc>
@@ -1557,7 +1593,7 @@
         </w:trPr>
         <w:tc>
           <w:tcPr>
-            <w:tcW w:type="dxa" w:w="500"/>
+            <w:tcW w:type="dxa" w:w="700"/>
             <w:tcBorders>
               <w:top w:val="single" w:color="808080" w:sz="4"/>
               <w:left w:val="single" w:color="808080" w:sz="4"/>
@@ -1585,7 +1621,7 @@
                 <w:sz w:val="18"/>
                 <w:szCs w:val="18"/>
               </w:rPr>
-              <w:t xml:space="preserve">7</w:t>
+              <w:t xml:space="preserve">2c</w:t>
             </w:r>
           </w:p>
         </w:tc>
@@ -1619,41 +1655,41 @@
                 <w:sz w:val="18"/>
                 <w:szCs w:val="18"/>
               </w:rPr>
-              <w:t xml:space="preserve">LO3, LO6 · Cal + Con</w:t>
-            </w:r>
-          </w:p>
-        </w:tc>
-        <w:tc>
-          <w:tcPr>
-            <w:tcW w:type="dxa" w:w="5700"/>
-            <w:tcBorders>
-              <w:top w:val="single" w:color="808080" w:sz="4"/>
-              <w:left w:val="single" w:color="808080" w:sz="4"/>
-              <w:bottom w:val="single" w:color="808080" w:sz="4"/>
-              <w:right w:val="single" w:color="808080" w:sz="4"/>
-            </w:tcBorders>
-            <w:tcMar>
-              <w:top w:type="dxa" w:w="40"/>
-              <w:left w:type="dxa" w:w="80"/>
-              <w:bottom w:type="dxa" w:w="40"/>
-              <w:right w:type="dxa" w:w="80"/>
-            </w:tcMar>
-            <w:vAlign w:val="center"/>
-          </w:tcPr>
-          <w:p>
-            <w:pPr>
-              <w:spacing w:after="0" w:before="0"/>
-              <w:jc w:val="left"/>
-            </w:pPr>
-            <w:r>
-              <w:rPr>
-                <w:rFonts w:ascii="Arial" w:cs="Arial" w:eastAsia="Arial" w:hAnsi="Arial"/>
-                <w:b w:val="false"/>
-                <w:bCs w:val="false"/>
-                <w:sz w:val="18"/>
-                <w:szCs w:val="18"/>
-              </w:rPr>
-              <w:t xml:space="preserve">(a) z = (56 − 112.79) ÷ 21.02 = −2.70. (b) </w:t>
+              <w:t xml:space="preserve">LO6 · Cal + Con</w:t>
+            </w:r>
+          </w:p>
+        </w:tc>
+        <w:tc>
+          <w:tcPr>
+            <w:tcW w:type="dxa" w:w="5500"/>
+            <w:tcBorders>
+              <w:top w:val="single" w:color="808080" w:sz="4"/>
+              <w:left w:val="single" w:color="808080" w:sz="4"/>
+              <w:bottom w:val="single" w:color="808080" w:sz="4"/>
+              <w:right w:val="single" w:color="808080" w:sz="4"/>
+            </w:tcBorders>
+            <w:tcMar>
+              <w:top w:type="dxa" w:w="40"/>
+              <w:left w:type="dxa" w:w="80"/>
+              <w:bottom w:type="dxa" w:w="40"/>
+              <w:right w:type="dxa" w:w="80"/>
+            </w:tcMar>
+            <w:vAlign w:val="center"/>
+          </w:tcPr>
+          <w:p>
+            <w:pPr>
+              <w:spacing w:after="0" w:before="0"/>
+              <w:jc w:val="left"/>
+            </w:pPr>
+            <w:r>
+              <w:rPr>
+                <w:rFonts w:ascii="Arial" w:cs="Arial" w:eastAsia="Arial" w:hAnsi="Arial"/>
+                <w:b w:val="false"/>
+                <w:bCs w:val="false"/>
+                <w:sz w:val="18"/>
+                <w:szCs w:val="18"/>
+              </w:rPr>
+              <w:t xml:space="preserve">(a) </w:t>
             </w:r>
             <w:r>
               <w:rPr>
@@ -1663,17 +1699,17 @@
                 <w:sz w:val="18"/>
                 <w:szCs w:val="18"/>
               </w:rPr>
-              <w:t xml:space="preserve">Keep it, with a caution.</w:t>
-            </w:r>
-            <w:r>
-              <w:rPr>
-                <w:rFonts w:ascii="Arial" w:cs="Arial" w:eastAsia="Arial" w:hAnsi="Arial"/>
-                <w:b w:val="false"/>
-                <w:bCs w:val="false"/>
-                <w:sz w:val="18"/>
-                <w:szCs w:val="18"/>
-              </w:rPr>
-              <w:t xml:space="preserve"> It follows the pattern (coldest day, fewest sales): Model 4 predicts 71, residual −15 ≈ −1.3 SE; the slope and R² barely change. But it is the only day below 15 °C, so the model has almost no evidence about cold days: do not extrapolate.</w:t>
+              <w:t xml:space="preserve">Sunshine</w:t>
+            </w:r>
+            <w:r>
+              <w:rPr>
+                <w:rFonts w:ascii="Arial" w:cs="Arial" w:eastAsia="Arial" w:hAnsi="Arial"/>
+                <w:b w:val="false"/>
+                <w:bCs w:val="false"/>
+                <w:sz w:val="18"/>
+                <w:szCs w:val="18"/>
+              </w:rPr>
+              <w:t xml:space="preserve">: |−0.20| is less than 2 × 0.66 = 1.32, so it is not clearly different from zero; temperature (4.35 vs 2 × 0.48 = 0.96) and weekend (17.93 vs 4.48) are. (b) Sunshine overlaps with temperature (r = 0.78): once temperature is in the model it adds almost nothing new. (c) Drop sunshine and refit with temperature and weekend.</w:t>
             </w:r>
           </w:p>
         </w:tc>
@@ -1707,7 +1743,7 @@
                 <w:sz w:val="18"/>
                 <w:szCs w:val="18"/>
               </w:rPr>
-              <w:t xml:space="preserve">2</w:t>
+              <w:t xml:space="preserve">3</w:t>
             </w:r>
           </w:p>
         </w:tc>
@@ -1741,7 +1777,7 @@
                 <w:sz w:val="18"/>
                 <w:szCs w:val="18"/>
               </w:rPr>
-              <w:t xml:space="preserve">1 z + 1 reasoned decision (keep and the extrapolation caution, or a defended alternative).</w:t>
+              <w:t xml:space="preserve">1 correct predictor with the comparison + 1 overlap reason + 1 sensible action.</w:t>
             </w:r>
           </w:p>
         </w:tc>
@@ -1752,7 +1788,7 @@
         </w:trPr>
         <w:tc>
           <w:tcPr>
-            <w:tcW w:type="dxa" w:w="500"/>
+            <w:tcW w:type="dxa" w:w="700"/>
             <w:tcBorders>
               <w:top w:val="single" w:color="808080" w:sz="4"/>
               <w:left w:val="single" w:color="808080" w:sz="4"/>
@@ -1780,7 +1816,7 @@
                 <w:sz w:val="18"/>
                 <w:szCs w:val="18"/>
               </w:rPr>
-              <w:t xml:space="preserve">8</w:t>
+              <w:t xml:space="preserve">2d</w:t>
             </w:r>
           </w:p>
         </w:tc>
@@ -1814,41 +1850,81 @@
                 <w:sz w:val="18"/>
                 <w:szCs w:val="18"/>
               </w:rPr>
-              <w:t xml:space="preserve">LO3 · Com</w:t>
-            </w:r>
-          </w:p>
-        </w:tc>
-        <w:tc>
-          <w:tcPr>
-            <w:tcW w:type="dxa" w:w="5700"/>
-            <w:tcBorders>
-              <w:top w:val="single" w:color="808080" w:sz="4"/>
-              <w:left w:val="single" w:color="808080" w:sz="4"/>
-              <w:bottom w:val="single" w:color="808080" w:sz="4"/>
-              <w:right w:val="single" w:color="808080" w:sz="4"/>
-            </w:tcBorders>
-            <w:tcMar>
-              <w:top w:type="dxa" w:w="40"/>
-              <w:left w:type="dxa" w:w="80"/>
-              <w:bottom w:type="dxa" w:w="40"/>
-              <w:right w:type="dxa" w:w="80"/>
-            </w:tcMar>
-            <w:vAlign w:val="center"/>
-          </w:tcPr>
-          <w:p>
-            <w:pPr>
-              <w:spacing w:after="0" w:before="0"/>
-              <w:jc w:val="left"/>
-            </w:pPr>
-            <w:r>
-              <w:rPr>
-                <w:rFonts w:ascii="Arial" w:cs="Arial" w:eastAsia="Arial" w:hAnsi="Arial"/>
-                <w:b w:val="false"/>
-                <w:bCs w:val="false"/>
-                <w:sz w:val="18"/>
-                <w:szCs w:val="18"/>
-              </w:rPr>
-              <w:t xml:space="preserve">(a) temperature_c, r = 0.68. (b) temperature_c and sunshine_hours (r = 0.78); iced_coffee_price_eur and post_change (r = −0.77). Both pairs are needed (note the negative sign for price and post_change).</w:t>
+              <w:t xml:space="preserve">LO5, LO6 · Cal</w:t>
+            </w:r>
+          </w:p>
+        </w:tc>
+        <w:tc>
+          <w:tcPr>
+            <w:tcW w:type="dxa" w:w="5500"/>
+            <w:tcBorders>
+              <w:top w:val="single" w:color="808080" w:sz="4"/>
+              <w:left w:val="single" w:color="808080" w:sz="4"/>
+              <w:bottom w:val="single" w:color="808080" w:sz="4"/>
+              <w:right w:val="single" w:color="808080" w:sz="4"/>
+            </w:tcBorders>
+            <w:tcMar>
+              <w:top w:type="dxa" w:w="40"/>
+              <w:left w:type="dxa" w:w="80"/>
+              <w:bottom w:type="dxa" w:w="40"/>
+              <w:right w:type="dxa" w:w="80"/>
+            </w:tcMar>
+            <w:vAlign w:val="center"/>
+          </w:tcPr>
+          <w:p>
+            <w:pPr>
+              <w:spacing w:after="0" w:before="0"/>
+              <w:jc w:val="left"/>
+            </w:pPr>
+            <w:r>
+              <w:rPr>
+                <w:rFonts w:ascii="Arial" w:cs="Arial" w:eastAsia="Arial" w:hAnsi="Arial"/>
+                <w:b w:val="false"/>
+                <w:bCs w:val="false"/>
+                <w:sz w:val="18"/>
+                <w:szCs w:val="18"/>
+              </w:rPr>
+              <w:t xml:space="preserve">(a) ŷ = 9.78 + 4.35(24) − 0.20(6) + 17.93(1) = </w:t>
+            </w:r>
+            <w:r>
+              <w:rPr>
+                <w:rFonts w:ascii="Arial" w:cs="Arial" w:eastAsia="Arial" w:hAnsi="Arial"/>
+                <w:b/>
+                <w:bCs/>
+                <w:sz w:val="18"/>
+                <w:szCs w:val="18"/>
+              </w:rPr>
+              <w:t xml:space="preserve">130.9</w:t>
+            </w:r>
+            <w:r>
+              <w:rPr>
+                <w:rFonts w:ascii="Arial" w:cs="Arial" w:eastAsia="Arial" w:hAnsi="Arial"/>
+                <w:b w:val="false"/>
+                <w:bCs w:val="false"/>
+                <w:sz w:val="18"/>
+                <w:szCs w:val="18"/>
+              </w:rPr>
+              <w:t xml:space="preserve"> cups. (b) 2 × 13.11 = 26.22, so about </w:t>
+            </w:r>
+            <w:r>
+              <w:rPr>
+                <w:rFonts w:ascii="Arial" w:cs="Arial" w:eastAsia="Arial" w:hAnsi="Arial"/>
+                <w:b/>
+                <w:bCs/>
+                <w:sz w:val="18"/>
+                <w:szCs w:val="18"/>
+              </w:rPr>
+              <w:t xml:space="preserve">105 to 157</w:t>
+            </w:r>
+            <w:r>
+              <w:rPr>
+                <w:rFonts w:ascii="Arial" w:cs="Arial" w:eastAsia="Arial" w:hAnsi="Arial"/>
+                <w:b w:val="false"/>
+                <w:bCs w:val="false"/>
+                <w:sz w:val="18"/>
+                <w:szCs w:val="18"/>
+              </w:rPr>
+              <w:t xml:space="preserve"> cups. (c) 118 is inside the range, so it is not surprising: it is within the typical error.</w:t>
             </w:r>
           </w:p>
         </w:tc>
@@ -1882,7 +1958,7 @@
                 <w:sz w:val="18"/>
                 <w:szCs w:val="18"/>
               </w:rPr>
-              <w:t xml:space="preserve">2</w:t>
+              <w:t xml:space="preserve">4</w:t>
             </w:r>
           </w:p>
         </w:tc>
@@ -1916,7 +1992,7 @@
                 <w:sz w:val="18"/>
                 <w:szCs w:val="18"/>
               </w:rPr>
-              <w:t xml:space="preserve">1 (a) + 1 (b) both pairs.</w:t>
+              <w:t xml:space="preserve">2 prediction (1 substitution, 1 value) + 1 range + 1 judgement with a reason.</w:t>
             </w:r>
           </w:p>
         </w:tc>
@@ -1927,7 +2003,7 @@
         </w:trPr>
         <w:tc>
           <w:tcPr>
-            <w:tcW w:type="dxa" w:w="500"/>
+            <w:tcW w:type="dxa" w:w="700"/>
             <w:tcBorders>
               <w:top w:val="single" w:color="808080" w:sz="4"/>
               <w:left w:val="single" w:color="808080" w:sz="4"/>
@@ -1955,7 +2031,7 @@
                 <w:sz w:val="18"/>
                 <w:szCs w:val="18"/>
               </w:rPr>
-              <w:t xml:space="preserve">9</w:t>
+              <w:t xml:space="preserve">3a-i</w:t>
             </w:r>
           </w:p>
         </w:tc>
@@ -1989,81 +2065,41 @@
                 <w:sz w:val="18"/>
                 <w:szCs w:val="18"/>
               </w:rPr>
-              <w:t xml:space="preserve">LO3, LO5, LO6 · Con + Cal</w:t>
-            </w:r>
-          </w:p>
-        </w:tc>
-        <w:tc>
-          <w:tcPr>
-            <w:tcW w:type="dxa" w:w="5700"/>
-            <w:tcBorders>
-              <w:top w:val="single" w:color="808080" w:sz="4"/>
-              <w:left w:val="single" w:color="808080" w:sz="4"/>
-              <w:bottom w:val="single" w:color="808080" w:sz="4"/>
-              <w:right w:val="single" w:color="808080" w:sz="4"/>
-            </w:tcBorders>
-            <w:tcMar>
-              <w:top w:type="dxa" w:w="40"/>
-              <w:left w:type="dxa" w:w="80"/>
-              <w:bottom w:type="dxa" w:w="40"/>
-              <w:right w:type="dxa" w:w="80"/>
-            </w:tcMar>
-            <w:vAlign w:val="center"/>
-          </w:tcPr>
-          <w:p>
-            <w:pPr>
-              <w:spacing w:after="0" w:before="0"/>
-              <w:jc w:val="left"/>
-            </w:pPr>
-            <w:r>
-              <w:rPr>
-                <w:rFonts w:ascii="Arial" w:cs="Arial" w:eastAsia="Arial" w:hAnsi="Arial"/>
-                <w:b w:val="false"/>
-                <w:bCs w:val="false"/>
-                <w:sz w:val="18"/>
-                <w:szCs w:val="18"/>
-              </w:rPr>
-              <w:t xml:space="preserve">(a) r² = 0.78² = 0.61: about 61% of the variation in sunshine moves with temperature; they largely measure the same thing (warm sunny days). (b) The model assumes predictors carry separate (independent) information. When two overlap, LINEST cannot tell which one is responsible: coefficients become unstable (they can shrink or flip sign), standard errors inflate and t-statistics fall even if the pair matters jointly. (c) Keep </w:t>
-            </w:r>
-            <w:r>
-              <w:rPr>
-                <w:rFonts w:ascii="Arial" w:cs="Arial" w:eastAsia="Arial" w:hAnsi="Arial"/>
-                <w:b/>
-                <w:bCs/>
-                <w:sz w:val="18"/>
-                <w:szCs w:val="18"/>
-              </w:rPr>
-              <w:t xml:space="preserve">temperature</w:t>
-            </w:r>
-            <w:r>
-              <w:rPr>
-                <w:rFonts w:ascii="Arial" w:cs="Arial" w:eastAsia="Arial" w:hAnsi="Arial"/>
-                <w:b w:val="false"/>
-                <w:bCs w:val="false"/>
-                <w:sz w:val="18"/>
-                <w:szCs w:val="18"/>
-              </w:rPr>
-              <w:t xml:space="preserve"> (stronger r with iced coffee units: 0.68 vs 0.53; a direct mechanism for wanting a cold treat) and drop sunshine; keep </w:t>
-            </w:r>
-            <w:r>
-              <w:rPr>
-                <w:rFonts w:ascii="Arial" w:cs="Arial" w:eastAsia="Arial" w:hAnsi="Arial"/>
-                <w:b/>
-                <w:bCs/>
-                <w:sz w:val="18"/>
-                <w:szCs w:val="18"/>
-              </w:rPr>
-              <w:t xml:space="preserve">iced_coffee_price_eur</w:t>
-            </w:r>
-            <w:r>
-              <w:rPr>
-                <w:rFonts w:ascii="Arial" w:cs="Arial" w:eastAsia="Arial" w:hAnsi="Arial"/>
-                <w:b w:val="false"/>
-                <w:bCs w:val="false"/>
-                <w:sz w:val="18"/>
-                <w:szCs w:val="18"/>
-              </w:rPr>
-              <w:t xml:space="preserve"> (varies daily including the random price trials, the lever the owner controls) and drop post_change (a date flag).</w:t>
+              <w:t xml:space="preserve">LO3, LO6 · Cal</w:t>
+            </w:r>
+          </w:p>
+        </w:tc>
+        <w:tc>
+          <w:tcPr>
+            <w:tcW w:type="dxa" w:w="5500"/>
+            <w:tcBorders>
+              <w:top w:val="single" w:color="808080" w:sz="4"/>
+              <w:left w:val="single" w:color="808080" w:sz="4"/>
+              <w:bottom w:val="single" w:color="808080" w:sz="4"/>
+              <w:right w:val="single" w:color="808080" w:sz="4"/>
+            </w:tcBorders>
+            <w:tcMar>
+              <w:top w:type="dxa" w:w="40"/>
+              <w:left w:type="dxa" w:w="80"/>
+              <w:bottom w:type="dxa" w:w="40"/>
+              <w:right w:type="dxa" w:w="80"/>
+            </w:tcMar>
+            <w:vAlign w:val="center"/>
+          </w:tcPr>
+          <w:p>
+            <w:pPr>
+              <w:spacing w:after="0" w:before="0"/>
+              <w:jc w:val="left"/>
+            </w:pPr>
+            <w:r>
+              <w:rPr>
+                <w:rFonts w:ascii="Arial" w:cs="Arial" w:eastAsia="Arial" w:hAnsi="Arial"/>
+                <w:b w:val="false"/>
+                <w:bCs w:val="false"/>
+                <w:sz w:val="18"/>
+                <w:szCs w:val="18"/>
+              </w:rPr>
+              <w:t xml:space="preserve">Filled table: Tue actual 100, predicted 108, residual −8; Sun actual 130, predicted 120, residual +10; Thu actual 96, predicted 93, residual +3.</w:t>
             </w:r>
           </w:p>
         </w:tc>
@@ -2097,7 +2133,7 @@
                 <w:sz w:val="18"/>
                 <w:szCs w:val="18"/>
               </w:rPr>
-              <w:t xml:space="preserve">3</w:t>
+              <w:t xml:space="preserve">1</w:t>
             </w:r>
           </w:p>
         </w:tc>
@@ -2131,27 +2167,7 @@
                 <w:sz w:val="18"/>
                 <w:szCs w:val="18"/>
               </w:rPr>
-              <w:t xml:space="preserve">1 + 1 + 1. (c) needs a choice for </w:t>
-            </w:r>
-            <w:r>
-              <w:rPr>
-                <w:rFonts w:ascii="Arial" w:cs="Arial" w:eastAsia="Arial" w:hAnsi="Arial"/>
-                <w:b/>
-                <w:bCs/>
-                <w:sz w:val="18"/>
-                <w:szCs w:val="18"/>
-              </w:rPr>
-              <w:t xml:space="preserve">each</w:t>
-            </w:r>
-            <w:r>
-              <w:rPr>
-                <w:rFonts w:ascii="Arial" w:cs="Arial" w:eastAsia="Arial" w:hAnsi="Arial"/>
-                <w:b w:val="false"/>
-                <w:bCs w:val="false"/>
-                <w:sz w:val="18"/>
-                <w:szCs w:val="18"/>
-              </w:rPr>
-              <w:t xml:space="preserve"> pair with a reason.</w:t>
+              <w:t xml:space="preserve">1 all blanks correct (follow-through on a single slip).</w:t>
             </w:r>
           </w:p>
         </w:tc>
@@ -2162,7 +2178,7 @@
         </w:trPr>
         <w:tc>
           <w:tcPr>
-            <w:tcW w:type="dxa" w:w="500"/>
+            <w:tcW w:type="dxa" w:w="700"/>
             <w:tcBorders>
               <w:top w:val="single" w:color="808080" w:sz="4"/>
               <w:left w:val="single" w:color="808080" w:sz="4"/>
@@ -2190,7 +2206,7 @@
                 <w:sz w:val="18"/>
                 <w:szCs w:val="18"/>
               </w:rPr>
-              <w:t xml:space="preserve">10</w:t>
+              <w:t xml:space="preserve">3a-ii</w:t>
             </w:r>
           </w:p>
         </w:tc>
@@ -2224,41 +2240,61 @@
                 <w:sz w:val="18"/>
                 <w:szCs w:val="18"/>
               </w:rPr>
-              <w:t xml:space="preserve">LO3, LO5 · Cal</w:t>
-            </w:r>
-          </w:p>
-        </w:tc>
-        <w:tc>
-          <w:tcPr>
-            <w:tcW w:type="dxa" w:w="5700"/>
-            <w:tcBorders>
-              <w:top w:val="single" w:color="808080" w:sz="4"/>
-              <w:left w:val="single" w:color="808080" w:sz="4"/>
-              <w:bottom w:val="single" w:color="808080" w:sz="4"/>
-              <w:right w:val="single" w:color="808080" w:sz="4"/>
-            </w:tcBorders>
-            <w:tcMar>
-              <w:top w:type="dxa" w:w="40"/>
-              <w:left w:type="dxa" w:w="80"/>
-              <w:bottom w:type="dxa" w:w="40"/>
-              <w:right w:type="dxa" w:w="80"/>
-            </w:tcMar>
-            <w:vAlign w:val="center"/>
-          </w:tcPr>
-          <w:p>
-            <w:pPr>
-              <w:spacing w:after="0" w:before="0"/>
-              <w:jc w:val="left"/>
-            </w:pPr>
-            <w:r>
-              <w:rPr>
-                <w:rFonts w:ascii="Arial" w:cs="Arial" w:eastAsia="Arial" w:hAnsi="Arial"/>
-                <w:b w:val="false"/>
-                <w:bCs w:val="false"/>
-                <w:sz w:val="18"/>
-                <w:szCs w:val="18"/>
-              </w:rPr>
-              <w:t xml:space="preserve">b = 0.68 × 21.02 ÷ 3.43 = 4.17; a = 112.79 − 4.17 × 22.80 = 17.8; ŷ(28) = 17.8 + 4.17 × 28 = 134.4 (accept ±1; LINEST gives 134.6).</w:t>
+              <w:t xml:space="preserve">LO3, LO6 · Cal</w:t>
+            </w:r>
+          </w:p>
+        </w:tc>
+        <w:tc>
+          <w:tcPr>
+            <w:tcW w:type="dxa" w:w="5500"/>
+            <w:tcBorders>
+              <w:top w:val="single" w:color="808080" w:sz="4"/>
+              <w:left w:val="single" w:color="808080" w:sz="4"/>
+              <w:bottom w:val="single" w:color="808080" w:sz="4"/>
+              <w:right w:val="single" w:color="808080" w:sz="4"/>
+            </w:tcBorders>
+            <w:tcMar>
+              <w:top w:type="dxa" w:w="40"/>
+              <w:left w:type="dxa" w:w="80"/>
+              <w:bottom w:type="dxa" w:w="40"/>
+              <w:right w:type="dxa" w:w="80"/>
+            </w:tcMar>
+            <w:vAlign w:val="center"/>
+          </w:tcPr>
+          <w:p>
+            <w:pPr>
+              <w:spacing w:after="0" w:before="0"/>
+              <w:jc w:val="left"/>
+            </w:pPr>
+            <w:r>
+              <w:rPr>
+                <w:rFonts w:ascii="Arial" w:cs="Arial" w:eastAsia="Arial" w:hAnsi="Arial"/>
+                <w:b w:val="false"/>
+                <w:bCs w:val="false"/>
+                <w:sz w:val="18"/>
+                <w:szCs w:val="18"/>
+              </w:rPr>
+              <w:t xml:space="preserve">MAE = (8 + 10 + 3) ÷ 3 = </w:t>
+            </w:r>
+            <w:r>
+              <w:rPr>
+                <w:rFonts w:ascii="Arial" w:cs="Arial" w:eastAsia="Arial" w:hAnsi="Arial"/>
+                <w:b/>
+                <w:bCs/>
+                <w:sz w:val="18"/>
+                <w:szCs w:val="18"/>
+              </w:rPr>
+              <w:t xml:space="preserve">7</w:t>
+            </w:r>
+            <w:r>
+              <w:rPr>
+                <w:rFonts w:ascii="Arial" w:cs="Arial" w:eastAsia="Arial" w:hAnsi="Arial"/>
+                <w:b w:val="false"/>
+                <w:bCs w:val="false"/>
+                <w:sz w:val="18"/>
+                <w:szCs w:val="18"/>
+              </w:rPr>
+              <w:t xml:space="preserve"> cups.</w:t>
             </w:r>
           </w:p>
         </w:tc>
@@ -2292,7 +2328,7 @@
                 <w:sz w:val="18"/>
                 <w:szCs w:val="18"/>
               </w:rPr>
-              <w:t xml:space="preserve">2</w:t>
+              <w:t xml:space="preserve">1</w:t>
             </w:r>
           </w:p>
         </w:tc>
@@ -2326,7 +2362,7 @@
                 <w:sz w:val="18"/>
                 <w:szCs w:val="18"/>
               </w:rPr>
-              <w:t xml:space="preserve">1 slope + 1 intercept and prediction.</w:t>
+              <w:t xml:space="preserve">1 correct (absolute values used).</w:t>
             </w:r>
           </w:p>
         </w:tc>
@@ -2337,7 +2373,7 @@
         </w:trPr>
         <w:tc>
           <w:tcPr>
-            <w:tcW w:type="dxa" w:w="500"/>
+            <w:tcW w:type="dxa" w:w="700"/>
             <w:tcBorders>
               <w:top w:val="single" w:color="808080" w:sz="4"/>
               <w:left w:val="single" w:color="808080" w:sz="4"/>
@@ -2365,7 +2401,7 @@
                 <w:sz w:val="18"/>
                 <w:szCs w:val="18"/>
               </w:rPr>
-              <w:t xml:space="preserve">11</w:t>
+              <w:t xml:space="preserve">3a-iii</w:t>
             </w:r>
           </w:p>
         </w:tc>
@@ -2399,41 +2435,61 @@
                 <w:sz w:val="18"/>
                 <w:szCs w:val="18"/>
               </w:rPr>
-              <w:t xml:space="preserve">LO6 · Cal + Con</w:t>
-            </w:r>
-          </w:p>
-        </w:tc>
-        <w:tc>
-          <w:tcPr>
-            <w:tcW w:type="dxa" w:w="5700"/>
-            <w:tcBorders>
-              <w:top w:val="single" w:color="808080" w:sz="4"/>
-              <w:left w:val="single" w:color="808080" w:sz="4"/>
-              <w:bottom w:val="single" w:color="808080" w:sz="4"/>
-              <w:right w:val="single" w:color="808080" w:sz="4"/>
-            </w:tcBorders>
-            <w:tcMar>
-              <w:top w:type="dxa" w:w="40"/>
-              <w:left w:type="dxa" w:w="80"/>
-              <w:bottom w:type="dxa" w:w="40"/>
-              <w:right w:type="dxa" w:w="80"/>
-            </w:tcMar>
-            <w:vAlign w:val="center"/>
-          </w:tcPr>
-          <w:p>
-            <w:pPr>
-              <w:spacing w:after="0" w:before="0"/>
-              <w:jc w:val="left"/>
-            </w:pPr>
-            <w:r>
-              <w:rPr>
-                <w:rFonts w:ascii="Arial" w:cs="Arial" w:eastAsia="Arial" w:hAnsi="Arial"/>
-                <w:b w:val="false"/>
-                <w:bCs w:val="false"/>
-                <w:sz w:val="18"/>
-                <w:szCs w:val="18"/>
-              </w:rPr>
-              <w:t xml:space="preserve">(a) t(temp, M1) = 4.19 ÷ 0.35 = 12.0; t(temp, M2) = 4.31 ÷ 0.56 = 7.7; t(sunshine, M2) = −0.21 ÷ 0.77 = −0.3. (b) Adjusted R²: M1 = 1 − (1 − 0.468) × 167 ÷ 166 = 0.465; M2 = 1 − (1 − 0.468) × 167 ÷ 165 = 0.462 (it falls). (c) Sunshine adds almost no information beyond temperature (R² 0.468 → 0.468) because the two overlap (r = 0.78). Temperature’s SE rises from 0.35 to 0.56 and its t falls; sunshine’s coefficient even changes sign. Drop sunshine.</w:t>
+              <w:t xml:space="preserve">LO6 · Con</w:t>
+            </w:r>
+          </w:p>
+        </w:tc>
+        <w:tc>
+          <w:tcPr>
+            <w:tcW w:type="dxa" w:w="5500"/>
+            <w:tcBorders>
+              <w:top w:val="single" w:color="808080" w:sz="4"/>
+              <w:left w:val="single" w:color="808080" w:sz="4"/>
+              <w:bottom w:val="single" w:color="808080" w:sz="4"/>
+              <w:right w:val="single" w:color="808080" w:sz="4"/>
+            </w:tcBorders>
+            <w:tcMar>
+              <w:top w:type="dxa" w:w="40"/>
+              <w:left w:type="dxa" w:w="80"/>
+              <w:bottom w:type="dxa" w:w="40"/>
+              <w:right w:type="dxa" w:w="80"/>
+            </w:tcMar>
+            <w:vAlign w:val="center"/>
+          </w:tcPr>
+          <w:p>
+            <w:pPr>
+              <w:spacing w:after="0" w:before="0"/>
+              <w:jc w:val="left"/>
+            </w:pPr>
+            <w:r>
+              <w:rPr>
+                <w:rFonts w:ascii="Arial" w:cs="Arial" w:eastAsia="Arial" w:hAnsi="Arial"/>
+                <w:b w:val="false"/>
+                <w:bCs w:val="false"/>
+                <w:sz w:val="18"/>
+                <w:szCs w:val="18"/>
+              </w:rPr>
+              <w:t xml:space="preserve">Model Z has the </w:t>
+            </w:r>
+            <w:r>
+              <w:rPr>
+                <w:rFonts w:ascii="Arial" w:cs="Arial" w:eastAsia="Arial" w:hAnsi="Arial"/>
+                <w:b/>
+                <w:bCs/>
+                <w:sz w:val="18"/>
+                <w:szCs w:val="18"/>
+              </w:rPr>
+              <w:t xml:space="preserve">lower MAE</w:t>
+            </w:r>
+            <w:r>
+              <w:rPr>
+                <w:rFonts w:ascii="Arial" w:cs="Arial" w:eastAsia="Arial" w:hAnsi="Arial"/>
+                <w:b w:val="false"/>
+                <w:bCs w:val="false"/>
+                <w:sz w:val="18"/>
+                <w:szCs w:val="18"/>
+              </w:rPr>
+              <w:t xml:space="preserve"> (5 vs 7). But every residual has the same sign: Z under-predicts every day by 5 (systematic bias). A simple correction (add 5) would remove it. Model X’s errors are larger but not one-sided.</w:t>
             </w:r>
           </w:p>
         </w:tc>
@@ -2467,7 +2523,7 @@
                 <w:sz w:val="18"/>
                 <w:szCs w:val="18"/>
               </w:rPr>
-              <w:t xml:space="preserve">3</w:t>
+              <w:t xml:space="preserve">2</w:t>
             </w:r>
           </w:p>
         </w:tc>
@@ -2501,7 +2557,7 @@
                 <w:sz w:val="18"/>
                 <w:szCs w:val="18"/>
               </w:rPr>
-              <w:t xml:space="preserve">1 three t-statistics + 1 two adjusted R² values + 1 explanation linking to the overlap.</w:t>
+              <w:t xml:space="preserve">1 lower MAE with numbers + 1 identical signs = bias.</w:t>
             </w:r>
           </w:p>
         </w:tc>
@@ -2512,7 +2568,7 @@
         </w:trPr>
         <w:tc>
           <w:tcPr>
-            <w:tcW w:type="dxa" w:w="500"/>
+            <w:tcW w:type="dxa" w:w="700"/>
             <w:tcBorders>
               <w:top w:val="single" w:color="808080" w:sz="4"/>
               <w:left w:val="single" w:color="808080" w:sz="4"/>
@@ -2540,7 +2596,7 @@
                 <w:sz w:val="18"/>
                 <w:szCs w:val="18"/>
               </w:rPr>
-              <w:t xml:space="preserve">12</w:t>
+              <w:t xml:space="preserve">3b</w:t>
             </w:r>
           </w:p>
         </w:tc>
@@ -2574,41 +2630,61 @@
                 <w:sz w:val="18"/>
                 <w:szCs w:val="18"/>
               </w:rPr>
-              <w:t xml:space="preserve">LO5, LO6 · Com</w:t>
-            </w:r>
-          </w:p>
-        </w:tc>
-        <w:tc>
-          <w:tcPr>
-            <w:tcW w:type="dxa" w:w="5700"/>
-            <w:tcBorders>
-              <w:top w:val="single" w:color="808080" w:sz="4"/>
-              <w:left w:val="single" w:color="808080" w:sz="4"/>
-              <w:bottom w:val="single" w:color="808080" w:sz="4"/>
-              <w:right w:val="single" w:color="808080" w:sz="4"/>
-            </w:tcBorders>
-            <w:tcMar>
-              <w:top w:type="dxa" w:w="40"/>
-              <w:left w:type="dxa" w:w="80"/>
-              <w:bottom w:type="dxa" w:w="40"/>
-              <w:right w:type="dxa" w:w="80"/>
-            </w:tcMar>
-            <w:vAlign w:val="center"/>
-          </w:tcPr>
-          <w:p>
-            <w:pPr>
-              <w:spacing w:after="0" w:before="0"/>
-              <w:jc w:val="left"/>
-            </w:pPr>
-            <w:r>
-              <w:rPr>
-                <w:rFonts w:ascii="Arial" w:cs="Arial" w:eastAsia="Arial" w:hAnsi="Arial"/>
-                <w:b w:val="false"/>
-                <w:bCs w:val="false"/>
-                <w:sz w:val="18"/>
-                <w:szCs w:val="18"/>
-              </w:rPr>
-              <w:t xml:space="preserve">(a) Row 1 is reversed: Col 1 = iced_coffee_price_eur (−17.47), Col 2 = beach_event (11.58), Col 3 = weekend (17.87), Col 4 = temperature_c (3.34), Col 5 = intercept (86.53). (b) t = −17.47 ÷ 4.16 = −4.2: significant; holding temperature, weekend and event constant, each €1 higher price goes with about 17 fewer iced coffees a day (a €0.20 change ≈ 3 units). (c) Any honest comparison with their own Stage 1 choices: supported expectations (temperature, weekend, event positive; price negative), or an expectation LINEST does not support, or an omitted variable that matters (price, event or weekend if left out).</w:t>
+              <w:t xml:space="preserve">LO3, LO4, LO6 · Con</w:t>
+            </w:r>
+          </w:p>
+        </w:tc>
+        <w:tc>
+          <w:tcPr>
+            <w:tcW w:type="dxa" w:w="5500"/>
+            <w:tcBorders>
+              <w:top w:val="single" w:color="808080" w:sz="4"/>
+              <w:left w:val="single" w:color="808080" w:sz="4"/>
+              <w:bottom w:val="single" w:color="808080" w:sz="4"/>
+              <w:right w:val="single" w:color="808080" w:sz="4"/>
+            </w:tcBorders>
+            <w:tcMar>
+              <w:top w:type="dxa" w:w="40"/>
+              <w:left w:type="dxa" w:w="80"/>
+              <w:bottom w:type="dxa" w:w="40"/>
+              <w:right w:type="dxa" w:w="80"/>
+            </w:tcMar>
+            <w:vAlign w:val="center"/>
+          </w:tcPr>
+          <w:p>
+            <w:pPr>
+              <w:spacing w:after="0" w:before="0"/>
+              <w:jc w:val="left"/>
+            </w:pPr>
+            <w:r>
+              <w:rPr>
+                <w:rFonts w:ascii="Arial" w:cs="Arial" w:eastAsia="Arial" w:hAnsi="Arial"/>
+                <w:b w:val="false"/>
+                <w:bCs w:val="false"/>
+                <w:sz w:val="18"/>
+                <w:szCs w:val="18"/>
+              </w:rPr>
+              <w:t xml:space="preserve">(i) Yes: Day 8 is the hottest day with the highest sales and lies close to the line of the other days (Figure 1). (ii) Slope 4.41 with it vs 4.25 without; R² 0.98 vs 0.97: almost no change. (iii) </w:t>
+            </w:r>
+            <w:r>
+              <w:rPr>
+                <w:rFonts w:ascii="Arial" w:cs="Arial" w:eastAsia="Arial" w:hAnsi="Arial"/>
+                <w:b/>
+                <w:bCs/>
+                <w:sz w:val="18"/>
+                <w:szCs w:val="18"/>
+              </w:rPr>
+              <w:t xml:space="preserve">Keep it</w:t>
+            </w:r>
+            <w:r>
+              <w:rPr>
+                <w:rFonts w:ascii="Arial" w:cs="Arial" w:eastAsia="Arial" w:hAnsi="Arial"/>
+                <w:b w:val="false"/>
+                <w:bCs w:val="false"/>
+                <w:sz w:val="18"/>
+                <w:szCs w:val="18"/>
+              </w:rPr>
+              <w:t xml:space="preserve">: it is extreme in size but follows the pattern, and deleting it would throw away information about hot days (and the model would extrapolate to them).</w:t>
             </w:r>
           </w:p>
         </w:tc>
@@ -2642,7 +2718,7 @@
                 <w:sz w:val="18"/>
                 <w:szCs w:val="18"/>
               </w:rPr>
-              <w:t xml:space="preserve">3</w:t>
+              <w:t xml:space="preserve">4</w:t>
             </w:r>
           </w:p>
         </w:tc>
@@ -2676,7 +2752,7 @@
                 <w:sz w:val="18"/>
                 <w:szCs w:val="18"/>
               </w:rPr>
-              <w:t xml:space="preserve">1 all five matched + 1 t and interpretation “holding constant” + 1 look-back that names a specific expectation.</w:t>
+              <w:t xml:space="preserve">1 follows the pattern + 2 impact (small change in slope and R²) + 1 keep with a reason.</w:t>
             </w:r>
           </w:p>
         </w:tc>
@@ -2687,7 +2763,7 @@
         </w:trPr>
         <w:tc>
           <w:tcPr>
-            <w:tcW w:type="dxa" w:w="500"/>
+            <w:tcW w:type="dxa" w:w="700"/>
             <w:tcBorders>
               <w:top w:val="single" w:color="808080" w:sz="4"/>
               <w:left w:val="single" w:color="808080" w:sz="4"/>
@@ -2715,7 +2791,7 @@
                 <w:sz w:val="18"/>
                 <w:szCs w:val="18"/>
               </w:rPr>
-              <w:t xml:space="preserve">13</w:t>
+              <w:t xml:space="preserve">4a</w:t>
             </w:r>
           </w:p>
         </w:tc>
@@ -2749,41 +2825,41 @@
                 <w:sz w:val="18"/>
                 <w:szCs w:val="18"/>
               </w:rPr>
-              <w:t xml:space="preserve">LO3, LO6, LO7 · Cal + Con</w:t>
-            </w:r>
-          </w:p>
-        </w:tc>
-        <w:tc>
-          <w:tcPr>
-            <w:tcW w:type="dxa" w:w="5700"/>
-            <w:tcBorders>
-              <w:top w:val="single" w:color="808080" w:sz="4"/>
-              <w:left w:val="single" w:color="808080" w:sz="4"/>
-              <w:bottom w:val="single" w:color="808080" w:sz="4"/>
-              <w:right w:val="single" w:color="808080" w:sz="4"/>
-            </w:tcBorders>
-            <w:tcMar>
-              <w:top w:type="dxa" w:w="40"/>
-              <w:left w:type="dxa" w:w="80"/>
-              <w:bottom w:type="dxa" w:w="40"/>
-              <w:right w:type="dxa" w:w="80"/>
-            </w:tcMar>
-            <w:vAlign w:val="center"/>
-          </w:tcPr>
-          <w:p>
-            <w:pPr>
-              <w:spacing w:after="0" w:before="0"/>
-              <w:jc w:val="left"/>
-            </w:pPr>
-            <w:r>
-              <w:rPr>
-                <w:rFonts w:ascii="Arial" w:cs="Arial" w:eastAsia="Arial" w:hAnsi="Arial"/>
-                <w:b w:val="false"/>
-                <w:bCs w:val="false"/>
-                <w:sz w:val="18"/>
-                <w:szCs w:val="18"/>
-              </w:rPr>
-              <w:t xml:space="preserve">(a) SE = √(16.4²/84 + 17.8²/84) = 2.64; difference = 24.5; t = 9.26: significant. (b) Simple slope = −0.53 × 21.02 ÷ 0.25 = −44.7 units per €; Model 4: −17.47 per €. A €0.40 cut: 17.9 extra units (simple) vs 7.0 (Model 4); observed +24.5. Model 4 credits the cut with about 29% of the jump. (c) Trust Model 4: it holds temperature, weekend and event fixed. The cut coincided with summer (price and temperature correlate at −0.50), so the simple slope credits price with the weather’s effect (confounding).</w:t>
+              <w:t xml:space="preserve">LO3 · Cal</w:t>
+            </w:r>
+          </w:p>
+        </w:tc>
+        <w:tc>
+          <w:tcPr>
+            <w:tcW w:type="dxa" w:w="5500"/>
+            <w:tcBorders>
+              <w:top w:val="single" w:color="808080" w:sz="4"/>
+              <w:left w:val="single" w:color="808080" w:sz="4"/>
+              <w:bottom w:val="single" w:color="808080" w:sz="4"/>
+              <w:right w:val="single" w:color="808080" w:sz="4"/>
+            </w:tcBorders>
+            <w:tcMar>
+              <w:top w:type="dxa" w:w="40"/>
+              <w:left w:type="dxa" w:w="80"/>
+              <w:bottom w:type="dxa" w:w="40"/>
+              <w:right w:type="dxa" w:w="80"/>
+            </w:tcMar>
+            <w:vAlign w:val="center"/>
+          </w:tcPr>
+          <w:p>
+            <w:pPr>
+              <w:spacing w:after="0" w:before="0"/>
+              <w:jc w:val="left"/>
+            </w:pPr>
+            <w:r>
+              <w:rPr>
+                <w:rFonts w:ascii="Arial" w:cs="Arial" w:eastAsia="Arial" w:hAnsi="Arial"/>
+                <w:b w:val="false"/>
+                <w:bCs w:val="false"/>
+                <w:sz w:val="18"/>
+                <w:szCs w:val="18"/>
+              </w:rPr>
+              <w:t xml:space="preserve">Means 100 and 114; Σ(x − x̄)² = 160 and 320; s₁ = √(160 ÷ 4) = 6.32, s₂ = √(320 ÷ 4) = 8.94 (deviations in the worked table below).</w:t>
             </w:r>
           </w:p>
         </w:tc>
@@ -2851,7 +2927,7 @@
                 <w:sz w:val="18"/>
                 <w:szCs w:val="18"/>
               </w:rPr>
-              <w:t xml:space="preserve">1 SE and t + 1 two slopes and unit effects + 1 choice with the confounding reason.</w:t>
+              <w:t xml:space="preserve">1 means + 1 sums of squares + 1 s values.</w:t>
             </w:r>
           </w:p>
         </w:tc>
@@ -2862,7 +2938,7 @@
         </w:trPr>
         <w:tc>
           <w:tcPr>
-            <w:tcW w:type="dxa" w:w="500"/>
+            <w:tcW w:type="dxa" w:w="700"/>
             <w:tcBorders>
               <w:top w:val="single" w:color="808080" w:sz="4"/>
               <w:left w:val="single" w:color="808080" w:sz="4"/>
@@ -2890,7 +2966,7 @@
                 <w:sz w:val="18"/>
                 <w:szCs w:val="18"/>
               </w:rPr>
-              <w:t xml:space="preserve">14</w:t>
+              <w:t xml:space="preserve">4b</w:t>
             </w:r>
           </w:p>
         </w:tc>
@@ -2924,41 +3000,41 @@
                 <w:sz w:val="18"/>
                 <w:szCs w:val="18"/>
               </w:rPr>
-              <w:t xml:space="preserve">LO6 · Cal</w:t>
-            </w:r>
-          </w:p>
-        </w:tc>
-        <w:tc>
-          <w:tcPr>
-            <w:tcW w:type="dxa" w:w="5700"/>
-            <w:tcBorders>
-              <w:top w:val="single" w:color="808080" w:sz="4"/>
-              <w:left w:val="single" w:color="808080" w:sz="4"/>
-              <w:bottom w:val="single" w:color="808080" w:sz="4"/>
-              <w:right w:val="single" w:color="808080" w:sz="4"/>
-            </w:tcBorders>
-            <w:tcMar>
-              <w:top w:type="dxa" w:w="40"/>
-              <w:left w:type="dxa" w:w="80"/>
-              <w:bottom w:type="dxa" w:w="40"/>
-              <w:right w:type="dxa" w:w="80"/>
-            </w:tcMar>
-            <w:vAlign w:val="center"/>
-          </w:tcPr>
-          <w:p>
-            <w:pPr>
-              <w:spacing w:after="0" w:before="0"/>
-              <w:jc w:val="left"/>
-            </w:pPr>
-            <w:r>
-              <w:rPr>
-                <w:rFonts w:ascii="Arial" w:cs="Arial" w:eastAsia="Arial" w:hAnsi="Arial"/>
-                <w:b w:val="false"/>
-                <w:bCs w:val="false"/>
-                <w:sz w:val="18"/>
-                <w:szCs w:val="18"/>
-              </w:rPr>
-              <w:t xml:space="preserve">May 1: predicted 108.8, residual −0.8, |res| &lt; 22.7: ordinary. Aug 20: predicted 130.1, residual −29.1, |res| &gt; 22.7: </w:t>
+              <w:t xml:space="preserve">LO3 · Cal</w:t>
+            </w:r>
+          </w:p>
+        </w:tc>
+        <w:tc>
+          <w:tcPr>
+            <w:tcW w:type="dxa" w:w="5500"/>
+            <w:tcBorders>
+              <w:top w:val="single" w:color="808080" w:sz="4"/>
+              <w:left w:val="single" w:color="808080" w:sz="4"/>
+              <w:bottom w:val="single" w:color="808080" w:sz="4"/>
+              <w:right w:val="single" w:color="808080" w:sz="4"/>
+            </w:tcBorders>
+            <w:tcMar>
+              <w:top w:type="dxa" w:w="40"/>
+              <w:left w:type="dxa" w:w="80"/>
+              <w:bottom w:type="dxa" w:w="40"/>
+              <w:right w:type="dxa" w:w="80"/>
+            </w:tcMar>
+            <w:vAlign w:val="center"/>
+          </w:tcPr>
+          <w:p>
+            <w:pPr>
+              <w:spacing w:after="0" w:before="0"/>
+              <w:jc w:val="left"/>
+            </w:pPr>
+            <w:r>
+              <w:rPr>
+                <w:rFonts w:ascii="Arial" w:cs="Arial" w:eastAsia="Arial" w:hAnsi="Arial"/>
+                <w:b w:val="false"/>
+                <w:bCs w:val="false"/>
+                <w:sz w:val="18"/>
+                <w:szCs w:val="18"/>
+              </w:rPr>
+              <w:t xml:space="preserve">s_p = √[(4 × 40 + 4 × 80) ÷ 8] = √60 = 7.75; t = (100 − 114) ÷ [7.75 × √(1/5 + 1/5)] = −14 ÷ 4.90 = </w:t>
             </w:r>
             <w:r>
               <w:rPr>
@@ -2968,17 +3044,17 @@
                 <w:sz w:val="18"/>
                 <w:szCs w:val="18"/>
               </w:rPr>
-              <w:t xml:space="preserve">unusual</w:t>
-            </w:r>
-            <w:r>
-              <w:rPr>
-                <w:rFonts w:ascii="Arial" w:cs="Arial" w:eastAsia="Arial" w:hAnsi="Arial"/>
-                <w:b w:val="false"/>
-                <w:bCs w:val="false"/>
-                <w:sz w:val="18"/>
-                <w:szCs w:val="18"/>
-              </w:rPr>
-              <w:t xml:space="preserve">. Action: investigate (stock-out, closure, forecast error, recording error); do not delete without a reason. About 1 day in 20 beyond 2 SE is expected even if the model is fine.</w:t>
+              <w:t xml:space="preserve">−2.86</w:t>
+            </w:r>
+            <w:r>
+              <w:rPr>
+                <w:rFonts w:ascii="Arial" w:cs="Arial" w:eastAsia="Arial" w:hAnsi="Arial"/>
+                <w:b w:val="false"/>
+                <w:bCs w:val="false"/>
+                <w:sz w:val="18"/>
+                <w:szCs w:val="18"/>
+              </w:rPr>
+              <w:t xml:space="preserve">.</w:t>
             </w:r>
           </w:p>
         </w:tc>
@@ -3046,7 +3122,7 @@
                 <w:sz w:val="18"/>
                 <w:szCs w:val="18"/>
               </w:rPr>
-              <w:t xml:space="preserve">1 two predictions and residuals + 1 correct classification and sensible action.</w:t>
+              <w:t xml:space="preserve">1 s_p + 1 t (follow-through on s; sign may be reported either way if direction is stated).</w:t>
             </w:r>
           </w:p>
         </w:tc>
@@ -3057,7 +3133,7 @@
         </w:trPr>
         <w:tc>
           <w:tcPr>
-            <w:tcW w:type="dxa" w:w="500"/>
+            <w:tcW w:type="dxa" w:w="700"/>
             <w:tcBorders>
               <w:top w:val="single" w:color="808080" w:sz="4"/>
               <w:left w:val="single" w:color="808080" w:sz="4"/>
@@ -3085,7 +3161,7 @@
                 <w:sz w:val="18"/>
                 <w:szCs w:val="18"/>
               </w:rPr>
-              <w:t xml:space="preserve">15</w:t>
+              <w:t xml:space="preserve">4c</w:t>
             </w:r>
           </w:p>
         </w:tc>
@@ -3119,41 +3195,41 @@
                 <w:sz w:val="18"/>
                 <w:szCs w:val="18"/>
               </w:rPr>
-              <w:t xml:space="preserve">LO4, LO6 · Con</w:t>
-            </w:r>
-          </w:p>
-        </w:tc>
-        <w:tc>
-          <w:tcPr>
-            <w:tcW w:type="dxa" w:w="5700"/>
-            <w:tcBorders>
-              <w:top w:val="single" w:color="808080" w:sz="4"/>
-              <w:left w:val="single" w:color="808080" w:sz="4"/>
-              <w:bottom w:val="single" w:color="808080" w:sz="4"/>
-              <w:right w:val="single" w:color="808080" w:sz="4"/>
-            </w:tcBorders>
-            <w:tcMar>
-              <w:top w:type="dxa" w:w="40"/>
-              <w:left w:type="dxa" w:w="80"/>
-              <w:bottom w:type="dxa" w:w="40"/>
-              <w:right w:type="dxa" w:w="80"/>
-            </w:tcMar>
-            <w:vAlign w:val="center"/>
-          </w:tcPr>
-          <w:p>
-            <w:pPr>
-              <w:spacing w:after="0" w:before="0"/>
-              <w:jc w:val="left"/>
-            </w:pPr>
-            <w:r>
-              <w:rPr>
-                <w:rFonts w:ascii="Arial" w:cs="Arial" w:eastAsia="Arial" w:hAnsi="Arial"/>
-                <w:b w:val="false"/>
-                <w:bCs w:val="false"/>
-                <w:sz w:val="18"/>
-                <w:szCs w:val="18"/>
-              </w:rPr>
-              <w:t xml:space="preserve">(a) Add </w:t>
+              <w:t xml:space="preserve">LO1, LO3, LO6 · Con</w:t>
+            </w:r>
+          </w:p>
+        </w:tc>
+        <w:tc>
+          <w:tcPr>
+            <w:tcW w:type="dxa" w:w="5500"/>
+            <w:tcBorders>
+              <w:top w:val="single" w:color="808080" w:sz="4"/>
+              <w:left w:val="single" w:color="808080" w:sz="4"/>
+              <w:bottom w:val="single" w:color="808080" w:sz="4"/>
+              <w:right w:val="single" w:color="808080" w:sz="4"/>
+            </w:tcBorders>
+            <w:tcMar>
+              <w:top w:type="dxa" w:w="40"/>
+              <w:left w:type="dxa" w:w="80"/>
+              <w:bottom w:type="dxa" w:w="40"/>
+              <w:right w:type="dxa" w:w="80"/>
+            </w:tcMar>
+            <w:vAlign w:val="center"/>
+          </w:tcPr>
+          <w:p>
+            <w:pPr>
+              <w:spacing w:after="0" w:before="0"/>
+              <w:jc w:val="left"/>
+            </w:pPr>
+            <w:r>
+              <w:rPr>
+                <w:rFonts w:ascii="Arial" w:cs="Arial" w:eastAsia="Arial" w:hAnsi="Arial"/>
+                <w:b w:val="false"/>
+                <w:bCs w:val="false"/>
+                <w:sz w:val="18"/>
+                <w:szCs w:val="18"/>
+              </w:rPr>
+              <w:t xml:space="preserve">(i) H₀: the price cut made no difference to mean daily iced coffee sales (mean before = mean after). (ii) p = 0.021 &lt; 0.05, so the difference is </w:t>
             </w:r>
             <w:r>
               <w:rPr>
@@ -3163,37 +3239,17 @@
                 <w:sz w:val="18"/>
                 <w:szCs w:val="18"/>
               </w:rPr>
-              <w:t xml:space="preserve">weekend</w:t>
-            </w:r>
-            <w:r>
-              <w:rPr>
-                <w:rFonts w:ascii="Arial" w:cs="Arial" w:eastAsia="Arial" w:hAnsi="Arial"/>
-                <w:b w:val="false"/>
-                <w:bCs w:val="false"/>
-                <w:sz w:val="18"/>
-                <w:szCs w:val="18"/>
-              </w:rPr>
-              <w:t xml:space="preserve"> first, with a </w:t>
-            </w:r>
-            <w:r>
-              <w:rPr>
-                <w:rFonts w:ascii="Arial" w:cs="Arial" w:eastAsia="Arial" w:hAnsi="Arial"/>
-                <w:b/>
-                <w:bCs/>
-                <w:sz w:val="18"/>
-                <w:szCs w:val="18"/>
-              </w:rPr>
-              <w:t xml:space="preserve">positive</w:t>
-            </w:r>
-            <w:r>
-              <w:rPr>
-                <w:rFonts w:ascii="Arial" w:cs="Arial" w:eastAsia="Arial" w:hAnsi="Arial"/>
-                <w:b w:val="false"/>
-                <w:bCs w:val="false"/>
-                <w:sz w:val="18"/>
-                <w:szCs w:val="18"/>
-              </w:rPr>
-              <w:t xml:space="preserve"> sign: residual means +12.8 (weekend) vs −5.1 (weekday), a gap of 17.9, the largest; in Figure 2 the red weekend dots sit above 0 and the hollow weekday dots below. Model 1 under-predicts weekends and over-predicts weekdays. Next: beach_event (gap 13.2), then price (negative; gap 9.9). (b) Dots scattered randomly around the zero line, no pattern, weekend and weekday dots mixed, similar spread at every temperature.</w:t>
+              <w:t xml:space="preserve">statistically significant</w:t>
+            </w:r>
+            <w:r>
+              <w:rPr>
+                <w:rFonts w:ascii="Arial" w:cs="Arial" w:eastAsia="Arial" w:hAnsi="Arial"/>
+                <w:b w:val="false"/>
+                <w:bCs w:val="false"/>
+                <w:sz w:val="18"/>
+                <w:szCs w:val="18"/>
+              </w:rPr>
+              <w:t xml:space="preserve"> (the same decision as |t| = 2.86 &gt; 2.31): reject H₀. (iii) If the price had no effect, a difference this large or larger would turn up in only about 2% of samples like these. It is not the probability that H₀ is true and it does not give the size of the effect.</w:t>
             </w:r>
           </w:p>
         </w:tc>
@@ -3227,7 +3283,7 @@
                 <w:sz w:val="18"/>
                 <w:szCs w:val="18"/>
               </w:rPr>
-              <w:t xml:space="preserve">2</w:t>
+              <w:t xml:space="preserve">3</w:t>
             </w:r>
           </w:p>
         </w:tc>
@@ -3261,7 +3317,7 @@
                 <w:sz w:val="18"/>
                 <w:szCs w:val="18"/>
               </w:rPr>
-              <w:t xml:space="preserve">1 variable + sign + evidence from the table or figure + 1 sketch showing a patternless cloud around 0.</w:t>
+              <w:t xml:space="preserve">1 null hypothesis + 1 decision with p (and t vs critical value) + 1 correct plain-words meaning.</w:t>
             </w:r>
           </w:p>
         </w:tc>
@@ -3272,7 +3328,7 @@
         </w:trPr>
         <w:tc>
           <w:tcPr>
-            <w:tcW w:type="dxa" w:w="500"/>
+            <w:tcW w:type="dxa" w:w="700"/>
             <w:tcBorders>
               <w:top w:val="single" w:color="808080" w:sz="4"/>
               <w:left w:val="single" w:color="808080" w:sz="4"/>
@@ -3300,7 +3356,7 @@
                 <w:sz w:val="18"/>
                 <w:szCs w:val="18"/>
               </w:rPr>
-              <w:t xml:space="preserve">16</w:t>
+              <w:t xml:space="preserve">4d</w:t>
             </w:r>
           </w:p>
         </w:tc>
@@ -3334,101 +3390,41 @@
                 <w:sz w:val="18"/>
                 <w:szCs w:val="18"/>
               </w:rPr>
-              <w:t xml:space="preserve">LO5, LO6 · Cal</w:t>
-            </w:r>
-          </w:p>
-        </w:tc>
-        <w:tc>
-          <w:tcPr>
-            <w:tcW w:type="dxa" w:w="5700"/>
-            <w:tcBorders>
-              <w:top w:val="single" w:color="808080" w:sz="4"/>
-              <w:left w:val="single" w:color="808080" w:sz="4"/>
-              <w:bottom w:val="single" w:color="808080" w:sz="4"/>
-              <w:right w:val="single" w:color="808080" w:sz="4"/>
-            </w:tcBorders>
-            <w:tcMar>
-              <w:top w:type="dxa" w:w="40"/>
-              <w:left w:type="dxa" w:w="80"/>
-              <w:bottom w:type="dxa" w:w="40"/>
-              <w:right w:type="dxa" w:w="80"/>
-            </w:tcMar>
-            <w:vAlign w:val="center"/>
-          </w:tcPr>
-          <w:p>
-            <w:pPr>
-              <w:spacing w:after="0" w:before="0"/>
-              <w:jc w:val="left"/>
-            </w:pPr>
-            <w:r>
-              <w:rPr>
-                <w:rFonts w:ascii="Arial" w:cs="Arial" w:eastAsia="Arial" w:hAnsi="Arial"/>
-                <w:b w:val="false"/>
-                <w:bCs w:val="false"/>
-                <w:sz w:val="18"/>
-                <w:szCs w:val="18"/>
-              </w:rPr>
-              <w:t xml:space="preserve">Baseline: Aug 8 131.2, Aug 13 110.2, Aug 25 107.6, Sep 2 111.9. |errors|: baseline 6.8, 12.8, 10.4, 17.1 → </w:t>
-            </w:r>
-            <w:r>
-              <w:rPr>
-                <w:rFonts w:ascii="Arial" w:cs="Arial" w:eastAsia="Arial" w:hAnsi="Arial"/>
-                <w:b/>
-                <w:bCs/>
-                <w:sz w:val="18"/>
-                <w:szCs w:val="18"/>
-              </w:rPr>
-              <w:t xml:space="preserve">MAE 11.8</w:t>
-            </w:r>
-            <w:r>
-              <w:rPr>
-                <w:rFonts w:ascii="Arial" w:cs="Arial" w:eastAsia="Arial" w:hAnsi="Arial"/>
-                <w:b w:val="false"/>
-                <w:bCs w:val="false"/>
-                <w:sz w:val="18"/>
-                <w:szCs w:val="18"/>
-              </w:rPr>
-              <w:t xml:space="preserve">; M4 9.5, 7.7, 3.2, 1.5 → </w:t>
-            </w:r>
-            <w:r>
-              <w:rPr>
-                <w:rFonts w:ascii="Arial" w:cs="Arial" w:eastAsia="Arial" w:hAnsi="Arial"/>
-                <w:b/>
-                <w:bCs/>
-                <w:sz w:val="18"/>
-                <w:szCs w:val="18"/>
-              </w:rPr>
-              <w:t xml:space="preserve">MAE 5.5</w:t>
-            </w:r>
-            <w:r>
-              <w:rPr>
-                <w:rFonts w:ascii="Arial" w:cs="Arial" w:eastAsia="Arial" w:hAnsi="Arial"/>
-                <w:b w:val="false"/>
-                <w:bCs w:val="false"/>
-                <w:sz w:val="18"/>
-                <w:szCs w:val="18"/>
-              </w:rPr>
-              <w:t xml:space="preserve">; M5 10.7, 4.8, 3.3, 3.3 → </w:t>
-            </w:r>
-            <w:r>
-              <w:rPr>
-                <w:rFonts w:ascii="Arial" w:cs="Arial" w:eastAsia="Arial" w:hAnsi="Arial"/>
-                <w:b/>
-                <w:bCs/>
-                <w:sz w:val="18"/>
-                <w:szCs w:val="18"/>
-              </w:rPr>
-              <w:t xml:space="preserve">MAE 5.5</w:t>
-            </w:r>
-            <w:r>
-              <w:rPr>
-                <w:rFonts w:ascii="Arial" w:cs="Arial" w:eastAsia="Arial" w:hAnsi="Arial"/>
-                <w:b w:val="false"/>
-                <w:bCs w:val="false"/>
-                <w:sz w:val="18"/>
-                <w:szCs w:val="18"/>
-              </w:rPr>
-              <w:t xml:space="preserve">.</w:t>
+              <w:t xml:space="preserve">LO6 · Con</w:t>
+            </w:r>
+          </w:p>
+        </w:tc>
+        <w:tc>
+          <w:tcPr>
+            <w:tcW w:type="dxa" w:w="5500"/>
+            <w:tcBorders>
+              <w:top w:val="single" w:color="808080" w:sz="4"/>
+              <w:left w:val="single" w:color="808080" w:sz="4"/>
+              <w:bottom w:val="single" w:color="808080" w:sz="4"/>
+              <w:right w:val="single" w:color="808080" w:sz="4"/>
+            </w:tcBorders>
+            <w:tcMar>
+              <w:top w:type="dxa" w:w="40"/>
+              <w:left w:type="dxa" w:w="80"/>
+              <w:bottom w:type="dxa" w:w="40"/>
+              <w:right w:type="dxa" w:w="80"/>
+            </w:tcMar>
+            <w:vAlign w:val="center"/>
+          </w:tcPr>
+          <w:p>
+            <w:pPr>
+              <w:spacing w:after="0" w:before="0"/>
+              <w:jc w:val="left"/>
+            </w:pPr>
+            <w:r>
+              <w:rPr>
+                <w:rFonts w:ascii="Arial" w:cs="Arial" w:eastAsia="Arial" w:hAnsi="Arial"/>
+                <w:b w:val="false"/>
+                <w:bCs w:val="false"/>
+                <w:sz w:val="18"/>
+                <w:szCs w:val="18"/>
+              </w:rPr>
+              <w:t xml:space="preserve">Warmer weather also raises iced coffee sales, so the rise cannot be credited to the price cut alone (the weather is mixed in with the price). To separate them, put price and temperature in the same LINEST model.</w:t>
             </w:r>
           </w:p>
         </w:tc>
@@ -3462,7 +3458,7 @@
                 <w:sz w:val="18"/>
                 <w:szCs w:val="18"/>
               </w:rPr>
-              <w:t xml:space="preserve">5</w:t>
+              <w:t xml:space="preserve">1</w:t>
             </w:r>
           </w:p>
         </w:tc>
@@ -3496,7 +3492,7 @@
                 <w:sz w:val="18"/>
                 <w:szCs w:val="18"/>
               </w:rPr>
-              <w:t xml:space="preserve">1 baseline forecasts + 2 errors (≥ 10 of 12 correct = 2, 7–9 = 1) + 2 MAEs (all three = 2, two = 1).</w:t>
+              <w:t xml:space="preserve">1 a relevant reason/idea.</w:t>
             </w:r>
           </w:p>
         </w:tc>
@@ -3507,7 +3503,7 @@
         </w:trPr>
         <w:tc>
           <w:tcPr>
-            <w:tcW w:type="dxa" w:w="500"/>
+            <w:tcW w:type="dxa" w:w="700"/>
             <w:tcBorders>
               <w:top w:val="single" w:color="808080" w:sz="4"/>
               <w:left w:val="single" w:color="808080" w:sz="4"/>
@@ -3535,7 +3531,7 @@
                 <w:sz w:val="18"/>
                 <w:szCs w:val="18"/>
               </w:rPr>
-              <w:t xml:space="preserve">17</w:t>
+              <w:t xml:space="preserve">5</w:t>
             </w:r>
           </w:p>
         </w:tc>
@@ -3569,81 +3565,41 @@
                 <w:sz w:val="18"/>
                 <w:szCs w:val="18"/>
               </w:rPr>
-              <w:t xml:space="preserve">LO6 · Con</w:t>
-            </w:r>
-          </w:p>
-        </w:tc>
-        <w:tc>
-          <w:tcPr>
-            <w:tcW w:type="dxa" w:w="5700"/>
-            <w:tcBorders>
-              <w:top w:val="single" w:color="808080" w:sz="4"/>
-              <w:left w:val="single" w:color="808080" w:sz="4"/>
-              <w:bottom w:val="single" w:color="808080" w:sz="4"/>
-              <w:right w:val="single" w:color="808080" w:sz="4"/>
-            </w:tcBorders>
-            <w:tcMar>
-              <w:top w:type="dxa" w:w="40"/>
-              <w:left w:type="dxa" w:w="80"/>
-              <w:bottom w:type="dxa" w:w="40"/>
-              <w:right w:type="dxa" w:w="80"/>
-            </w:tcMar>
-            <w:vAlign w:val="center"/>
-          </w:tcPr>
-          <w:p>
-            <w:pPr>
-              <w:spacing w:after="0" w:before="0"/>
-              <w:jc w:val="left"/>
-            </w:pPr>
-            <w:r>
-              <w:rPr>
-                <w:rFonts w:ascii="Arial" w:cs="Arial" w:eastAsia="Arial" w:hAnsi="Arial"/>
-                <w:b w:val="false"/>
-                <w:bCs w:val="false"/>
-                <w:sz w:val="18"/>
-                <w:szCs w:val="18"/>
-              </w:rPr>
-              <w:t xml:space="preserve">(a) R² can only rise when variables are added: it measures fit to the days already seen, noise included, so it cannot show better prediction of </w:t>
-            </w:r>
-            <w:r>
-              <w:rPr>
-                <w:rFonts w:ascii="Arial" w:cs="Arial" w:eastAsia="Arial" w:hAnsi="Arial"/>
-                <w:b/>
-                <w:bCs/>
-                <w:sz w:val="18"/>
-                <w:szCs w:val="18"/>
-              </w:rPr>
-              <w:t xml:space="preserve">new</w:t>
-            </w:r>
-            <w:r>
-              <w:rPr>
-                <w:rFonts w:ascii="Arial" w:cs="Arial" w:eastAsia="Arial" w:hAnsi="Arial"/>
-                <w:b w:val="false"/>
-                <w:bCs w:val="false"/>
-                <w:sz w:val="18"/>
-                <w:szCs w:val="18"/>
-              </w:rPr>
-              <w:t xml:space="preserve"> days. On the unseen days M5 is no better (5.5 vs 5.5 here; 9.8 vs 9.7 over all 56 unseen days). (b) Give the owner </w:t>
-            </w:r>
-            <w:r>
-              <w:rPr>
-                <w:rFonts w:ascii="Arial" w:cs="Arial" w:eastAsia="Arial" w:hAnsi="Arial"/>
-                <w:b/>
-                <w:bCs/>
-                <w:sz w:val="18"/>
-                <w:szCs w:val="18"/>
-              </w:rPr>
-              <w:t xml:space="preserve">M4</w:t>
-            </w:r>
-            <w:r>
-              <w:rPr>
-                <w:rFonts w:ascii="Arial" w:cs="Arial" w:eastAsia="Arial" w:hAnsi="Arial"/>
-                <w:b w:val="false"/>
-                <w:bCs w:val="false"/>
-                <w:sz w:val="18"/>
-                <w:szCs w:val="18"/>
-              </w:rPr>
-              <w:t xml:space="preserve">: the same accuracy with half the inputs. It needs only the temperature forecast, the calendar and the café’s own price; M5 needs four more weather forecasts that overlap with temperature, are themselves uncertain, and are harder to explain. The baseline (MAE 13.1 over all 56 days) is much worse than either model. A student who picks M5 must defend it with unseen-day evidence, which does not support it here.</w:t>
+              <w:t xml:space="preserve">LO7 · Con</w:t>
+            </w:r>
+          </w:p>
+        </w:tc>
+        <w:tc>
+          <w:tcPr>
+            <w:tcW w:type="dxa" w:w="5500"/>
+            <w:tcBorders>
+              <w:top w:val="single" w:color="808080" w:sz="4"/>
+              <w:left w:val="single" w:color="808080" w:sz="4"/>
+              <w:bottom w:val="single" w:color="808080" w:sz="4"/>
+              <w:right w:val="single" w:color="808080" w:sz="4"/>
+            </w:tcBorders>
+            <w:tcMar>
+              <w:top w:type="dxa" w:w="40"/>
+              <w:left w:type="dxa" w:w="80"/>
+              <w:bottom w:type="dxa" w:w="40"/>
+              <w:right w:type="dxa" w:w="80"/>
+            </w:tcMar>
+            <w:vAlign w:val="center"/>
+          </w:tcPr>
+          <w:p>
+            <w:pPr>
+              <w:spacing w:after="0" w:before="0"/>
+              <w:jc w:val="left"/>
+            </w:pPr>
+            <w:r>
+              <w:rPr>
+                <w:rFonts w:ascii="Arial" w:cs="Arial" w:eastAsia="Arial" w:hAnsi="Arial"/>
+                <w:b w:val="false"/>
+                <w:bCs w:val="false"/>
+                <w:sz w:val="18"/>
+                <w:szCs w:val="18"/>
+              </w:rPr>
+              <w:t xml:space="preserve">(i) The inputs recommended (e.g. temperature and weekend; sunshine adds nothing once temperature is in the model) with the typical forecast error (about 13 cups). (ii) The price test: iced coffee sales were higher after the price cut (about 14 cups, p = 0.021). (iii) A caution (small samples, other changes, association not proof, forecasts can still miss by the typical error).</w:t>
             </w:r>
           </w:p>
         </w:tc>
@@ -3677,7 +3633,7 @@
                 <w:sz w:val="18"/>
                 <w:szCs w:val="18"/>
               </w:rPr>
-              <w:t xml:space="preserve">2</w:t>
+              <w:t xml:space="preserve">3</w:t>
             </w:r>
           </w:p>
         </w:tc>
@@ -3711,377 +3667,7 @@
                 <w:sz w:val="18"/>
                 <w:szCs w:val="18"/>
               </w:rPr>
-              <w:t xml:space="preserve">1 in-sample vs unseen reasoning + 1 choice defended with accuracy and with what must be known in advance.</w:t>
-            </w:r>
-          </w:p>
-        </w:tc>
-      </w:tr>
-      <w:tr>
-        <w:trPr>
-          <w:cantSplit/>
-        </w:trPr>
-        <w:tc>
-          <w:tcPr>
-            <w:tcW w:type="dxa" w:w="500"/>
-            <w:tcBorders>
-              <w:top w:val="single" w:color="808080" w:sz="4"/>
-              <w:left w:val="single" w:color="808080" w:sz="4"/>
-              <w:bottom w:val="single" w:color="808080" w:sz="4"/>
-              <w:right w:val="single" w:color="808080" w:sz="4"/>
-            </w:tcBorders>
-            <w:tcMar>
-              <w:top w:type="dxa" w:w="40"/>
-              <w:left w:type="dxa" w:w="80"/>
-              <w:bottom w:type="dxa" w:w="40"/>
-              <w:right w:type="dxa" w:w="80"/>
-            </w:tcMar>
-            <w:vAlign w:val="center"/>
-          </w:tcPr>
-          <w:p>
-            <w:pPr>
-              <w:spacing w:after="0" w:before="0"/>
-              <w:jc w:val="left"/>
-            </w:pPr>
-            <w:r>
-              <w:rPr>
-                <w:rFonts w:ascii="Arial" w:cs="Arial" w:eastAsia="Arial" w:hAnsi="Arial"/>
-                <w:b/>
-                <w:bCs/>
-                <w:sz w:val="18"/>
-                <w:szCs w:val="18"/>
-              </w:rPr>
-              <w:t xml:space="preserve">18</w:t>
-            </w:r>
-          </w:p>
-        </w:tc>
-        <w:tc>
-          <w:tcPr>
-            <w:tcW w:type="dxa" w:w="1500"/>
-            <w:tcBorders>
-              <w:top w:val="single" w:color="808080" w:sz="4"/>
-              <w:left w:val="single" w:color="808080" w:sz="4"/>
-              <w:bottom w:val="single" w:color="808080" w:sz="4"/>
-              <w:right w:val="single" w:color="808080" w:sz="4"/>
-            </w:tcBorders>
-            <w:tcMar>
-              <w:top w:type="dxa" w:w="40"/>
-              <w:left w:type="dxa" w:w="80"/>
-              <w:bottom w:type="dxa" w:w="40"/>
-              <w:right w:type="dxa" w:w="80"/>
-            </w:tcMar>
-            <w:vAlign w:val="center"/>
-          </w:tcPr>
-          <w:p>
-            <w:pPr>
-              <w:spacing w:after="0" w:before="0"/>
-              <w:jc w:val="left"/>
-            </w:pPr>
-            <w:r>
-              <w:rPr>
-                <w:rFonts w:ascii="Arial" w:cs="Arial" w:eastAsia="Arial" w:hAnsi="Arial"/>
-                <w:b w:val="false"/>
-                <w:bCs w:val="false"/>
-                <w:sz w:val="18"/>
-                <w:szCs w:val="18"/>
-              </w:rPr>
-              <w:t xml:space="preserve">LO7 · Con</w:t>
-            </w:r>
-          </w:p>
-        </w:tc>
-        <w:tc>
-          <w:tcPr>
-            <w:tcW w:type="dxa" w:w="5700"/>
-            <w:tcBorders>
-              <w:top w:val="single" w:color="808080" w:sz="4"/>
-              <w:left w:val="single" w:color="808080" w:sz="4"/>
-              <w:bottom w:val="single" w:color="808080" w:sz="4"/>
-              <w:right w:val="single" w:color="808080" w:sz="4"/>
-            </w:tcBorders>
-            <w:tcMar>
-              <w:top w:type="dxa" w:w="40"/>
-              <w:left w:type="dxa" w:w="80"/>
-              <w:bottom w:type="dxa" w:w="40"/>
-              <w:right w:type="dxa" w:w="80"/>
-            </w:tcMar>
-            <w:vAlign w:val="center"/>
-          </w:tcPr>
-          <w:p>
-            <w:pPr>
-              <w:spacing w:after="0" w:before="0"/>
-              <w:jc w:val="left"/>
-            </w:pPr>
-            <w:r>
-              <w:rPr>
-                <w:rFonts w:ascii="Arial" w:cs="Arial" w:eastAsia="Arial" w:hAnsi="Arial"/>
-                <w:b w:val="false"/>
-                <w:bCs w:val="false"/>
-                <w:sz w:val="18"/>
-                <w:szCs w:val="18"/>
-              </w:rPr>
-              <w:t xml:space="preserve">Plain-language memo: recommends temperature, weekend, beach_event and price (with why); gives a forecast error in cups (SE of y ≈ 11 for M4, or MAE ≈ 10 on unseen days); one limitation (a single April–September season of synthetic data; weather forecast error; association is not proof of cause; the model cannot foresee unusual days; do not extrapolate beyond the observed range).</w:t>
-            </w:r>
-          </w:p>
-        </w:tc>
-        <w:tc>
-          <w:tcPr>
-            <w:tcW w:type="dxa" w:w="500"/>
-            <w:tcBorders>
-              <w:top w:val="single" w:color="808080" w:sz="4"/>
-              <w:left w:val="single" w:color="808080" w:sz="4"/>
-              <w:bottom w:val="single" w:color="808080" w:sz="4"/>
-              <w:right w:val="single" w:color="808080" w:sz="4"/>
-            </w:tcBorders>
-            <w:tcMar>
-              <w:top w:type="dxa" w:w="40"/>
-              <w:left w:type="dxa" w:w="80"/>
-              <w:bottom w:type="dxa" w:w="40"/>
-              <w:right w:type="dxa" w:w="80"/>
-            </w:tcMar>
-            <w:vAlign w:val="center"/>
-          </w:tcPr>
-          <w:p>
-            <w:pPr>
-              <w:spacing w:after="0" w:before="0"/>
-              <w:jc w:val="center"/>
-            </w:pPr>
-            <w:r>
-              <w:rPr>
-                <w:rFonts w:ascii="Arial" w:cs="Arial" w:eastAsia="Arial" w:hAnsi="Arial"/>
-                <w:b w:val="false"/>
-                <w:bCs w:val="false"/>
-                <w:sz w:val="18"/>
-                <w:szCs w:val="18"/>
-              </w:rPr>
-              <w:t xml:space="preserve">3</w:t>
-            </w:r>
-          </w:p>
-        </w:tc>
-        <w:tc>
-          <w:tcPr>
-            <w:tcW w:type="dxa" w:w="2000"/>
-            <w:tcBorders>
-              <w:top w:val="single" w:color="808080" w:sz="4"/>
-              <w:left w:val="single" w:color="808080" w:sz="4"/>
-              <w:bottom w:val="single" w:color="808080" w:sz="4"/>
-              <w:right w:val="single" w:color="808080" w:sz="4"/>
-            </w:tcBorders>
-            <w:tcMar>
-              <w:top w:type="dxa" w:w="40"/>
-              <w:left w:type="dxa" w:w="80"/>
-              <w:bottom w:type="dxa" w:w="40"/>
-              <w:right w:type="dxa" w:w="80"/>
-            </w:tcMar>
-            <w:vAlign w:val="center"/>
-          </w:tcPr>
-          <w:p>
-            <w:pPr>
-              <w:spacing w:after="0" w:before="0"/>
-              <w:jc w:val="left"/>
-            </w:pPr>
-            <w:r>
-              <w:rPr>
-                <w:rFonts w:ascii="Arial" w:cs="Arial" w:eastAsia="Arial" w:hAnsi="Arial"/>
-                <w:b w:val="false"/>
-                <w:bCs w:val="false"/>
-                <w:sz w:val="18"/>
-                <w:szCs w:val="18"/>
-              </w:rPr>
-              <w:t xml:space="preserve">1 recommendation with a reason + 1 a number in plain words + 1 a genuine limitation.</w:t>
-            </w:r>
-          </w:p>
-        </w:tc>
-      </w:tr>
-      <w:tr>
-        <w:trPr>
-          <w:cantSplit/>
-        </w:trPr>
-        <w:tc>
-          <w:tcPr>
-            <w:tcW w:type="dxa" w:w="500"/>
-            <w:tcBorders>
-              <w:top w:val="single" w:color="808080" w:sz="4"/>
-              <w:left w:val="single" w:color="808080" w:sz="4"/>
-              <w:bottom w:val="single" w:color="808080" w:sz="4"/>
-              <w:right w:val="single" w:color="808080" w:sz="4"/>
-            </w:tcBorders>
-            <w:tcMar>
-              <w:top w:type="dxa" w:w="40"/>
-              <w:left w:type="dxa" w:w="80"/>
-              <w:bottom w:type="dxa" w:w="40"/>
-              <w:right w:type="dxa" w:w="80"/>
-            </w:tcMar>
-            <w:vAlign w:val="center"/>
-          </w:tcPr>
-          <w:p>
-            <w:pPr>
-              <w:spacing w:after="0" w:before="0"/>
-              <w:jc w:val="left"/>
-            </w:pPr>
-            <w:r>
-              <w:rPr>
-                <w:rFonts w:ascii="Arial" w:cs="Arial" w:eastAsia="Arial" w:hAnsi="Arial"/>
-                <w:b/>
-                <w:bCs/>
-                <w:sz w:val="18"/>
-                <w:szCs w:val="18"/>
-              </w:rPr>
-              <w:t xml:space="preserve">19</w:t>
-            </w:r>
-          </w:p>
-        </w:tc>
-        <w:tc>
-          <w:tcPr>
-            <w:tcW w:type="dxa" w:w="1500"/>
-            <w:tcBorders>
-              <w:top w:val="single" w:color="808080" w:sz="4"/>
-              <w:left w:val="single" w:color="808080" w:sz="4"/>
-              <w:bottom w:val="single" w:color="808080" w:sz="4"/>
-              <w:right w:val="single" w:color="808080" w:sz="4"/>
-            </w:tcBorders>
-            <w:tcMar>
-              <w:top w:type="dxa" w:w="40"/>
-              <w:left w:type="dxa" w:w="80"/>
-              <w:bottom w:type="dxa" w:w="40"/>
-              <w:right w:type="dxa" w:w="80"/>
-            </w:tcMar>
-            <w:vAlign w:val="center"/>
-          </w:tcPr>
-          <w:p>
-            <w:pPr>
-              <w:spacing w:after="0" w:before="0"/>
-              <w:jc w:val="left"/>
-            </w:pPr>
-            <w:r>
-              <w:rPr>
-                <w:rFonts w:ascii="Arial" w:cs="Arial" w:eastAsia="Arial" w:hAnsi="Arial"/>
-                <w:b w:val="false"/>
-                <w:bCs w:val="false"/>
-                <w:sz w:val="18"/>
-                <w:szCs w:val="18"/>
-              </w:rPr>
-              <w:t xml:space="preserve">LO1, LO5, LO7 · Con</w:t>
-            </w:r>
-          </w:p>
-        </w:tc>
-        <w:tc>
-          <w:tcPr>
-            <w:tcW w:type="dxa" w:w="5700"/>
-            <w:tcBorders>
-              <w:top w:val="single" w:color="808080" w:sz="4"/>
-              <w:left w:val="single" w:color="808080" w:sz="4"/>
-              <w:bottom w:val="single" w:color="808080" w:sz="4"/>
-              <w:right w:val="single" w:color="808080" w:sz="4"/>
-            </w:tcBorders>
-            <w:tcMar>
-              <w:top w:type="dxa" w:w="40"/>
-              <w:left w:type="dxa" w:w="80"/>
-              <w:bottom w:type="dxa" w:w="40"/>
-              <w:right w:type="dxa" w:w="80"/>
-            </w:tcMar>
-            <w:vAlign w:val="center"/>
-          </w:tcPr>
-          <w:p>
-            <w:pPr>
-              <w:spacing w:after="0" w:before="0"/>
-              <w:jc w:val="left"/>
-            </w:pPr>
-            <w:r>
-              <w:rPr>
-                <w:rFonts w:ascii="Arial" w:cs="Arial" w:eastAsia="Arial" w:hAnsi="Arial"/>
-                <w:b w:val="false"/>
-                <w:bCs w:val="false"/>
-                <w:sz w:val="18"/>
-                <w:szCs w:val="18"/>
-              </w:rPr>
-              <w:t xml:space="preserve">Open response. Strong answers name a plausible variable not in the table (e.g. forecast crowd size, school holidays, competitor price, cruise-ship arrivals, a heat-wave flag), say how it is measured, give a sign with a mechanism, propose adding it to LINEST (t-statistic, SE of y, adjusted R²) </w:t>
-            </w:r>
-            <w:r>
-              <w:rPr>
-                <w:rFonts w:ascii="Arial" w:cs="Arial" w:eastAsia="Arial" w:hAnsi="Arial"/>
-                <w:b/>
-                <w:bCs/>
-                <w:sz w:val="18"/>
-                <w:szCs w:val="18"/>
-              </w:rPr>
-              <w:t xml:space="preserve">and</w:t>
-            </w:r>
-            <w:r>
-              <w:rPr>
-                <w:rFonts w:ascii="Arial" w:cs="Arial" w:eastAsia="Arial" w:hAnsi="Arial"/>
-                <w:b w:val="false"/>
-                <w:bCs w:val="false"/>
-                <w:sz w:val="18"/>
-                <w:szCs w:val="18"/>
-              </w:rPr>
-              <w:t xml:space="preserve"> testing on unseen days (MAE), and say what result would count against it.</w:t>
-            </w:r>
-          </w:p>
-        </w:tc>
-        <w:tc>
-          <w:tcPr>
-            <w:tcW w:type="dxa" w:w="500"/>
-            <w:tcBorders>
-              <w:top w:val="single" w:color="808080" w:sz="4"/>
-              <w:left w:val="single" w:color="808080" w:sz="4"/>
-              <w:bottom w:val="single" w:color="808080" w:sz="4"/>
-              <w:right w:val="single" w:color="808080" w:sz="4"/>
-            </w:tcBorders>
-            <w:tcMar>
-              <w:top w:type="dxa" w:w="40"/>
-              <w:left w:type="dxa" w:w="80"/>
-              <w:bottom w:type="dxa" w:w="40"/>
-              <w:right w:type="dxa" w:w="80"/>
-            </w:tcMar>
-            <w:vAlign w:val="center"/>
-          </w:tcPr>
-          <w:p>
-            <w:pPr>
-              <w:spacing w:after="0" w:before="0"/>
-              <w:jc w:val="center"/>
-            </w:pPr>
-            <w:r>
-              <w:rPr>
-                <w:rFonts w:ascii="Arial" w:cs="Arial" w:eastAsia="Arial" w:hAnsi="Arial"/>
-                <w:b w:val="false"/>
-                <w:bCs w:val="false"/>
-                <w:sz w:val="18"/>
-                <w:szCs w:val="18"/>
-              </w:rPr>
-              <w:t xml:space="preserve">4</w:t>
-            </w:r>
-          </w:p>
-        </w:tc>
-        <w:tc>
-          <w:tcPr>
-            <w:tcW w:type="dxa" w:w="2000"/>
-            <w:tcBorders>
-              <w:top w:val="single" w:color="808080" w:sz="4"/>
-              <w:left w:val="single" w:color="808080" w:sz="4"/>
-              <w:bottom w:val="single" w:color="808080" w:sz="4"/>
-              <w:right w:val="single" w:color="808080" w:sz="4"/>
-            </w:tcBorders>
-            <w:tcMar>
-              <w:top w:type="dxa" w:w="40"/>
-              <w:left w:type="dxa" w:w="80"/>
-              <w:bottom w:type="dxa" w:w="40"/>
-              <w:right w:type="dxa" w:w="80"/>
-            </w:tcMar>
-            <w:vAlign w:val="center"/>
-          </w:tcPr>
-          <w:p>
-            <w:pPr>
-              <w:spacing w:after="0" w:before="0"/>
-              <w:jc w:val="left"/>
-            </w:pPr>
-            <w:r>
-              <w:rPr>
-                <w:rFonts w:ascii="Arial" w:cs="Arial" w:eastAsia="Arial" w:hAnsi="Arial"/>
-                <w:b w:val="false"/>
-                <w:bCs w:val="false"/>
-                <w:sz w:val="18"/>
-                <w:szCs w:val="18"/>
-              </w:rPr>
-              <w:t xml:space="preserve">1 variable and measurement + 1 sign and mechanism + 1 testing plan + 1 falsifier.</w:t>
+              <w:t xml:space="preserve">1 inputs + main LINEST finding in plain words + 1 price test result in plain words + 1 a genuine caution.</w:t>
             </w:r>
           </w:p>
         </w:tc>
@@ -4122,20 +3708,12 @@
           <w:sz w:val="19"/>
           <w:szCs w:val="19"/>
         </w:rPr>
-        <w:t xml:space="preserve">Q16, hold-out days (Table 8).</w:t>
-      </w:r>
-      <w:r>
-        <w:rPr>
-          <w:rFonts w:ascii="Arial" w:cs="Arial" w:eastAsia="Arial" w:hAnsi="Arial"/>
-          <w:sz w:val="19"/>
-          <w:szCs w:val="19"/>
-        </w:rPr>
-        <w:t xml:space="preserve"> Baseline = 0.5 × (1 week ago) + 0.3 × (2 weeks ago) + 0.2 × (3 weeks ago).</w:t>
+        <w:t xml:space="preserve">Section 4 worksheet (Table 6).</w:t>
       </w:r>
     </w:p>
     <w:tbl>
       <w:tblPr>
-        <w:tblW w:type="dxa" w:w="10200"/>
+        <w:tblW w:type="dxa" w:w="10500"/>
         <w:jc w:val="center"/>
         <w:tblBorders>
           <w:top w:val="single" w:color="auto" w:sz="4"/>
@@ -4147,13 +3725,13 @@
         </w:tblBorders>
       </w:tblPr>
       <w:tblGrid>
-        <w:gridCol w:w="1300"/>
-        <w:gridCol w:w="900"/>
-        <w:gridCol w:w="2200"/>
+        <w:gridCol w:w="1100"/>
         <w:gridCol w:w="1500"/>
         <w:gridCol w:w="1500"/>
-        <w:gridCol w:w="1300"/>
+        <w:gridCol w:w="1700"/>
         <w:gridCol w:w="1500"/>
+        <w:gridCol w:w="1500"/>
+        <w:gridCol w:w="1700"/>
       </w:tblGrid>
       <w:tr>
         <w:trPr>
@@ -4161,7 +3739,7 @@
         </w:trPr>
         <w:tc>
           <w:tcPr>
-            <w:tcW w:type="dxa" w:w="1300"/>
+            <w:tcW w:type="dxa" w:w="1100"/>
             <w:tcBorders>
               <w:top w:val="single" w:color="808080" w:sz="4"/>
               <w:left w:val="single" w:color="808080" w:sz="4"/>
@@ -4196,7 +3774,7 @@
         </w:tc>
         <w:tc>
           <w:tcPr>
-            <w:tcW w:type="dxa" w:w="900"/>
+            <w:tcW w:type="dxa" w:w="1500"/>
             <w:tcBorders>
               <w:top w:val="single" w:color="808080" w:sz="4"/>
               <w:left w:val="single" w:color="808080" w:sz="4"/>
@@ -4225,13 +3803,13 @@
                 <w:sz w:val="18"/>
                 <w:szCs w:val="18"/>
               </w:rPr>
-              <w:t xml:space="preserve">Actual</w:t>
-            </w:r>
-          </w:p>
-        </w:tc>
-        <w:tc>
-          <w:tcPr>
-            <w:tcW w:type="dxa" w:w="2200"/>
+              <w:t xml:space="preserve">Before (x₁)</w:t>
+            </w:r>
+          </w:p>
+        </w:tc>
+        <w:tc>
+          <w:tcPr>
+            <w:tcW w:type="dxa" w:w="1500"/>
             <w:tcBorders>
               <w:top w:val="single" w:color="808080" w:sz="4"/>
               <w:left w:val="single" w:color="808080" w:sz="4"/>
@@ -4260,13 +3838,13 @@
                 <w:sz w:val="18"/>
                 <w:szCs w:val="18"/>
               </w:rPr>
-              <w:t xml:space="preserve">Baseline calculation</w:t>
-            </w:r>
-          </w:p>
-        </w:tc>
-        <w:tc>
-          <w:tcPr>
-            <w:tcW w:type="dxa" w:w="1500"/>
+              <w:t xml:space="preserve">x₁ − x̄₁</w:t>
+            </w:r>
+          </w:p>
+        </w:tc>
+        <w:tc>
+          <w:tcPr>
+            <w:tcW w:type="dxa" w:w="1700"/>
             <w:tcBorders>
               <w:top w:val="single" w:color="808080" w:sz="4"/>
               <w:left w:val="single" w:color="808080" w:sz="4"/>
@@ -4295,7 +3873,7 @@
                 <w:sz w:val="18"/>
                 <w:szCs w:val="18"/>
               </w:rPr>
-              <w:t xml:space="preserve">Baseline</w:t>
+              <w:t xml:space="preserve">(x₁ − x̄₁)²</w:t>
             </w:r>
           </w:p>
         </w:tc>
@@ -4330,13 +3908,13 @@
                 <w:sz w:val="18"/>
                 <w:szCs w:val="18"/>
               </w:rPr>
-              <w:t xml:space="preserve">M4</w:t>
-            </w:r>
-          </w:p>
-        </w:tc>
-        <w:tc>
-          <w:tcPr>
-            <w:tcW w:type="dxa" w:w="1300"/>
+              <w:t xml:space="preserve">After (x₂)</w:t>
+            </w:r>
+          </w:p>
+        </w:tc>
+        <w:tc>
+          <w:tcPr>
+            <w:tcW w:type="dxa" w:w="1500"/>
             <w:tcBorders>
               <w:top w:val="single" w:color="808080" w:sz="4"/>
               <w:left w:val="single" w:color="808080" w:sz="4"/>
@@ -4365,13 +3943,13 @@
                 <w:sz w:val="18"/>
                 <w:szCs w:val="18"/>
               </w:rPr>
-              <w:t xml:space="preserve">M5</w:t>
-            </w:r>
-          </w:p>
-        </w:tc>
-        <w:tc>
-          <w:tcPr>
-            <w:tcW w:type="dxa" w:w="1500"/>
+              <w:t xml:space="preserve">x₂ − x̄₂</w:t>
+            </w:r>
+          </w:p>
+        </w:tc>
+        <w:tc>
+          <w:tcPr>
+            <w:tcW w:type="dxa" w:w="1700"/>
             <w:tcBorders>
               <w:top w:val="single" w:color="808080" w:sz="4"/>
               <w:left w:val="single" w:color="808080" w:sz="4"/>
@@ -4400,7 +3978,7 @@
                 <w:sz w:val="18"/>
                 <w:szCs w:val="18"/>
               </w:rPr>
-              <w:t xml:space="preserve">|errors| (base / M4 / M5)</w:t>
+              <w:t xml:space="preserve">(x₂ − x̄₂)²</w:t>
             </w:r>
           </w:p>
         </w:tc>
@@ -4411,41 +3989,7 @@
         </w:trPr>
         <w:tc>
           <w:tcPr>
-            <w:tcW w:type="dxa" w:w="1300"/>
-            <w:tcBorders>
-              <w:top w:val="single" w:color="808080" w:sz="4"/>
-              <w:left w:val="single" w:color="808080" w:sz="4"/>
-              <w:bottom w:val="single" w:color="808080" w:sz="4"/>
-              <w:right w:val="single" w:color="808080" w:sz="4"/>
-            </w:tcBorders>
-            <w:tcMar>
-              <w:top w:type="dxa" w:w="40"/>
-              <w:left w:type="dxa" w:w="80"/>
-              <w:bottom w:type="dxa" w:w="40"/>
-              <w:right w:type="dxa" w:w="80"/>
-            </w:tcMar>
-            <w:vAlign w:val="center"/>
-          </w:tcPr>
-          <w:p>
-            <w:pPr>
-              <w:spacing w:after="0" w:before="0"/>
-              <w:jc w:val="left"/>
-            </w:pPr>
-            <w:r>
-              <w:rPr>
-                <w:rFonts w:ascii="Arial" w:cs="Arial" w:eastAsia="Arial" w:hAnsi="Arial"/>
-                <w:b w:val="false"/>
-                <w:bCs w:val="false"/>
-                <w:sz w:val="18"/>
-                <w:szCs w:val="18"/>
-              </w:rPr>
-              <w:t xml:space="preserve">Aug 8</w:t>
-            </w:r>
-          </w:p>
-        </w:tc>
-        <w:tc>
-          <w:tcPr>
-            <w:tcW w:type="dxa" w:w="900"/>
+            <w:tcW w:type="dxa" w:w="1100"/>
             <w:tcBorders>
               <w:top w:val="single" w:color="808080" w:sz="4"/>
               <w:left w:val="single" w:color="808080" w:sz="4"/>
@@ -4473,41 +4017,7 @@
                 <w:sz w:val="18"/>
                 <w:szCs w:val="18"/>
               </w:rPr>
-              <w:t xml:space="preserve">138</w:t>
-            </w:r>
-          </w:p>
-        </w:tc>
-        <w:tc>
-          <w:tcPr>
-            <w:tcW w:type="dxa" w:w="2200"/>
-            <w:tcBorders>
-              <w:top w:val="single" w:color="808080" w:sz="4"/>
-              <w:left w:val="single" w:color="808080" w:sz="4"/>
-              <w:bottom w:val="single" w:color="808080" w:sz="4"/>
-              <w:right w:val="single" w:color="808080" w:sz="4"/>
-            </w:tcBorders>
-            <w:tcMar>
-              <w:top w:type="dxa" w:w="40"/>
-              <w:left w:type="dxa" w:w="80"/>
-              <w:bottom w:type="dxa" w:w="40"/>
-              <w:right w:type="dxa" w:w="80"/>
-            </w:tcMar>
-            <w:vAlign w:val="center"/>
-          </w:tcPr>
-          <w:p>
-            <w:pPr>
-              <w:spacing w:after="0" w:before="0"/>
-              <w:jc w:val="left"/>
-            </w:pPr>
-            <w:r>
-              <w:rPr>
-                <w:rFonts w:ascii="Arial" w:cs="Arial" w:eastAsia="Arial" w:hAnsi="Arial"/>
-                <w:b w:val="false"/>
-                <w:bCs w:val="false"/>
-                <w:sz w:val="18"/>
-                <w:szCs w:val="18"/>
-              </w:rPr>
-              <w:t xml:space="preserve">0.5×120 + 0.3×146 + 0.2×137</w:t>
+              <w:t xml:space="preserve">1</w:t>
             </w:r>
           </w:p>
         </w:tc>
@@ -4541,7 +4051,7 @@
                 <w:sz w:val="18"/>
                 <w:szCs w:val="18"/>
               </w:rPr>
-              <w:t xml:space="preserve">131.2</w:t>
+              <w:t xml:space="preserve">100</w:t>
             </w:r>
           </w:p>
         </w:tc>
@@ -4575,13 +4085,13 @@
                 <w:sz w:val="18"/>
                 <w:szCs w:val="18"/>
               </w:rPr>
-              <w:t xml:space="preserve">128.5</w:t>
-            </w:r>
-          </w:p>
-        </w:tc>
-        <w:tc>
-          <w:tcPr>
-            <w:tcW w:type="dxa" w:w="1300"/>
+              <w:t xml:space="preserve">0</w:t>
+            </w:r>
+          </w:p>
+        </w:tc>
+        <w:tc>
+          <w:tcPr>
+            <w:tcW w:type="dxa" w:w="1700"/>
             <w:tcBorders>
               <w:top w:val="single" w:color="808080" w:sz="4"/>
               <w:left w:val="single" w:color="808080" w:sz="4"/>
@@ -4609,7 +4119,7 @@
                 <w:sz w:val="18"/>
                 <w:szCs w:val="18"/>
               </w:rPr>
-              <w:t xml:space="preserve">127.3</w:t>
+              <w:t xml:space="preserve">0</w:t>
             </w:r>
           </w:p>
         </w:tc>
@@ -4643,7 +4153,75 @@
                 <w:sz w:val="18"/>
                 <w:szCs w:val="18"/>
               </w:rPr>
-              <w:t xml:space="preserve">6.8 / 9.5 / 10.7</w:t>
+              <w:t xml:space="preserve">110</w:t>
+            </w:r>
+          </w:p>
+        </w:tc>
+        <w:tc>
+          <w:tcPr>
+            <w:tcW w:type="dxa" w:w="1500"/>
+            <w:tcBorders>
+              <w:top w:val="single" w:color="808080" w:sz="4"/>
+              <w:left w:val="single" w:color="808080" w:sz="4"/>
+              <w:bottom w:val="single" w:color="808080" w:sz="4"/>
+              <w:right w:val="single" w:color="808080" w:sz="4"/>
+            </w:tcBorders>
+            <w:tcMar>
+              <w:top w:type="dxa" w:w="40"/>
+              <w:left w:type="dxa" w:w="80"/>
+              <w:bottom w:type="dxa" w:w="40"/>
+              <w:right w:type="dxa" w:w="80"/>
+            </w:tcMar>
+            <w:vAlign w:val="center"/>
+          </w:tcPr>
+          <w:p>
+            <w:pPr>
+              <w:spacing w:after="0" w:before="0"/>
+              <w:jc w:val="center"/>
+            </w:pPr>
+            <w:r>
+              <w:rPr>
+                <w:rFonts w:ascii="Arial" w:cs="Arial" w:eastAsia="Arial" w:hAnsi="Arial"/>
+                <w:b w:val="false"/>
+                <w:bCs w:val="false"/>
+                <w:sz w:val="18"/>
+                <w:szCs w:val="18"/>
+              </w:rPr>
+              <w:t xml:space="preserve">−4</w:t>
+            </w:r>
+          </w:p>
+        </w:tc>
+        <w:tc>
+          <w:tcPr>
+            <w:tcW w:type="dxa" w:w="1700"/>
+            <w:tcBorders>
+              <w:top w:val="single" w:color="808080" w:sz="4"/>
+              <w:left w:val="single" w:color="808080" w:sz="4"/>
+              <w:bottom w:val="single" w:color="808080" w:sz="4"/>
+              <w:right w:val="single" w:color="808080" w:sz="4"/>
+            </w:tcBorders>
+            <w:tcMar>
+              <w:top w:type="dxa" w:w="40"/>
+              <w:left w:type="dxa" w:w="80"/>
+              <w:bottom w:type="dxa" w:w="40"/>
+              <w:right w:type="dxa" w:w="80"/>
+            </w:tcMar>
+            <w:vAlign w:val="center"/>
+          </w:tcPr>
+          <w:p>
+            <w:pPr>
+              <w:spacing w:after="0" w:before="0"/>
+              <w:jc w:val="center"/>
+            </w:pPr>
+            <w:r>
+              <w:rPr>
+                <w:rFonts w:ascii="Arial" w:cs="Arial" w:eastAsia="Arial" w:hAnsi="Arial"/>
+                <w:b w:val="false"/>
+                <w:bCs w:val="false"/>
+                <w:sz w:val="18"/>
+                <w:szCs w:val="18"/>
+              </w:rPr>
+              <w:t xml:space="preserve">16</w:t>
             </w:r>
           </w:p>
         </w:tc>
@@ -4654,41 +4232,7 @@
         </w:trPr>
         <w:tc>
           <w:tcPr>
-            <w:tcW w:type="dxa" w:w="1300"/>
-            <w:tcBorders>
-              <w:top w:val="single" w:color="808080" w:sz="4"/>
-              <w:left w:val="single" w:color="808080" w:sz="4"/>
-              <w:bottom w:val="single" w:color="808080" w:sz="4"/>
-              <w:right w:val="single" w:color="808080" w:sz="4"/>
-            </w:tcBorders>
-            <w:tcMar>
-              <w:top w:type="dxa" w:w="40"/>
-              <w:left w:type="dxa" w:w="80"/>
-              <w:bottom w:type="dxa" w:w="40"/>
-              <w:right w:type="dxa" w:w="80"/>
-            </w:tcMar>
-            <w:vAlign w:val="center"/>
-          </w:tcPr>
-          <w:p>
-            <w:pPr>
-              <w:spacing w:after="0" w:before="0"/>
-              <w:jc w:val="left"/>
-            </w:pPr>
-            <w:r>
-              <w:rPr>
-                <w:rFonts w:ascii="Arial" w:cs="Arial" w:eastAsia="Arial" w:hAnsi="Arial"/>
-                <w:b w:val="false"/>
-                <w:bCs w:val="false"/>
-                <w:sz w:val="18"/>
-                <w:szCs w:val="18"/>
-              </w:rPr>
-              <w:t xml:space="preserve">Aug 13</w:t>
-            </w:r>
-          </w:p>
-        </w:tc>
-        <w:tc>
-          <w:tcPr>
-            <w:tcW w:type="dxa" w:w="900"/>
+            <w:tcW w:type="dxa" w:w="1100"/>
             <w:tcBorders>
               <w:top w:val="single" w:color="808080" w:sz="4"/>
               <w:left w:val="single" w:color="808080" w:sz="4"/>
@@ -4716,41 +4260,7 @@
                 <w:sz w:val="18"/>
                 <w:szCs w:val="18"/>
               </w:rPr>
-              <w:t xml:space="preserve">123</w:t>
-            </w:r>
-          </w:p>
-        </w:tc>
-        <w:tc>
-          <w:tcPr>
-            <w:tcW w:type="dxa" w:w="2200"/>
-            <w:tcBorders>
-              <w:top w:val="single" w:color="808080" w:sz="4"/>
-              <w:left w:val="single" w:color="808080" w:sz="4"/>
-              <w:bottom w:val="single" w:color="808080" w:sz="4"/>
-              <w:right w:val="single" w:color="808080" w:sz="4"/>
-            </w:tcBorders>
-            <w:tcMar>
-              <w:top w:type="dxa" w:w="40"/>
-              <w:left w:type="dxa" w:w="80"/>
-              <w:bottom w:type="dxa" w:w="40"/>
-              <w:right w:type="dxa" w:w="80"/>
-            </w:tcMar>
-            <w:vAlign w:val="center"/>
-          </w:tcPr>
-          <w:p>
-            <w:pPr>
-              <w:spacing w:after="0" w:before="0"/>
-              <w:jc w:val="left"/>
-            </w:pPr>
-            <w:r>
-              <w:rPr>
-                <w:rFonts w:ascii="Arial" w:cs="Arial" w:eastAsia="Arial" w:hAnsi="Arial"/>
-                <w:b w:val="false"/>
-                <w:bCs w:val="false"/>
-                <w:sz w:val="18"/>
-                <w:szCs w:val="18"/>
-              </w:rPr>
-              <w:t xml:space="preserve">0.5×108 + 0.3×108 + 0.2×119</w:t>
+              <w:t xml:space="preserve">2</w:t>
             </w:r>
           </w:p>
         </w:tc>
@@ -4784,7 +4294,7 @@
                 <w:sz w:val="18"/>
                 <w:szCs w:val="18"/>
               </w:rPr>
-              <w:t xml:space="preserve">110.2</w:t>
+              <w:t xml:space="preserve">108</w:t>
             </w:r>
           </w:p>
         </w:tc>
@@ -4818,13 +4328,13 @@
                 <w:sz w:val="18"/>
                 <w:szCs w:val="18"/>
               </w:rPr>
-              <w:t xml:space="preserve">115.3</w:t>
-            </w:r>
-          </w:p>
-        </w:tc>
-        <w:tc>
-          <w:tcPr>
-            <w:tcW w:type="dxa" w:w="1300"/>
+              <w:t xml:space="preserve">+8</w:t>
+            </w:r>
+          </w:p>
+        </w:tc>
+        <w:tc>
+          <w:tcPr>
+            <w:tcW w:type="dxa" w:w="1700"/>
             <w:tcBorders>
               <w:top w:val="single" w:color="808080" w:sz="4"/>
               <w:left w:val="single" w:color="808080" w:sz="4"/>
@@ -4852,7 +4362,7 @@
                 <w:sz w:val="18"/>
                 <w:szCs w:val="18"/>
               </w:rPr>
-              <w:t xml:space="preserve">118.2</w:t>
+              <w:t xml:space="preserve">64</w:t>
             </w:r>
           </w:p>
         </w:tc>
@@ -4886,7 +4396,75 @@
                 <w:sz w:val="18"/>
                 <w:szCs w:val="18"/>
               </w:rPr>
-              <w:t xml:space="preserve">12.8 / 7.7 / 4.8</w:t>
+              <w:t xml:space="preserve">118</w:t>
+            </w:r>
+          </w:p>
+        </w:tc>
+        <w:tc>
+          <w:tcPr>
+            <w:tcW w:type="dxa" w:w="1500"/>
+            <w:tcBorders>
+              <w:top w:val="single" w:color="808080" w:sz="4"/>
+              <w:left w:val="single" w:color="808080" w:sz="4"/>
+              <w:bottom w:val="single" w:color="808080" w:sz="4"/>
+              <w:right w:val="single" w:color="808080" w:sz="4"/>
+            </w:tcBorders>
+            <w:tcMar>
+              <w:top w:type="dxa" w:w="40"/>
+              <w:left w:type="dxa" w:w="80"/>
+              <w:bottom w:type="dxa" w:w="40"/>
+              <w:right w:type="dxa" w:w="80"/>
+            </w:tcMar>
+            <w:vAlign w:val="center"/>
+          </w:tcPr>
+          <w:p>
+            <w:pPr>
+              <w:spacing w:after="0" w:before="0"/>
+              <w:jc w:val="center"/>
+            </w:pPr>
+            <w:r>
+              <w:rPr>
+                <w:rFonts w:ascii="Arial" w:cs="Arial" w:eastAsia="Arial" w:hAnsi="Arial"/>
+                <w:b w:val="false"/>
+                <w:bCs w:val="false"/>
+                <w:sz w:val="18"/>
+                <w:szCs w:val="18"/>
+              </w:rPr>
+              <w:t xml:space="preserve">+4</w:t>
+            </w:r>
+          </w:p>
+        </w:tc>
+        <w:tc>
+          <w:tcPr>
+            <w:tcW w:type="dxa" w:w="1700"/>
+            <w:tcBorders>
+              <w:top w:val="single" w:color="808080" w:sz="4"/>
+              <w:left w:val="single" w:color="808080" w:sz="4"/>
+              <w:bottom w:val="single" w:color="808080" w:sz="4"/>
+              <w:right w:val="single" w:color="808080" w:sz="4"/>
+            </w:tcBorders>
+            <w:tcMar>
+              <w:top w:type="dxa" w:w="40"/>
+              <w:left w:type="dxa" w:w="80"/>
+              <w:bottom w:type="dxa" w:w="40"/>
+              <w:right w:type="dxa" w:w="80"/>
+            </w:tcMar>
+            <w:vAlign w:val="center"/>
+          </w:tcPr>
+          <w:p>
+            <w:pPr>
+              <w:spacing w:after="0" w:before="0"/>
+              <w:jc w:val="center"/>
+            </w:pPr>
+            <w:r>
+              <w:rPr>
+                <w:rFonts w:ascii="Arial" w:cs="Arial" w:eastAsia="Arial" w:hAnsi="Arial"/>
+                <w:b w:val="false"/>
+                <w:bCs w:val="false"/>
+                <w:sz w:val="18"/>
+                <w:szCs w:val="18"/>
+              </w:rPr>
+              <w:t xml:space="preserve">16</w:t>
             </w:r>
           </w:p>
         </w:tc>
@@ -4897,41 +4475,7 @@
         </w:trPr>
         <w:tc>
           <w:tcPr>
-            <w:tcW w:type="dxa" w:w="1300"/>
-            <w:tcBorders>
-              <w:top w:val="single" w:color="808080" w:sz="4"/>
-              <w:left w:val="single" w:color="808080" w:sz="4"/>
-              <w:bottom w:val="single" w:color="808080" w:sz="4"/>
-              <w:right w:val="single" w:color="808080" w:sz="4"/>
-            </w:tcBorders>
-            <w:tcMar>
-              <w:top w:type="dxa" w:w="40"/>
-              <w:left w:type="dxa" w:w="80"/>
-              <w:bottom w:type="dxa" w:w="40"/>
-              <w:right w:type="dxa" w:w="80"/>
-            </w:tcMar>
-            <w:vAlign w:val="center"/>
-          </w:tcPr>
-          <w:p>
-            <w:pPr>
-              <w:spacing w:after="0" w:before="0"/>
-              <w:jc w:val="left"/>
-            </w:pPr>
-            <w:r>
-              <w:rPr>
-                <w:rFonts w:ascii="Arial" w:cs="Arial" w:eastAsia="Arial" w:hAnsi="Arial"/>
-                <w:b w:val="false"/>
-                <w:bCs w:val="false"/>
-                <w:sz w:val="18"/>
-                <w:szCs w:val="18"/>
-              </w:rPr>
-              <w:t xml:space="preserve">Aug 25</w:t>
-            </w:r>
-          </w:p>
-        </w:tc>
-        <w:tc>
-          <w:tcPr>
-            <w:tcW w:type="dxa" w:w="900"/>
+            <w:tcW w:type="dxa" w:w="1100"/>
             <w:tcBorders>
               <w:top w:val="single" w:color="808080" w:sz="4"/>
               <w:left w:val="single" w:color="808080" w:sz="4"/>
@@ -4959,41 +4503,7 @@
                 <w:sz w:val="18"/>
                 <w:szCs w:val="18"/>
               </w:rPr>
-              <w:t xml:space="preserve">118</w:t>
-            </w:r>
-          </w:p>
-        </w:tc>
-        <w:tc>
-          <w:tcPr>
-            <w:tcW w:type="dxa" w:w="2200"/>
-            <w:tcBorders>
-              <w:top w:val="single" w:color="808080" w:sz="4"/>
-              <w:left w:val="single" w:color="808080" w:sz="4"/>
-              <w:bottom w:val="single" w:color="808080" w:sz="4"/>
-              <w:right w:val="single" w:color="808080" w:sz="4"/>
-            </w:tcBorders>
-            <w:tcMar>
-              <w:top w:type="dxa" w:w="40"/>
-              <w:left w:type="dxa" w:w="80"/>
-              <w:bottom w:type="dxa" w:w="40"/>
-              <w:right w:type="dxa" w:w="80"/>
-            </w:tcMar>
-            <w:vAlign w:val="center"/>
-          </w:tcPr>
-          <w:p>
-            <w:pPr>
-              <w:spacing w:after="0" w:before="0"/>
-              <w:jc w:val="left"/>
-            </w:pPr>
-            <w:r>
-              <w:rPr>
-                <w:rFonts w:ascii="Arial" w:cs="Arial" w:eastAsia="Arial" w:hAnsi="Arial"/>
-                <w:b w:val="false"/>
-                <w:bCs w:val="false"/>
-                <w:sz w:val="18"/>
-                <w:szCs w:val="18"/>
-              </w:rPr>
-              <w:t xml:space="preserve">0.5×96 + 0.3×116 + 0.2×124</w:t>
+              <w:t xml:space="preserve">3</w:t>
             </w:r>
           </w:p>
         </w:tc>
@@ -5027,7 +4537,7 @@
                 <w:sz w:val="18"/>
                 <w:szCs w:val="18"/>
               </w:rPr>
-              <w:t xml:space="preserve">107.6</w:t>
+              <w:t xml:space="preserve">92</w:t>
             </w:r>
           </w:p>
         </w:tc>
@@ -5061,13 +4571,13 @@
                 <w:sz w:val="18"/>
                 <w:szCs w:val="18"/>
               </w:rPr>
-              <w:t xml:space="preserve">121.2</w:t>
-            </w:r>
-          </w:p>
-        </w:tc>
-        <w:tc>
-          <w:tcPr>
-            <w:tcW w:type="dxa" w:w="1300"/>
+              <w:t xml:space="preserve">−8</w:t>
+            </w:r>
+          </w:p>
+        </w:tc>
+        <w:tc>
+          <w:tcPr>
+            <w:tcW w:type="dxa" w:w="1700"/>
             <w:tcBorders>
               <w:top w:val="single" w:color="808080" w:sz="4"/>
               <w:left w:val="single" w:color="808080" w:sz="4"/>
@@ -5095,7 +4605,7 @@
                 <w:sz w:val="18"/>
                 <w:szCs w:val="18"/>
               </w:rPr>
-              <w:t xml:space="preserve">121.3</w:t>
+              <w:t xml:space="preserve">64</w:t>
             </w:r>
           </w:p>
         </w:tc>
@@ -5129,7 +4639,75 @@
                 <w:sz w:val="18"/>
                 <w:szCs w:val="18"/>
               </w:rPr>
-              <w:t xml:space="preserve">10.4 / 3.2 / 3.3</w:t>
+              <w:t xml:space="preserve">102</w:t>
+            </w:r>
+          </w:p>
+        </w:tc>
+        <w:tc>
+          <w:tcPr>
+            <w:tcW w:type="dxa" w:w="1500"/>
+            <w:tcBorders>
+              <w:top w:val="single" w:color="808080" w:sz="4"/>
+              <w:left w:val="single" w:color="808080" w:sz="4"/>
+              <w:bottom w:val="single" w:color="808080" w:sz="4"/>
+              <w:right w:val="single" w:color="808080" w:sz="4"/>
+            </w:tcBorders>
+            <w:tcMar>
+              <w:top w:type="dxa" w:w="40"/>
+              <w:left w:type="dxa" w:w="80"/>
+              <w:bottom w:type="dxa" w:w="40"/>
+              <w:right w:type="dxa" w:w="80"/>
+            </w:tcMar>
+            <w:vAlign w:val="center"/>
+          </w:tcPr>
+          <w:p>
+            <w:pPr>
+              <w:spacing w:after="0" w:before="0"/>
+              <w:jc w:val="center"/>
+            </w:pPr>
+            <w:r>
+              <w:rPr>
+                <w:rFonts w:ascii="Arial" w:cs="Arial" w:eastAsia="Arial" w:hAnsi="Arial"/>
+                <w:b w:val="false"/>
+                <w:bCs w:val="false"/>
+                <w:sz w:val="18"/>
+                <w:szCs w:val="18"/>
+              </w:rPr>
+              <w:t xml:space="preserve">−12</w:t>
+            </w:r>
+          </w:p>
+        </w:tc>
+        <w:tc>
+          <w:tcPr>
+            <w:tcW w:type="dxa" w:w="1700"/>
+            <w:tcBorders>
+              <w:top w:val="single" w:color="808080" w:sz="4"/>
+              <w:left w:val="single" w:color="808080" w:sz="4"/>
+              <w:bottom w:val="single" w:color="808080" w:sz="4"/>
+              <w:right w:val="single" w:color="808080" w:sz="4"/>
+            </w:tcBorders>
+            <w:tcMar>
+              <w:top w:type="dxa" w:w="40"/>
+              <w:left w:type="dxa" w:w="80"/>
+              <w:bottom w:type="dxa" w:w="40"/>
+              <w:right w:type="dxa" w:w="80"/>
+            </w:tcMar>
+            <w:vAlign w:val="center"/>
+          </w:tcPr>
+          <w:p>
+            <w:pPr>
+              <w:spacing w:after="0" w:before="0"/>
+              <w:jc w:val="center"/>
+            </w:pPr>
+            <w:r>
+              <w:rPr>
+                <w:rFonts w:ascii="Arial" w:cs="Arial" w:eastAsia="Arial" w:hAnsi="Arial"/>
+                <w:b w:val="false"/>
+                <w:bCs w:val="false"/>
+                <w:sz w:val="18"/>
+                <w:szCs w:val="18"/>
+              </w:rPr>
+              <w:t xml:space="preserve">144</w:t>
             </w:r>
           </w:p>
         </w:tc>
@@ -5140,41 +4718,7 @@
         </w:trPr>
         <w:tc>
           <w:tcPr>
-            <w:tcW w:type="dxa" w:w="1300"/>
-            <w:tcBorders>
-              <w:top w:val="single" w:color="808080" w:sz="4"/>
-              <w:left w:val="single" w:color="808080" w:sz="4"/>
-              <w:bottom w:val="single" w:color="808080" w:sz="4"/>
-              <w:right w:val="single" w:color="808080" w:sz="4"/>
-            </w:tcBorders>
-            <w:tcMar>
-              <w:top w:type="dxa" w:w="40"/>
-              <w:left w:type="dxa" w:w="80"/>
-              <w:bottom w:type="dxa" w:w="40"/>
-              <w:right w:type="dxa" w:w="80"/>
-            </w:tcMar>
-            <w:vAlign w:val="center"/>
-          </w:tcPr>
-          <w:p>
-            <w:pPr>
-              <w:spacing w:after="0" w:before="0"/>
-              <w:jc w:val="left"/>
-            </w:pPr>
-            <w:r>
-              <w:rPr>
-                <w:rFonts w:ascii="Arial" w:cs="Arial" w:eastAsia="Arial" w:hAnsi="Arial"/>
-                <w:b w:val="false"/>
-                <w:bCs w:val="false"/>
-                <w:sz w:val="18"/>
-                <w:szCs w:val="18"/>
-              </w:rPr>
-              <w:t xml:space="preserve">Sep 2</w:t>
-            </w:r>
-          </w:p>
-        </w:tc>
-        <w:tc>
-          <w:tcPr>
-            <w:tcW w:type="dxa" w:w="900"/>
+            <w:tcW w:type="dxa" w:w="1100"/>
             <w:tcBorders>
               <w:top w:val="single" w:color="808080" w:sz="4"/>
               <w:left w:val="single" w:color="808080" w:sz="4"/>
@@ -5202,41 +4746,7 @@
                 <w:sz w:val="18"/>
                 <w:szCs w:val="18"/>
               </w:rPr>
-              <w:t xml:space="preserve">129</w:t>
-            </w:r>
-          </w:p>
-        </w:tc>
-        <w:tc>
-          <w:tcPr>
-            <w:tcW w:type="dxa" w:w="2200"/>
-            <w:tcBorders>
-              <w:top w:val="single" w:color="808080" w:sz="4"/>
-              <w:left w:val="single" w:color="808080" w:sz="4"/>
-              <w:bottom w:val="single" w:color="808080" w:sz="4"/>
-              <w:right w:val="single" w:color="808080" w:sz="4"/>
-            </w:tcBorders>
-            <w:tcMar>
-              <w:top w:type="dxa" w:w="40"/>
-              <w:left w:type="dxa" w:w="80"/>
-              <w:bottom w:type="dxa" w:w="40"/>
-              <w:right w:type="dxa" w:w="80"/>
-            </w:tcMar>
-            <w:vAlign w:val="center"/>
-          </w:tcPr>
-          <w:p>
-            <w:pPr>
-              <w:spacing w:after="0" w:before="0"/>
-              <w:jc w:val="left"/>
-            </w:pPr>
-            <w:r>
-              <w:rPr>
-                <w:rFonts w:ascii="Arial" w:cs="Arial" w:eastAsia="Arial" w:hAnsi="Arial"/>
-                <w:b w:val="false"/>
-                <w:bCs w:val="false"/>
-                <w:sz w:val="18"/>
-                <w:szCs w:val="18"/>
-              </w:rPr>
-              <w:t xml:space="preserve">0.5×103 + 0.3×120 + 0.2×122</w:t>
+              <w:t xml:space="preserve">4</w:t>
             </w:r>
           </w:p>
         </w:tc>
@@ -5270,7 +4780,7 @@
                 <w:sz w:val="18"/>
                 <w:szCs w:val="18"/>
               </w:rPr>
-              <w:t xml:space="preserve">111.9</w:t>
+              <w:t xml:space="preserve">104</w:t>
             </w:r>
           </w:p>
         </w:tc>
@@ -5304,13 +4814,13 @@
                 <w:sz w:val="18"/>
                 <w:szCs w:val="18"/>
               </w:rPr>
-              <w:t xml:space="preserve">127.5</w:t>
-            </w:r>
-          </w:p>
-        </w:tc>
-        <w:tc>
-          <w:tcPr>
-            <w:tcW w:type="dxa" w:w="1300"/>
+              <w:t xml:space="preserve">+4</w:t>
+            </w:r>
+          </w:p>
+        </w:tc>
+        <w:tc>
+          <w:tcPr>
+            <w:tcW w:type="dxa" w:w="1700"/>
             <w:tcBorders>
               <w:top w:val="single" w:color="808080" w:sz="4"/>
               <w:left w:val="single" w:color="808080" w:sz="4"/>
@@ -5338,7 +4848,7 @@
                 <w:sz w:val="18"/>
                 <w:szCs w:val="18"/>
               </w:rPr>
-              <w:t xml:space="preserve">125.7</w:t>
+              <w:t xml:space="preserve">16</w:t>
             </w:r>
           </w:p>
         </w:tc>
@@ -5372,7 +4882,75 @@
                 <w:sz w:val="18"/>
                 <w:szCs w:val="18"/>
               </w:rPr>
-              <w:t xml:space="preserve">17.1 / 1.5 / 3.3</w:t>
+              <w:t xml:space="preserve">114</w:t>
+            </w:r>
+          </w:p>
+        </w:tc>
+        <w:tc>
+          <w:tcPr>
+            <w:tcW w:type="dxa" w:w="1500"/>
+            <w:tcBorders>
+              <w:top w:val="single" w:color="808080" w:sz="4"/>
+              <w:left w:val="single" w:color="808080" w:sz="4"/>
+              <w:bottom w:val="single" w:color="808080" w:sz="4"/>
+              <w:right w:val="single" w:color="808080" w:sz="4"/>
+            </w:tcBorders>
+            <w:tcMar>
+              <w:top w:type="dxa" w:w="40"/>
+              <w:left w:type="dxa" w:w="80"/>
+              <w:bottom w:type="dxa" w:w="40"/>
+              <w:right w:type="dxa" w:w="80"/>
+            </w:tcMar>
+            <w:vAlign w:val="center"/>
+          </w:tcPr>
+          <w:p>
+            <w:pPr>
+              <w:spacing w:after="0" w:before="0"/>
+              <w:jc w:val="center"/>
+            </w:pPr>
+            <w:r>
+              <w:rPr>
+                <w:rFonts w:ascii="Arial" w:cs="Arial" w:eastAsia="Arial" w:hAnsi="Arial"/>
+                <w:b w:val="false"/>
+                <w:bCs w:val="false"/>
+                <w:sz w:val="18"/>
+                <w:szCs w:val="18"/>
+              </w:rPr>
+              <w:t xml:space="preserve">0</w:t>
+            </w:r>
+          </w:p>
+        </w:tc>
+        <w:tc>
+          <w:tcPr>
+            <w:tcW w:type="dxa" w:w="1700"/>
+            <w:tcBorders>
+              <w:top w:val="single" w:color="808080" w:sz="4"/>
+              <w:left w:val="single" w:color="808080" w:sz="4"/>
+              <w:bottom w:val="single" w:color="808080" w:sz="4"/>
+              <w:right w:val="single" w:color="808080" w:sz="4"/>
+            </w:tcBorders>
+            <w:tcMar>
+              <w:top w:type="dxa" w:w="40"/>
+              <w:left w:type="dxa" w:w="80"/>
+              <w:bottom w:type="dxa" w:w="40"/>
+              <w:right w:type="dxa" w:w="80"/>
+            </w:tcMar>
+            <w:vAlign w:val="center"/>
+          </w:tcPr>
+          <w:p>
+            <w:pPr>
+              <w:spacing w:after="0" w:before="0"/>
+              <w:jc w:val="center"/>
+            </w:pPr>
+            <w:r>
+              <w:rPr>
+                <w:rFonts w:ascii="Arial" w:cs="Arial" w:eastAsia="Arial" w:hAnsi="Arial"/>
+                <w:b w:val="false"/>
+                <w:bCs w:val="false"/>
+                <w:sz w:val="18"/>
+                <w:szCs w:val="18"/>
+              </w:rPr>
+              <w:t xml:space="preserve">0</w:t>
             </w:r>
           </w:p>
         </w:tc>
@@ -5383,7 +4961,250 @@
         </w:trPr>
         <w:tc>
           <w:tcPr>
-            <w:tcW w:type="dxa" w:w="1300"/>
+            <w:tcW w:type="dxa" w:w="1100"/>
+            <w:tcBorders>
+              <w:top w:val="single" w:color="808080" w:sz="4"/>
+              <w:left w:val="single" w:color="808080" w:sz="4"/>
+              <w:bottom w:val="single" w:color="808080" w:sz="4"/>
+              <w:right w:val="single" w:color="808080" w:sz="4"/>
+            </w:tcBorders>
+            <w:tcMar>
+              <w:top w:type="dxa" w:w="40"/>
+              <w:left w:type="dxa" w:w="80"/>
+              <w:bottom w:type="dxa" w:w="40"/>
+              <w:right w:type="dxa" w:w="80"/>
+            </w:tcMar>
+            <w:vAlign w:val="center"/>
+          </w:tcPr>
+          <w:p>
+            <w:pPr>
+              <w:spacing w:after="0" w:before="0"/>
+              <w:jc w:val="center"/>
+            </w:pPr>
+            <w:r>
+              <w:rPr>
+                <w:rFonts w:ascii="Arial" w:cs="Arial" w:eastAsia="Arial" w:hAnsi="Arial"/>
+                <w:b w:val="false"/>
+                <w:bCs w:val="false"/>
+                <w:sz w:val="18"/>
+                <w:szCs w:val="18"/>
+              </w:rPr>
+              <w:t xml:space="preserve">5</w:t>
+            </w:r>
+          </w:p>
+        </w:tc>
+        <w:tc>
+          <w:tcPr>
+            <w:tcW w:type="dxa" w:w="1500"/>
+            <w:tcBorders>
+              <w:top w:val="single" w:color="808080" w:sz="4"/>
+              <w:left w:val="single" w:color="808080" w:sz="4"/>
+              <w:bottom w:val="single" w:color="808080" w:sz="4"/>
+              <w:right w:val="single" w:color="808080" w:sz="4"/>
+            </w:tcBorders>
+            <w:tcMar>
+              <w:top w:type="dxa" w:w="40"/>
+              <w:left w:type="dxa" w:w="80"/>
+              <w:bottom w:type="dxa" w:w="40"/>
+              <w:right w:type="dxa" w:w="80"/>
+            </w:tcMar>
+            <w:vAlign w:val="center"/>
+          </w:tcPr>
+          <w:p>
+            <w:pPr>
+              <w:spacing w:after="0" w:before="0"/>
+              <w:jc w:val="center"/>
+            </w:pPr>
+            <w:r>
+              <w:rPr>
+                <w:rFonts w:ascii="Arial" w:cs="Arial" w:eastAsia="Arial" w:hAnsi="Arial"/>
+                <w:b w:val="false"/>
+                <w:bCs w:val="false"/>
+                <w:sz w:val="18"/>
+                <w:szCs w:val="18"/>
+              </w:rPr>
+              <w:t xml:space="preserve">96</w:t>
+            </w:r>
+          </w:p>
+        </w:tc>
+        <w:tc>
+          <w:tcPr>
+            <w:tcW w:type="dxa" w:w="1500"/>
+            <w:tcBorders>
+              <w:top w:val="single" w:color="808080" w:sz="4"/>
+              <w:left w:val="single" w:color="808080" w:sz="4"/>
+              <w:bottom w:val="single" w:color="808080" w:sz="4"/>
+              <w:right w:val="single" w:color="808080" w:sz="4"/>
+            </w:tcBorders>
+            <w:tcMar>
+              <w:top w:type="dxa" w:w="40"/>
+              <w:left w:type="dxa" w:w="80"/>
+              <w:bottom w:type="dxa" w:w="40"/>
+              <w:right w:type="dxa" w:w="80"/>
+            </w:tcMar>
+            <w:vAlign w:val="center"/>
+          </w:tcPr>
+          <w:p>
+            <w:pPr>
+              <w:spacing w:after="0" w:before="0"/>
+              <w:jc w:val="center"/>
+            </w:pPr>
+            <w:r>
+              <w:rPr>
+                <w:rFonts w:ascii="Arial" w:cs="Arial" w:eastAsia="Arial" w:hAnsi="Arial"/>
+                <w:b w:val="false"/>
+                <w:bCs w:val="false"/>
+                <w:sz w:val="18"/>
+                <w:szCs w:val="18"/>
+              </w:rPr>
+              <w:t xml:space="preserve">−4</w:t>
+            </w:r>
+          </w:p>
+        </w:tc>
+        <w:tc>
+          <w:tcPr>
+            <w:tcW w:type="dxa" w:w="1700"/>
+            <w:tcBorders>
+              <w:top w:val="single" w:color="808080" w:sz="4"/>
+              <w:left w:val="single" w:color="808080" w:sz="4"/>
+              <w:bottom w:val="single" w:color="808080" w:sz="4"/>
+              <w:right w:val="single" w:color="808080" w:sz="4"/>
+            </w:tcBorders>
+            <w:tcMar>
+              <w:top w:type="dxa" w:w="40"/>
+              <w:left w:type="dxa" w:w="80"/>
+              <w:bottom w:type="dxa" w:w="40"/>
+              <w:right w:type="dxa" w:w="80"/>
+            </w:tcMar>
+            <w:vAlign w:val="center"/>
+          </w:tcPr>
+          <w:p>
+            <w:pPr>
+              <w:spacing w:after="0" w:before="0"/>
+              <w:jc w:val="center"/>
+            </w:pPr>
+            <w:r>
+              <w:rPr>
+                <w:rFonts w:ascii="Arial" w:cs="Arial" w:eastAsia="Arial" w:hAnsi="Arial"/>
+                <w:b w:val="false"/>
+                <w:bCs w:val="false"/>
+                <w:sz w:val="18"/>
+                <w:szCs w:val="18"/>
+              </w:rPr>
+              <w:t xml:space="preserve">16</w:t>
+            </w:r>
+          </w:p>
+        </w:tc>
+        <w:tc>
+          <w:tcPr>
+            <w:tcW w:type="dxa" w:w="1500"/>
+            <w:tcBorders>
+              <w:top w:val="single" w:color="808080" w:sz="4"/>
+              <w:left w:val="single" w:color="808080" w:sz="4"/>
+              <w:bottom w:val="single" w:color="808080" w:sz="4"/>
+              <w:right w:val="single" w:color="808080" w:sz="4"/>
+            </w:tcBorders>
+            <w:tcMar>
+              <w:top w:type="dxa" w:w="40"/>
+              <w:left w:type="dxa" w:w="80"/>
+              <w:bottom w:type="dxa" w:w="40"/>
+              <w:right w:type="dxa" w:w="80"/>
+            </w:tcMar>
+            <w:vAlign w:val="center"/>
+          </w:tcPr>
+          <w:p>
+            <w:pPr>
+              <w:spacing w:after="0" w:before="0"/>
+              <w:jc w:val="center"/>
+            </w:pPr>
+            <w:r>
+              <w:rPr>
+                <w:rFonts w:ascii="Arial" w:cs="Arial" w:eastAsia="Arial" w:hAnsi="Arial"/>
+                <w:b w:val="false"/>
+                <w:bCs w:val="false"/>
+                <w:sz w:val="18"/>
+                <w:szCs w:val="18"/>
+              </w:rPr>
+              <w:t xml:space="preserve">126</w:t>
+            </w:r>
+          </w:p>
+        </w:tc>
+        <w:tc>
+          <w:tcPr>
+            <w:tcW w:type="dxa" w:w="1500"/>
+            <w:tcBorders>
+              <w:top w:val="single" w:color="808080" w:sz="4"/>
+              <w:left w:val="single" w:color="808080" w:sz="4"/>
+              <w:bottom w:val="single" w:color="808080" w:sz="4"/>
+              <w:right w:val="single" w:color="808080" w:sz="4"/>
+            </w:tcBorders>
+            <w:tcMar>
+              <w:top w:type="dxa" w:w="40"/>
+              <w:left w:type="dxa" w:w="80"/>
+              <w:bottom w:type="dxa" w:w="40"/>
+              <w:right w:type="dxa" w:w="80"/>
+            </w:tcMar>
+            <w:vAlign w:val="center"/>
+          </w:tcPr>
+          <w:p>
+            <w:pPr>
+              <w:spacing w:after="0" w:before="0"/>
+              <w:jc w:val="center"/>
+            </w:pPr>
+            <w:r>
+              <w:rPr>
+                <w:rFonts w:ascii="Arial" w:cs="Arial" w:eastAsia="Arial" w:hAnsi="Arial"/>
+                <w:b w:val="false"/>
+                <w:bCs w:val="false"/>
+                <w:sz w:val="18"/>
+                <w:szCs w:val="18"/>
+              </w:rPr>
+              <w:t xml:space="preserve">+12</w:t>
+            </w:r>
+          </w:p>
+        </w:tc>
+        <w:tc>
+          <w:tcPr>
+            <w:tcW w:type="dxa" w:w="1700"/>
+            <w:tcBorders>
+              <w:top w:val="single" w:color="808080" w:sz="4"/>
+              <w:left w:val="single" w:color="808080" w:sz="4"/>
+              <w:bottom w:val="single" w:color="808080" w:sz="4"/>
+              <w:right w:val="single" w:color="808080" w:sz="4"/>
+            </w:tcBorders>
+            <w:tcMar>
+              <w:top w:type="dxa" w:w="40"/>
+              <w:left w:type="dxa" w:w="80"/>
+              <w:bottom w:type="dxa" w:w="40"/>
+              <w:right w:type="dxa" w:w="80"/>
+            </w:tcMar>
+            <w:vAlign w:val="center"/>
+          </w:tcPr>
+          <w:p>
+            <w:pPr>
+              <w:spacing w:after="0" w:before="0"/>
+              <w:jc w:val="center"/>
+            </w:pPr>
+            <w:r>
+              <w:rPr>
+                <w:rFonts w:ascii="Arial" w:cs="Arial" w:eastAsia="Arial" w:hAnsi="Arial"/>
+                <w:b w:val="false"/>
+                <w:bCs w:val="false"/>
+                <w:sz w:val="18"/>
+                <w:szCs w:val="18"/>
+              </w:rPr>
+              <w:t xml:space="preserve">144</w:t>
+            </w:r>
+          </w:p>
+        </w:tc>
+      </w:tr>
+      <w:tr>
+        <w:trPr>
+          <w:cantSplit/>
+        </w:trPr>
+        <w:tc>
+          <w:tcPr>
+            <w:tcW w:type="dxa" w:w="1100"/>
             <w:tcBorders>
               <w:top w:val="single" w:color="808080" w:sz="4"/>
               <w:left w:val="single" w:color="808080" w:sz="4"/>
@@ -5411,56 +5232,8 @@
                 <w:sz w:val="18"/>
                 <w:szCs w:val="18"/>
               </w:rPr>
-              <w:t xml:space="preserve">MAE</w:t>
-            </w:r>
-          </w:p>
-        </w:tc>
-        <w:tc>
-          <w:tcPr>
-            <w:tcW w:type="dxa" w:w="900"/>
-            <w:tcBorders>
-              <w:top w:val="single" w:color="808080" w:sz="4"/>
-              <w:left w:val="single" w:color="808080" w:sz="4"/>
-              <w:bottom w:val="single" w:color="808080" w:sz="4"/>
-              <w:right w:val="single" w:color="808080" w:sz="4"/>
-            </w:tcBorders>
-            <w:tcMar>
-              <w:top w:type="dxa" w:w="40"/>
-              <w:left w:type="dxa" w:w="80"/>
-              <w:bottom w:type="dxa" w:w="40"/>
-              <w:right w:type="dxa" w:w="80"/>
-            </w:tcMar>
-            <w:vAlign w:val="center"/>
-          </w:tcPr>
-          <w:p>
-            <w:pPr>
-              <w:spacing w:after="0" w:before="0"/>
-              <w:jc w:val="left"/>
-            </w:pPr>
-          </w:p>
-        </w:tc>
-        <w:tc>
-          <w:tcPr>
-            <w:tcW w:type="dxa" w:w="2200"/>
-            <w:tcBorders>
-              <w:top w:val="single" w:color="808080" w:sz="4"/>
-              <w:left w:val="single" w:color="808080" w:sz="4"/>
-              <w:bottom w:val="single" w:color="808080" w:sz="4"/>
-              <w:right w:val="single" w:color="808080" w:sz="4"/>
-            </w:tcBorders>
-            <w:tcMar>
-              <w:top w:type="dxa" w:w="40"/>
-              <w:left w:type="dxa" w:w="80"/>
-              <w:bottom w:type="dxa" w:w="40"/>
-              <w:right w:type="dxa" w:w="80"/>
-            </w:tcMar>
-            <w:vAlign w:val="center"/>
-          </w:tcPr>
-          <w:p>
-            <w:pPr>
-              <w:spacing w:after="0" w:before="0"/>
-              <w:jc w:val="left"/>
-            </w:pPr>
+              <w:t xml:space="preserve">Sum</w:t>
+            </w:r>
           </w:p>
         </w:tc>
         <w:tc>
@@ -5483,8 +5256,18 @@
           <w:p>
             <w:pPr>
               <w:spacing w:after="0" w:before="0"/>
-              <w:jc w:val="left"/>
-            </w:pPr>
+              <w:jc w:val="center"/>
+            </w:pPr>
+            <w:r>
+              <w:rPr>
+                <w:rFonts w:ascii="Arial" w:cs="Arial" w:eastAsia="Arial" w:hAnsi="Arial"/>
+                <w:b w:val="false"/>
+                <w:bCs w:val="false"/>
+                <w:sz w:val="18"/>
+                <w:szCs w:val="18"/>
+              </w:rPr>
+              <w:t xml:space="preserve">500</w:t>
+            </w:r>
           </w:p>
         </w:tc>
         <w:tc>
@@ -5507,37 +5290,23 @@
           <w:p>
             <w:pPr>
               <w:spacing w:after="0" w:before="0"/>
-              <w:jc w:val="left"/>
-            </w:pPr>
-          </w:p>
-        </w:tc>
-        <w:tc>
-          <w:tcPr>
-            <w:tcW w:type="dxa" w:w="1300"/>
-            <w:tcBorders>
-              <w:top w:val="single" w:color="808080" w:sz="4"/>
-              <w:left w:val="single" w:color="808080" w:sz="4"/>
-              <w:bottom w:val="single" w:color="808080" w:sz="4"/>
-              <w:right w:val="single" w:color="808080" w:sz="4"/>
-            </w:tcBorders>
-            <w:tcMar>
-              <w:top w:type="dxa" w:w="40"/>
-              <w:left w:type="dxa" w:w="80"/>
-              <w:bottom w:type="dxa" w:w="40"/>
-              <w:right w:type="dxa" w:w="80"/>
-            </w:tcMar>
-            <w:vAlign w:val="center"/>
-          </w:tcPr>
-          <w:p>
-            <w:pPr>
-              <w:spacing w:after="0" w:before="0"/>
-              <w:jc w:val="left"/>
-            </w:pPr>
-          </w:p>
-        </w:tc>
-        <w:tc>
-          <w:tcPr>
-            <w:tcW w:type="dxa" w:w="1500"/>
+              <w:jc w:val="center"/>
+            </w:pPr>
+            <w:r>
+              <w:rPr>
+                <w:rFonts w:ascii="Arial" w:cs="Arial" w:eastAsia="Arial" w:hAnsi="Arial"/>
+                <w:b w:val="false"/>
+                <w:bCs w:val="false"/>
+                <w:sz w:val="18"/>
+                <w:szCs w:val="18"/>
+              </w:rPr>
+              <w:t xml:space="preserve">0</w:t>
+            </w:r>
+          </w:p>
+        </w:tc>
+        <w:tc>
+          <w:tcPr>
+            <w:tcW w:type="dxa" w:w="1700"/>
             <w:tcBorders>
               <w:top w:val="single" w:color="808080" w:sz="4"/>
               <w:left w:val="single" w:color="808080" w:sz="4"/>
@@ -5565,8 +5334,516 @@
                 <w:sz w:val="18"/>
                 <w:szCs w:val="18"/>
               </w:rPr>
-              <w:t xml:space="preserve">11.8 / 5.5 / 5.5</w:t>
-            </w:r>
+              <w:t xml:space="preserve">160</w:t>
+            </w:r>
+          </w:p>
+        </w:tc>
+        <w:tc>
+          <w:tcPr>
+            <w:tcW w:type="dxa" w:w="1500"/>
+            <w:tcBorders>
+              <w:top w:val="single" w:color="808080" w:sz="4"/>
+              <w:left w:val="single" w:color="808080" w:sz="4"/>
+              <w:bottom w:val="single" w:color="808080" w:sz="4"/>
+              <w:right w:val="single" w:color="808080" w:sz="4"/>
+            </w:tcBorders>
+            <w:tcMar>
+              <w:top w:type="dxa" w:w="40"/>
+              <w:left w:type="dxa" w:w="80"/>
+              <w:bottom w:type="dxa" w:w="40"/>
+              <w:right w:type="dxa" w:w="80"/>
+            </w:tcMar>
+            <w:vAlign w:val="center"/>
+          </w:tcPr>
+          <w:p>
+            <w:pPr>
+              <w:spacing w:after="0" w:before="0"/>
+              <w:jc w:val="center"/>
+            </w:pPr>
+            <w:r>
+              <w:rPr>
+                <w:rFonts w:ascii="Arial" w:cs="Arial" w:eastAsia="Arial" w:hAnsi="Arial"/>
+                <w:b w:val="false"/>
+                <w:bCs w:val="false"/>
+                <w:sz w:val="18"/>
+                <w:szCs w:val="18"/>
+              </w:rPr>
+              <w:t xml:space="preserve">570</w:t>
+            </w:r>
+          </w:p>
+        </w:tc>
+        <w:tc>
+          <w:tcPr>
+            <w:tcW w:type="dxa" w:w="1500"/>
+            <w:tcBorders>
+              <w:top w:val="single" w:color="808080" w:sz="4"/>
+              <w:left w:val="single" w:color="808080" w:sz="4"/>
+              <w:bottom w:val="single" w:color="808080" w:sz="4"/>
+              <w:right w:val="single" w:color="808080" w:sz="4"/>
+            </w:tcBorders>
+            <w:tcMar>
+              <w:top w:type="dxa" w:w="40"/>
+              <w:left w:type="dxa" w:w="80"/>
+              <w:bottom w:type="dxa" w:w="40"/>
+              <w:right w:type="dxa" w:w="80"/>
+            </w:tcMar>
+            <w:vAlign w:val="center"/>
+          </w:tcPr>
+          <w:p>
+            <w:pPr>
+              <w:spacing w:after="0" w:before="0"/>
+              <w:jc w:val="center"/>
+            </w:pPr>
+            <w:r>
+              <w:rPr>
+                <w:rFonts w:ascii="Arial" w:cs="Arial" w:eastAsia="Arial" w:hAnsi="Arial"/>
+                <w:b w:val="false"/>
+                <w:bCs w:val="false"/>
+                <w:sz w:val="18"/>
+                <w:szCs w:val="18"/>
+              </w:rPr>
+              <w:t xml:space="preserve">0</w:t>
+            </w:r>
+          </w:p>
+        </w:tc>
+        <w:tc>
+          <w:tcPr>
+            <w:tcW w:type="dxa" w:w="1700"/>
+            <w:tcBorders>
+              <w:top w:val="single" w:color="808080" w:sz="4"/>
+              <w:left w:val="single" w:color="808080" w:sz="4"/>
+              <w:bottom w:val="single" w:color="808080" w:sz="4"/>
+              <w:right w:val="single" w:color="808080" w:sz="4"/>
+            </w:tcBorders>
+            <w:tcMar>
+              <w:top w:type="dxa" w:w="40"/>
+              <w:left w:type="dxa" w:w="80"/>
+              <w:bottom w:type="dxa" w:w="40"/>
+              <w:right w:type="dxa" w:w="80"/>
+            </w:tcMar>
+            <w:vAlign w:val="center"/>
+          </w:tcPr>
+          <w:p>
+            <w:pPr>
+              <w:spacing w:after="0" w:before="0"/>
+              <w:jc w:val="center"/>
+            </w:pPr>
+            <w:r>
+              <w:rPr>
+                <w:rFonts w:ascii="Arial" w:cs="Arial" w:eastAsia="Arial" w:hAnsi="Arial"/>
+                <w:b/>
+                <w:bCs/>
+                <w:sz w:val="18"/>
+                <w:szCs w:val="18"/>
+              </w:rPr>
+              <w:t xml:space="preserve">320</w:t>
+            </w:r>
+          </w:p>
+        </w:tc>
+      </w:tr>
+      <w:tr>
+        <w:trPr>
+          <w:cantSplit/>
+        </w:trPr>
+        <w:tc>
+          <w:tcPr>
+            <w:tcW w:type="dxa" w:w="1100"/>
+            <w:tcBorders>
+              <w:top w:val="single" w:color="808080" w:sz="4"/>
+              <w:left w:val="single" w:color="808080" w:sz="4"/>
+              <w:bottom w:val="single" w:color="808080" w:sz="4"/>
+              <w:right w:val="single" w:color="808080" w:sz="4"/>
+            </w:tcBorders>
+            <w:tcMar>
+              <w:top w:type="dxa" w:w="40"/>
+              <w:left w:type="dxa" w:w="80"/>
+              <w:bottom w:type="dxa" w:w="40"/>
+              <w:right w:type="dxa" w:w="80"/>
+            </w:tcMar>
+            <w:vAlign w:val="center"/>
+          </w:tcPr>
+          <w:p>
+            <w:pPr>
+              <w:spacing w:after="0" w:before="0"/>
+              <w:jc w:val="left"/>
+            </w:pPr>
+            <w:r>
+              <w:rPr>
+                <w:rFonts w:ascii="Arial" w:cs="Arial" w:eastAsia="Arial" w:hAnsi="Arial"/>
+                <w:b/>
+                <w:bCs/>
+                <w:sz w:val="18"/>
+                <w:szCs w:val="18"/>
+              </w:rPr>
+              <w:t xml:space="preserve">Mean x̄</w:t>
+            </w:r>
+          </w:p>
+        </w:tc>
+        <w:tc>
+          <w:tcPr>
+            <w:tcW w:type="dxa" w:w="1500"/>
+            <w:tcBorders>
+              <w:top w:val="single" w:color="808080" w:sz="4"/>
+              <w:left w:val="single" w:color="808080" w:sz="4"/>
+              <w:bottom w:val="single" w:color="808080" w:sz="4"/>
+              <w:right w:val="single" w:color="808080" w:sz="4"/>
+            </w:tcBorders>
+            <w:tcMar>
+              <w:top w:type="dxa" w:w="40"/>
+              <w:left w:type="dxa" w:w="80"/>
+              <w:bottom w:type="dxa" w:w="40"/>
+              <w:right w:type="dxa" w:w="80"/>
+            </w:tcMar>
+            <w:vAlign w:val="center"/>
+          </w:tcPr>
+          <w:p>
+            <w:pPr>
+              <w:spacing w:after="0" w:before="0"/>
+              <w:jc w:val="center"/>
+            </w:pPr>
+            <w:r>
+              <w:rPr>
+                <w:rFonts w:ascii="Arial" w:cs="Arial" w:eastAsia="Arial" w:hAnsi="Arial"/>
+                <w:b/>
+                <w:bCs/>
+                <w:sz w:val="18"/>
+                <w:szCs w:val="18"/>
+              </w:rPr>
+              <w:t xml:space="preserve">100</w:t>
+            </w:r>
+          </w:p>
+        </w:tc>
+        <w:tc>
+          <w:tcPr>
+            <w:tcW w:type="dxa" w:w="1500"/>
+            <w:tcBorders>
+              <w:top w:val="single" w:color="808080" w:sz="4"/>
+              <w:left w:val="single" w:color="808080" w:sz="4"/>
+              <w:bottom w:val="single" w:color="808080" w:sz="4"/>
+              <w:right w:val="single" w:color="808080" w:sz="4"/>
+            </w:tcBorders>
+            <w:tcMar>
+              <w:top w:type="dxa" w:w="40"/>
+              <w:left w:type="dxa" w:w="80"/>
+              <w:bottom w:type="dxa" w:w="40"/>
+              <w:right w:type="dxa" w:w="80"/>
+            </w:tcMar>
+            <w:vAlign w:val="center"/>
+          </w:tcPr>
+          <w:p>
+            <w:pPr>
+              <w:spacing w:after="0" w:before="0"/>
+              <w:jc w:val="left"/>
+            </w:pPr>
+          </w:p>
+        </w:tc>
+        <w:tc>
+          <w:tcPr>
+            <w:tcW w:type="dxa" w:w="1700"/>
+            <w:tcBorders>
+              <w:top w:val="single" w:color="808080" w:sz="4"/>
+              <w:left w:val="single" w:color="808080" w:sz="4"/>
+              <w:bottom w:val="single" w:color="808080" w:sz="4"/>
+              <w:right w:val="single" w:color="808080" w:sz="4"/>
+            </w:tcBorders>
+            <w:tcMar>
+              <w:top w:type="dxa" w:w="40"/>
+              <w:left w:type="dxa" w:w="80"/>
+              <w:bottom w:type="dxa" w:w="40"/>
+              <w:right w:type="dxa" w:w="80"/>
+            </w:tcMar>
+            <w:vAlign w:val="center"/>
+          </w:tcPr>
+          <w:p>
+            <w:pPr>
+              <w:spacing w:after="0" w:before="0"/>
+              <w:jc w:val="left"/>
+            </w:pPr>
+          </w:p>
+        </w:tc>
+        <w:tc>
+          <w:tcPr>
+            <w:tcW w:type="dxa" w:w="1500"/>
+            <w:tcBorders>
+              <w:top w:val="single" w:color="808080" w:sz="4"/>
+              <w:left w:val="single" w:color="808080" w:sz="4"/>
+              <w:bottom w:val="single" w:color="808080" w:sz="4"/>
+              <w:right w:val="single" w:color="808080" w:sz="4"/>
+            </w:tcBorders>
+            <w:tcMar>
+              <w:top w:type="dxa" w:w="40"/>
+              <w:left w:type="dxa" w:w="80"/>
+              <w:bottom w:type="dxa" w:w="40"/>
+              <w:right w:type="dxa" w:w="80"/>
+            </w:tcMar>
+            <w:vAlign w:val="center"/>
+          </w:tcPr>
+          <w:p>
+            <w:pPr>
+              <w:spacing w:after="0" w:before="0"/>
+              <w:jc w:val="center"/>
+            </w:pPr>
+            <w:r>
+              <w:rPr>
+                <w:rFonts w:ascii="Arial" w:cs="Arial" w:eastAsia="Arial" w:hAnsi="Arial"/>
+                <w:b/>
+                <w:bCs/>
+                <w:sz w:val="18"/>
+                <w:szCs w:val="18"/>
+              </w:rPr>
+              <w:t xml:space="preserve">114</w:t>
+            </w:r>
+          </w:p>
+        </w:tc>
+        <w:tc>
+          <w:tcPr>
+            <w:tcW w:type="dxa" w:w="1500"/>
+            <w:tcBorders>
+              <w:top w:val="single" w:color="808080" w:sz="4"/>
+              <w:left w:val="single" w:color="808080" w:sz="4"/>
+              <w:bottom w:val="single" w:color="808080" w:sz="4"/>
+              <w:right w:val="single" w:color="808080" w:sz="4"/>
+            </w:tcBorders>
+            <w:tcMar>
+              <w:top w:type="dxa" w:w="40"/>
+              <w:left w:type="dxa" w:w="80"/>
+              <w:bottom w:type="dxa" w:w="40"/>
+              <w:right w:type="dxa" w:w="80"/>
+            </w:tcMar>
+            <w:vAlign w:val="center"/>
+          </w:tcPr>
+          <w:p>
+            <w:pPr>
+              <w:spacing w:after="0" w:before="0"/>
+              <w:jc w:val="left"/>
+            </w:pPr>
+          </w:p>
+        </w:tc>
+        <w:tc>
+          <w:tcPr>
+            <w:tcW w:type="dxa" w:w="1700"/>
+            <w:tcBorders>
+              <w:top w:val="single" w:color="808080" w:sz="4"/>
+              <w:left w:val="single" w:color="808080" w:sz="4"/>
+              <w:bottom w:val="single" w:color="808080" w:sz="4"/>
+              <w:right w:val="single" w:color="808080" w:sz="4"/>
+            </w:tcBorders>
+            <w:tcMar>
+              <w:top w:type="dxa" w:w="40"/>
+              <w:left w:type="dxa" w:w="80"/>
+              <w:bottom w:type="dxa" w:w="40"/>
+              <w:right w:type="dxa" w:w="80"/>
+            </w:tcMar>
+            <w:vAlign w:val="center"/>
+          </w:tcPr>
+          <w:p>
+            <w:pPr>
+              <w:spacing w:after="0" w:before="0"/>
+              <w:jc w:val="left"/>
+            </w:pPr>
+          </w:p>
+        </w:tc>
+      </w:tr>
+      <w:tr>
+        <w:trPr>
+          <w:cantSplit/>
+        </w:trPr>
+        <w:tc>
+          <w:tcPr>
+            <w:tcW w:type="dxa" w:w="1100"/>
+            <w:tcBorders>
+              <w:top w:val="single" w:color="808080" w:sz="4"/>
+              <w:left w:val="single" w:color="808080" w:sz="4"/>
+              <w:bottom w:val="single" w:color="808080" w:sz="4"/>
+              <w:right w:val="single" w:color="808080" w:sz="4"/>
+            </w:tcBorders>
+            <w:tcMar>
+              <w:top w:type="dxa" w:w="40"/>
+              <w:left w:type="dxa" w:w="80"/>
+              <w:bottom w:type="dxa" w:w="40"/>
+              <w:right w:type="dxa" w:w="80"/>
+            </w:tcMar>
+            <w:vAlign w:val="center"/>
+          </w:tcPr>
+          <w:p>
+            <w:pPr>
+              <w:spacing w:after="0" w:before="0"/>
+              <w:jc w:val="left"/>
+            </w:pPr>
+            <w:r>
+              <w:rPr>
+                <w:rFonts w:ascii="Arial" w:cs="Arial" w:eastAsia="Arial" w:hAnsi="Arial"/>
+                <w:b/>
+                <w:bCs/>
+                <w:sz w:val="18"/>
+                <w:szCs w:val="18"/>
+              </w:rPr>
+              <w:t xml:space="preserve">s</w:t>
+            </w:r>
+          </w:p>
+        </w:tc>
+        <w:tc>
+          <w:tcPr>
+            <w:tcW w:type="dxa" w:w="1500"/>
+            <w:tcBorders>
+              <w:top w:val="single" w:color="808080" w:sz="4"/>
+              <w:left w:val="single" w:color="808080" w:sz="4"/>
+              <w:bottom w:val="single" w:color="808080" w:sz="4"/>
+              <w:right w:val="single" w:color="808080" w:sz="4"/>
+            </w:tcBorders>
+            <w:tcMar>
+              <w:top w:type="dxa" w:w="40"/>
+              <w:left w:type="dxa" w:w="80"/>
+              <w:bottom w:type="dxa" w:w="40"/>
+              <w:right w:type="dxa" w:w="80"/>
+            </w:tcMar>
+            <w:vAlign w:val="center"/>
+          </w:tcPr>
+          <w:p>
+            <w:pPr>
+              <w:spacing w:after="0" w:before="0"/>
+              <w:jc w:val="center"/>
+            </w:pPr>
+            <w:r>
+              <w:rPr>
+                <w:rFonts w:ascii="Arial" w:cs="Arial" w:eastAsia="Arial" w:hAnsi="Arial"/>
+                <w:b/>
+                <w:bCs/>
+                <w:sz w:val="18"/>
+                <w:szCs w:val="18"/>
+              </w:rPr>
+              <w:t xml:space="preserve">6.32</w:t>
+            </w:r>
+          </w:p>
+        </w:tc>
+        <w:tc>
+          <w:tcPr>
+            <w:tcW w:type="dxa" w:w="1500"/>
+            <w:tcBorders>
+              <w:top w:val="single" w:color="808080" w:sz="4"/>
+              <w:left w:val="single" w:color="808080" w:sz="4"/>
+              <w:bottom w:val="single" w:color="808080" w:sz="4"/>
+              <w:right w:val="single" w:color="808080" w:sz="4"/>
+            </w:tcBorders>
+            <w:tcMar>
+              <w:top w:type="dxa" w:w="40"/>
+              <w:left w:type="dxa" w:w="80"/>
+              <w:bottom w:type="dxa" w:w="40"/>
+              <w:right w:type="dxa" w:w="80"/>
+            </w:tcMar>
+            <w:vAlign w:val="center"/>
+          </w:tcPr>
+          <w:p>
+            <w:pPr>
+              <w:spacing w:after="0" w:before="0"/>
+              <w:jc w:val="left"/>
+            </w:pPr>
+          </w:p>
+        </w:tc>
+        <w:tc>
+          <w:tcPr>
+            <w:tcW w:type="dxa" w:w="1700"/>
+            <w:tcBorders>
+              <w:top w:val="single" w:color="808080" w:sz="4"/>
+              <w:left w:val="single" w:color="808080" w:sz="4"/>
+              <w:bottom w:val="single" w:color="808080" w:sz="4"/>
+              <w:right w:val="single" w:color="808080" w:sz="4"/>
+            </w:tcBorders>
+            <w:tcMar>
+              <w:top w:type="dxa" w:w="40"/>
+              <w:left w:type="dxa" w:w="80"/>
+              <w:bottom w:type="dxa" w:w="40"/>
+              <w:right w:type="dxa" w:w="80"/>
+            </w:tcMar>
+            <w:vAlign w:val="center"/>
+          </w:tcPr>
+          <w:p>
+            <w:pPr>
+              <w:spacing w:after="0" w:before="0"/>
+              <w:jc w:val="left"/>
+            </w:pPr>
+          </w:p>
+        </w:tc>
+        <w:tc>
+          <w:tcPr>
+            <w:tcW w:type="dxa" w:w="1500"/>
+            <w:tcBorders>
+              <w:top w:val="single" w:color="808080" w:sz="4"/>
+              <w:left w:val="single" w:color="808080" w:sz="4"/>
+              <w:bottom w:val="single" w:color="808080" w:sz="4"/>
+              <w:right w:val="single" w:color="808080" w:sz="4"/>
+            </w:tcBorders>
+            <w:tcMar>
+              <w:top w:type="dxa" w:w="40"/>
+              <w:left w:type="dxa" w:w="80"/>
+              <w:bottom w:type="dxa" w:w="40"/>
+              <w:right w:type="dxa" w:w="80"/>
+            </w:tcMar>
+            <w:vAlign w:val="center"/>
+          </w:tcPr>
+          <w:p>
+            <w:pPr>
+              <w:spacing w:after="0" w:before="0"/>
+              <w:jc w:val="center"/>
+            </w:pPr>
+            <w:r>
+              <w:rPr>
+                <w:rFonts w:ascii="Arial" w:cs="Arial" w:eastAsia="Arial" w:hAnsi="Arial"/>
+                <w:b/>
+                <w:bCs/>
+                <w:sz w:val="18"/>
+                <w:szCs w:val="18"/>
+              </w:rPr>
+              <w:t xml:space="preserve">8.94</w:t>
+            </w:r>
+          </w:p>
+        </w:tc>
+        <w:tc>
+          <w:tcPr>
+            <w:tcW w:type="dxa" w:w="1500"/>
+            <w:tcBorders>
+              <w:top w:val="single" w:color="808080" w:sz="4"/>
+              <w:left w:val="single" w:color="808080" w:sz="4"/>
+              <w:bottom w:val="single" w:color="808080" w:sz="4"/>
+              <w:right w:val="single" w:color="808080" w:sz="4"/>
+            </w:tcBorders>
+            <w:tcMar>
+              <w:top w:type="dxa" w:w="40"/>
+              <w:left w:type="dxa" w:w="80"/>
+              <w:bottom w:type="dxa" w:w="40"/>
+              <w:right w:type="dxa" w:w="80"/>
+            </w:tcMar>
+            <w:vAlign w:val="center"/>
+          </w:tcPr>
+          <w:p>
+            <w:pPr>
+              <w:spacing w:after="0" w:before="0"/>
+              <w:jc w:val="left"/>
+            </w:pPr>
+          </w:p>
+        </w:tc>
+        <w:tc>
+          <w:tcPr>
+            <w:tcW w:type="dxa" w:w="1700"/>
+            <w:tcBorders>
+              <w:top w:val="single" w:color="808080" w:sz="4"/>
+              <w:left w:val="single" w:color="808080" w:sz="4"/>
+              <w:bottom w:val="single" w:color="808080" w:sz="4"/>
+              <w:right w:val="single" w:color="808080" w:sz="4"/>
+            </w:tcBorders>
+            <w:tcMar>
+              <w:top w:type="dxa" w:w="40"/>
+              <w:left w:type="dxa" w:w="80"/>
+              <w:bottom w:type="dxa" w:w="40"/>
+              <w:right w:type="dxa" w:w="80"/>
+            </w:tcMar>
+            <w:vAlign w:val="center"/>
+          </w:tcPr>
+          <w:p>
+            <w:pPr>
+              <w:spacing w:after="0" w:before="0"/>
+              <w:jc w:val="left"/>
+            </w:pPr>
           </w:p>
         </w:tc>
       </w:tr>
@@ -5589,460 +5866,16 @@
           <w:sz w:val="19"/>
           <w:szCs w:val="19"/>
         </w:rPr>
-        <w:t xml:space="preserve">Q14, predictions from Model 4.</w:t>
+        <w:t xml:space="preserve">Check against Sheets:</w:t>
       </w:r>
-    </w:p>
-    <w:tbl>
-      <w:tblPr>
-        <w:tblW w:type="dxa" w:w="10300"/>
-        <w:jc w:val="center"/>
-        <w:tblBorders>
-          <w:top w:val="single" w:color="auto" w:sz="4"/>
-          <w:left w:val="single" w:color="auto" w:sz="4"/>
-          <w:bottom w:val="single" w:color="auto" w:sz="4"/>
-          <w:right w:val="single" w:color="auto" w:sz="4"/>
-          <w:insideH w:val="single" w:color="auto" w:sz="4"/>
-          <w:insideV w:val="single" w:color="auto" w:sz="4"/>
-        </w:tblBorders>
-      </w:tblPr>
-      <w:tblGrid>
-        <w:gridCol w:w="1300"/>
-        <w:gridCol w:w="7000"/>
-        <w:gridCol w:w="1000"/>
-        <w:gridCol w:w="1000"/>
-      </w:tblGrid>
-      <w:tr>
-        <w:trPr>
-          <w:cantSplit/>
-        </w:trPr>
-        <w:tc>
-          <w:tcPr>
-            <w:tcW w:type="dxa" w:w="1300"/>
-            <w:tcBorders>
-              <w:top w:val="single" w:color="808080" w:sz="4"/>
-              <w:left w:val="single" w:color="808080" w:sz="4"/>
-              <w:bottom w:val="single" w:color="808080" w:sz="4"/>
-              <w:right w:val="single" w:color="808080" w:sz="4"/>
-            </w:tcBorders>
-            <w:shd w:fill="DCE6F2" w:color="auto" w:val="clear"/>
-            <w:tcMar>
-              <w:top w:type="dxa" w:w="40"/>
-              <w:left w:type="dxa" w:w="80"/>
-              <w:bottom w:type="dxa" w:w="40"/>
-              <w:right w:type="dxa" w:w="80"/>
-            </w:tcMar>
-            <w:vAlign w:val="center"/>
-          </w:tcPr>
-          <w:p>
-            <w:pPr>
-              <w:spacing w:after="0" w:before="0"/>
-              <w:jc w:val="left"/>
-            </w:pPr>
-            <w:r>
-              <w:rPr>
-                <w:rFonts w:ascii="Arial" w:cs="Arial" w:eastAsia="Arial" w:hAnsi="Arial"/>
-                <w:b/>
-                <w:bCs/>
-                <w:sz w:val="18"/>
-                <w:szCs w:val="18"/>
-              </w:rPr>
-              <w:t xml:space="preserve">Day</w:t>
-            </w:r>
-          </w:p>
-        </w:tc>
-        <w:tc>
-          <w:tcPr>
-            <w:tcW w:type="dxa" w:w="7000"/>
-            <w:tcBorders>
-              <w:top w:val="single" w:color="808080" w:sz="4"/>
-              <w:left w:val="single" w:color="808080" w:sz="4"/>
-              <w:bottom w:val="single" w:color="808080" w:sz="4"/>
-              <w:right w:val="single" w:color="808080" w:sz="4"/>
-            </w:tcBorders>
-            <w:shd w:fill="DCE6F2" w:color="auto" w:val="clear"/>
-            <w:tcMar>
-              <w:top w:type="dxa" w:w="40"/>
-              <w:left w:type="dxa" w:w="80"/>
-              <w:bottom w:type="dxa" w:w="40"/>
-              <w:right w:type="dxa" w:w="80"/>
-            </w:tcMar>
-            <w:vAlign w:val="center"/>
-          </w:tcPr>
-          <w:p>
-            <w:pPr>
-              <w:spacing w:after="0" w:before="0"/>
-              <w:jc w:val="left"/>
-            </w:pPr>
-            <w:r>
-              <w:rPr>
-                <w:rFonts w:ascii="Arial" w:cs="Arial" w:eastAsia="Arial" w:hAnsi="Arial"/>
-                <w:b/>
-                <w:bCs/>
-                <w:sz w:val="18"/>
-                <w:szCs w:val="18"/>
-              </w:rPr>
-              <w:t xml:space="preserve">Calculation</w:t>
-            </w:r>
-          </w:p>
-        </w:tc>
-        <w:tc>
-          <w:tcPr>
-            <w:tcW w:type="dxa" w:w="1000"/>
-            <w:tcBorders>
-              <w:top w:val="single" w:color="808080" w:sz="4"/>
-              <w:left w:val="single" w:color="808080" w:sz="4"/>
-              <w:bottom w:val="single" w:color="808080" w:sz="4"/>
-              <w:right w:val="single" w:color="808080" w:sz="4"/>
-            </w:tcBorders>
-            <w:shd w:fill="DCE6F2" w:color="auto" w:val="clear"/>
-            <w:tcMar>
-              <w:top w:type="dxa" w:w="40"/>
-              <w:left w:type="dxa" w:w="80"/>
-              <w:bottom w:type="dxa" w:w="40"/>
-              <w:right w:type="dxa" w:w="80"/>
-            </w:tcMar>
-            <w:vAlign w:val="center"/>
-          </w:tcPr>
-          <w:p>
-            <w:pPr>
-              <w:spacing w:after="0" w:before="0"/>
-              <w:jc w:val="left"/>
-            </w:pPr>
-            <w:r>
-              <w:rPr>
-                <w:rFonts w:ascii="Arial" w:cs="Arial" w:eastAsia="Arial" w:hAnsi="Arial"/>
-                <w:b/>
-                <w:bCs/>
-                <w:sz w:val="18"/>
-                <w:szCs w:val="18"/>
-              </w:rPr>
-              <w:t xml:space="preserve">Predicted</w:t>
-            </w:r>
-          </w:p>
-        </w:tc>
-        <w:tc>
-          <w:tcPr>
-            <w:tcW w:type="dxa" w:w="1000"/>
-            <w:tcBorders>
-              <w:top w:val="single" w:color="808080" w:sz="4"/>
-              <w:left w:val="single" w:color="808080" w:sz="4"/>
-              <w:bottom w:val="single" w:color="808080" w:sz="4"/>
-              <w:right w:val="single" w:color="808080" w:sz="4"/>
-            </w:tcBorders>
-            <w:shd w:fill="DCE6F2" w:color="auto" w:val="clear"/>
-            <w:tcMar>
-              <w:top w:type="dxa" w:w="40"/>
-              <w:left w:type="dxa" w:w="80"/>
-              <w:bottom w:type="dxa" w:w="40"/>
-              <w:right w:type="dxa" w:w="80"/>
-            </w:tcMar>
-            <w:vAlign w:val="center"/>
-          </w:tcPr>
-          <w:p>
-            <w:pPr>
-              <w:spacing w:after="0" w:before="0"/>
-              <w:jc w:val="left"/>
-            </w:pPr>
-            <w:r>
-              <w:rPr>
-                <w:rFonts w:ascii="Arial" w:cs="Arial" w:eastAsia="Arial" w:hAnsi="Arial"/>
-                <w:b/>
-                <w:bCs/>
-                <w:sz w:val="18"/>
-                <w:szCs w:val="18"/>
-              </w:rPr>
-              <w:t xml:space="preserve">Residual</w:t>
-            </w:r>
-          </w:p>
-        </w:tc>
-      </w:tr>
-      <w:tr>
-        <w:trPr>
-          <w:cantSplit/>
-        </w:trPr>
-        <w:tc>
-          <w:tcPr>
-            <w:tcW w:type="dxa" w:w="1300"/>
-            <w:tcBorders>
-              <w:top w:val="single" w:color="808080" w:sz="4"/>
-              <w:left w:val="single" w:color="808080" w:sz="4"/>
-              <w:bottom w:val="single" w:color="808080" w:sz="4"/>
-              <w:right w:val="single" w:color="808080" w:sz="4"/>
-            </w:tcBorders>
-            <w:tcMar>
-              <w:top w:type="dxa" w:w="40"/>
-              <w:left w:type="dxa" w:w="80"/>
-              <w:bottom w:type="dxa" w:w="40"/>
-              <w:right w:type="dxa" w:w="80"/>
-            </w:tcMar>
-            <w:vAlign w:val="center"/>
-          </w:tcPr>
-          <w:p>
-            <w:pPr>
-              <w:spacing w:after="0" w:before="0"/>
-              <w:jc w:val="left"/>
-            </w:pPr>
-            <w:r>
-              <w:rPr>
-                <w:rFonts w:ascii="Arial" w:cs="Arial" w:eastAsia="Arial" w:hAnsi="Arial"/>
-                <w:b w:val="false"/>
-                <w:bCs w:val="false"/>
-                <w:sz w:val="18"/>
-                <w:szCs w:val="18"/>
-              </w:rPr>
-              <w:t xml:space="preserve">May 1</w:t>
-            </w:r>
-          </w:p>
-        </w:tc>
-        <w:tc>
-          <w:tcPr>
-            <w:tcW w:type="dxa" w:w="7000"/>
-            <w:tcBorders>
-              <w:top w:val="single" w:color="808080" w:sz="4"/>
-              <w:left w:val="single" w:color="808080" w:sz="4"/>
-              <w:bottom w:val="single" w:color="808080" w:sz="4"/>
-              <w:right w:val="single" w:color="808080" w:sz="4"/>
-            </w:tcBorders>
-            <w:tcMar>
-              <w:top w:type="dxa" w:w="40"/>
-              <w:left w:type="dxa" w:w="80"/>
-              <w:bottom w:type="dxa" w:w="40"/>
-              <w:right w:type="dxa" w:w="80"/>
-            </w:tcMar>
-            <w:vAlign w:val="center"/>
-          </w:tcPr>
-          <w:p>
-            <w:pPr>
-              <w:spacing w:after="0" w:before="0"/>
-              <w:jc w:val="left"/>
-            </w:pPr>
-            <w:r>
-              <w:rPr>
-                <w:rFonts w:ascii="Arial" w:cs="Arial" w:eastAsia="Arial" w:hAnsi="Arial"/>
-                <w:b w:val="false"/>
-                <w:bCs w:val="false"/>
-                <w:sz w:val="18"/>
-                <w:szCs w:val="18"/>
-              </w:rPr>
-              <w:t xml:space="preserve">86.53 + (3.34 × 23.9) + (17.87 × 0) + (11.58 × 0) + (−17.47 × 3.3)</w:t>
-            </w:r>
-          </w:p>
-        </w:tc>
-        <w:tc>
-          <w:tcPr>
-            <w:tcW w:type="dxa" w:w="1000"/>
-            <w:tcBorders>
-              <w:top w:val="single" w:color="808080" w:sz="4"/>
-              <w:left w:val="single" w:color="808080" w:sz="4"/>
-              <w:bottom w:val="single" w:color="808080" w:sz="4"/>
-              <w:right w:val="single" w:color="808080" w:sz="4"/>
-            </w:tcBorders>
-            <w:tcMar>
-              <w:top w:type="dxa" w:w="40"/>
-              <w:left w:type="dxa" w:w="80"/>
-              <w:bottom w:type="dxa" w:w="40"/>
-              <w:right w:type="dxa" w:w="80"/>
-            </w:tcMar>
-            <w:vAlign w:val="center"/>
-          </w:tcPr>
-          <w:p>
-            <w:pPr>
-              <w:spacing w:after="0" w:before="0"/>
-              <w:jc w:val="center"/>
-            </w:pPr>
-            <w:r>
-              <w:rPr>
-                <w:rFonts w:ascii="Arial" w:cs="Arial" w:eastAsia="Arial" w:hAnsi="Arial"/>
-                <w:b w:val="false"/>
-                <w:bCs w:val="false"/>
-                <w:sz w:val="18"/>
-                <w:szCs w:val="18"/>
-              </w:rPr>
-              <w:t xml:space="preserve">108.8</w:t>
-            </w:r>
-          </w:p>
-        </w:tc>
-        <w:tc>
-          <w:tcPr>
-            <w:tcW w:type="dxa" w:w="1000"/>
-            <w:tcBorders>
-              <w:top w:val="single" w:color="808080" w:sz="4"/>
-              <w:left w:val="single" w:color="808080" w:sz="4"/>
-              <w:bottom w:val="single" w:color="808080" w:sz="4"/>
-              <w:right w:val="single" w:color="808080" w:sz="4"/>
-            </w:tcBorders>
-            <w:tcMar>
-              <w:top w:type="dxa" w:w="40"/>
-              <w:left w:type="dxa" w:w="80"/>
-              <w:bottom w:type="dxa" w:w="40"/>
-              <w:right w:type="dxa" w:w="80"/>
-            </w:tcMar>
-            <w:vAlign w:val="center"/>
-          </w:tcPr>
-          <w:p>
-            <w:pPr>
-              <w:spacing w:after="0" w:before="0"/>
-              <w:jc w:val="center"/>
-            </w:pPr>
-            <w:r>
-              <w:rPr>
-                <w:rFonts w:ascii="Arial" w:cs="Arial" w:eastAsia="Arial" w:hAnsi="Arial"/>
-                <w:b w:val="false"/>
-                <w:bCs w:val="false"/>
-                <w:sz w:val="18"/>
-                <w:szCs w:val="18"/>
-              </w:rPr>
-              <w:t xml:space="preserve">−0.8</w:t>
-            </w:r>
-          </w:p>
-        </w:tc>
-      </w:tr>
-      <w:tr>
-        <w:trPr>
-          <w:cantSplit/>
-        </w:trPr>
-        <w:tc>
-          <w:tcPr>
-            <w:tcW w:type="dxa" w:w="1300"/>
-            <w:tcBorders>
-              <w:top w:val="single" w:color="808080" w:sz="4"/>
-              <w:left w:val="single" w:color="808080" w:sz="4"/>
-              <w:bottom w:val="single" w:color="808080" w:sz="4"/>
-              <w:right w:val="single" w:color="808080" w:sz="4"/>
-            </w:tcBorders>
-            <w:tcMar>
-              <w:top w:type="dxa" w:w="40"/>
-              <w:left w:type="dxa" w:w="80"/>
-              <w:bottom w:type="dxa" w:w="40"/>
-              <w:right w:type="dxa" w:w="80"/>
-            </w:tcMar>
-            <w:vAlign w:val="center"/>
-          </w:tcPr>
-          <w:p>
-            <w:pPr>
-              <w:spacing w:after="0" w:before="0"/>
-              <w:jc w:val="left"/>
-            </w:pPr>
-            <w:r>
-              <w:rPr>
-                <w:rFonts w:ascii="Arial" w:cs="Arial" w:eastAsia="Arial" w:hAnsi="Arial"/>
-                <w:b w:val="false"/>
-                <w:bCs w:val="false"/>
-                <w:sz w:val="18"/>
-                <w:szCs w:val="18"/>
-              </w:rPr>
-              <w:t xml:space="preserve">Aug 20</w:t>
-            </w:r>
-          </w:p>
-        </w:tc>
-        <w:tc>
-          <w:tcPr>
-            <w:tcW w:type="dxa" w:w="7000"/>
-            <w:tcBorders>
-              <w:top w:val="single" w:color="808080" w:sz="4"/>
-              <w:left w:val="single" w:color="808080" w:sz="4"/>
-              <w:bottom w:val="single" w:color="808080" w:sz="4"/>
-              <w:right w:val="single" w:color="808080" w:sz="4"/>
-            </w:tcBorders>
-            <w:tcMar>
-              <w:top w:type="dxa" w:w="40"/>
-              <w:left w:type="dxa" w:w="80"/>
-              <w:bottom w:type="dxa" w:w="40"/>
-              <w:right w:type="dxa" w:w="80"/>
-            </w:tcMar>
-            <w:vAlign w:val="center"/>
-          </w:tcPr>
-          <w:p>
-            <w:pPr>
-              <w:spacing w:after="0" w:before="0"/>
-              <w:jc w:val="left"/>
-            </w:pPr>
-            <w:r>
-              <w:rPr>
-                <w:rFonts w:ascii="Arial" w:cs="Arial" w:eastAsia="Arial" w:hAnsi="Arial"/>
-                <w:b w:val="false"/>
-                <w:bCs w:val="false"/>
-                <w:sz w:val="18"/>
-                <w:szCs w:val="18"/>
-              </w:rPr>
-              <w:t xml:space="preserve">86.53 + (3.34 × 28.2) + (17.87 × 0) + (11.58 × 0) + (−17.47 × 2.9)</w:t>
-            </w:r>
-          </w:p>
-        </w:tc>
-        <w:tc>
-          <w:tcPr>
-            <w:tcW w:type="dxa" w:w="1000"/>
-            <w:tcBorders>
-              <w:top w:val="single" w:color="808080" w:sz="4"/>
-              <w:left w:val="single" w:color="808080" w:sz="4"/>
-              <w:bottom w:val="single" w:color="808080" w:sz="4"/>
-              <w:right w:val="single" w:color="808080" w:sz="4"/>
-            </w:tcBorders>
-            <w:tcMar>
-              <w:top w:type="dxa" w:w="40"/>
-              <w:left w:type="dxa" w:w="80"/>
-              <w:bottom w:type="dxa" w:w="40"/>
-              <w:right w:type="dxa" w:w="80"/>
-            </w:tcMar>
-            <w:vAlign w:val="center"/>
-          </w:tcPr>
-          <w:p>
-            <w:pPr>
-              <w:spacing w:after="0" w:before="0"/>
-              <w:jc w:val="center"/>
-            </w:pPr>
-            <w:r>
-              <w:rPr>
-                <w:rFonts w:ascii="Arial" w:cs="Arial" w:eastAsia="Arial" w:hAnsi="Arial"/>
-                <w:b w:val="false"/>
-                <w:bCs w:val="false"/>
-                <w:sz w:val="18"/>
-                <w:szCs w:val="18"/>
-              </w:rPr>
-              <w:t xml:space="preserve">130.1</w:t>
-            </w:r>
-          </w:p>
-        </w:tc>
-        <w:tc>
-          <w:tcPr>
-            <w:tcW w:type="dxa" w:w="1000"/>
-            <w:tcBorders>
-              <w:top w:val="single" w:color="808080" w:sz="4"/>
-              <w:left w:val="single" w:color="808080" w:sz="4"/>
-              <w:bottom w:val="single" w:color="808080" w:sz="4"/>
-              <w:right w:val="single" w:color="808080" w:sz="4"/>
-            </w:tcBorders>
-            <w:tcMar>
-              <w:top w:type="dxa" w:w="40"/>
-              <w:left w:type="dxa" w:w="80"/>
-              <w:bottom w:type="dxa" w:w="40"/>
-              <w:right w:type="dxa" w:w="80"/>
-            </w:tcMar>
-            <w:vAlign w:val="center"/>
-          </w:tcPr>
-          <w:p>
-            <w:pPr>
-              <w:spacing w:after="0" w:before="0"/>
-              <w:jc w:val="center"/>
-            </w:pPr>
-            <w:r>
-              <w:rPr>
-                <w:rFonts w:ascii="Arial" w:cs="Arial" w:eastAsia="Arial" w:hAnsi="Arial"/>
-                <w:b w:val="false"/>
-                <w:bCs w:val="false"/>
-                <w:sz w:val="18"/>
-                <w:szCs w:val="18"/>
-              </w:rPr>
-              <w:t xml:space="preserve">−29.1</w:t>
-            </w:r>
-          </w:p>
-        </w:tc>
-      </w:tr>
-    </w:tbl>
-    <w:p>
-      <w:pPr>
-        <w:spacing w:after="80" w:before="0"/>
-      </w:pPr>
+      <w:r>
+        <w:rPr>
+          <w:rFonts w:ascii="Arial" w:cs="Arial" w:eastAsia="Arial" w:hAnsi="Arial"/>
+          <w:sz w:val="19"/>
+          <w:szCs w:val="19"/>
+        </w:rPr>
+        <w:t xml:space="preserve"> =T.TEST gives p = 0.0212 (df = 8, |t| = 2.858, two-tailed critical value 2.306).</w:t>
+      </w:r>
     </w:p>
     <w:p>
       <w:pPr>
@@ -6079,7 +5912,7 @@
           <w:sz w:val="19"/>
           <w:szCs w:val="19"/>
         </w:rPr>
-        <w:t xml:space="preserve">Reading LINEST Row 1 in the order of the X columns</w:t>
+        <w:t xml:space="preserve">Reading the LINEST table backwards</w:t>
       </w:r>
       <w:r>
         <w:rPr>
@@ -6087,7 +5920,25 @@
           <w:sz w:val="19"/>
           <w:szCs w:val="19"/>
         </w:rPr>
-        <w:t xml:space="preserve"> (Q12). It is reversed, so the first number is the last X column. Give no mark for part (a) if the order is not reversed, but apply follow-through to (b).</w:t>
+        <w:t xml:space="preserve"> (2a): Col A is the </w:t>
+      </w:r>
+      <w:r>
+        <w:rPr>
+          <w:rFonts w:ascii="Arial" w:cs="Arial" w:eastAsia="Arial" w:hAnsi="Arial"/>
+          <w:b/>
+          <w:bCs/>
+          <w:sz w:val="19"/>
+          <w:szCs w:val="19"/>
+        </w:rPr>
+        <w:t xml:space="preserve">last</w:t>
+      </w:r>
+      <w:r>
+        <w:rPr>
+          <w:rFonts w:ascii="Arial" w:cs="Arial" w:eastAsia="Arial" w:hAnsi="Arial"/>
+          <w:sz w:val="19"/>
+          <w:szCs w:val="19"/>
+        </w:rPr>
+        <w:t xml:space="preserve"> X column and Col D the intercept. The layout table is printed on the paper, so give no credit for guessing the order; apply follow-through if the order is wrong but the method is right.</w:t>
       </w:r>
     </w:p>
     <w:p>
@@ -6108,7 +5959,7 @@
           <w:sz w:val="19"/>
           <w:szCs w:val="19"/>
         </w:rPr>
-        <w:t xml:space="preserve">Treating |r| &lt; 0.7 as “no overlap” and ignoring negative correlations</w:t>
+        <w:t xml:space="preserve">“Per customer” and “causes”</w:t>
       </w:r>
       <w:r>
         <w:rPr>
@@ -6116,7 +5967,43 @@
           <w:sz w:val="19"/>
           <w:szCs w:val="19"/>
         </w:rPr>
-        <w:t xml:space="preserve"> (Q8). A pair at −0.75 counts.</w:t>
+        <w:t xml:space="preserve"> (2b): the coefficients describe the </w:t>
+      </w:r>
+      <w:r>
+        <w:rPr>
+          <w:rFonts w:ascii="Arial" w:cs="Arial" w:eastAsia="Arial" w:hAnsi="Arial"/>
+          <w:b/>
+          <w:bCs/>
+          <w:sz w:val="19"/>
+          <w:szCs w:val="19"/>
+        </w:rPr>
+        <w:t xml:space="preserve">daily total</w:t>
+      </w:r>
+      <w:r>
+        <w:rPr>
+          <w:rFonts w:ascii="Arial" w:cs="Arial" w:eastAsia="Arial" w:hAnsi="Arial"/>
+          <w:sz w:val="19"/>
+          <w:szCs w:val="19"/>
+        </w:rPr>
+        <w:t xml:space="preserve"> and an </w:t>
+      </w:r>
+      <w:r>
+        <w:rPr>
+          <w:rFonts w:ascii="Arial" w:cs="Arial" w:eastAsia="Arial" w:hAnsi="Arial"/>
+          <w:b/>
+          <w:bCs/>
+          <w:sz w:val="19"/>
+          <w:szCs w:val="19"/>
+        </w:rPr>
+        <w:t xml:space="preserve">association</w:t>
+      </w:r>
+      <w:r>
+        <w:rPr>
+          <w:rFonts w:ascii="Arial" w:cs="Arial" w:eastAsia="Arial" w:hAnsi="Arial"/>
+          <w:sz w:val="19"/>
+          <w:szCs w:val="19"/>
+        </w:rPr>
+        <w:t xml:space="preserve">.</w:t>
       </w:r>
     </w:p>
     <w:p>
@@ -6137,7 +6024,7 @@
           <w:sz w:val="19"/>
           <w:szCs w:val="19"/>
         </w:rPr>
-        <w:t xml:space="preserve">“Delete the outlier”</w:t>
+        <w:t xml:space="preserve">Reading R² as “percent correct”</w:t>
       </w:r>
       <w:r>
         <w:rPr>
@@ -6145,7 +6032,7 @@
           <w:sz w:val="19"/>
           <w:szCs w:val="19"/>
         </w:rPr>
-        <w:t xml:space="preserve"> (Q7). A raw extreme is not an error: ask whether the model explains it. Mark the reasoning, not the decision.</w:t>
+        <w:t xml:space="preserve"> (2b): R² is the share of variation explained.</w:t>
       </w:r>
     </w:p>
     <w:p>
@@ -6166,7 +6053,7 @@
           <w:sz w:val="19"/>
           <w:szCs w:val="19"/>
         </w:rPr>
-        <w:t xml:space="preserve">Dropping price because r ≈ 0</w:t>
+        <w:t xml:space="preserve">Using absolute values</w:t>
       </w:r>
       <w:r>
         <w:rPr>
@@ -6174,25 +6061,7 @@
           <w:sz w:val="19"/>
           <w:szCs w:val="19"/>
         </w:rPr>
-        <w:t xml:space="preserve"> (Q13c, Q1) or </w:t>
-      </w:r>
-      <w:r>
-        <w:rPr>
-          <w:rFonts w:ascii="Arial" w:cs="Arial" w:eastAsia="Arial" w:hAnsi="Arial"/>
-          <w:b/>
-          <w:bCs/>
-          <w:sz w:val="19"/>
-          <w:szCs w:val="19"/>
-        </w:rPr>
-        <w:t xml:space="preserve">trusting the simple price slope</w:t>
-      </w:r>
-      <w:r>
-        <w:rPr>
-          <w:rFonts w:ascii="Arial" w:cs="Arial" w:eastAsia="Arial" w:hAnsi="Arial"/>
-          <w:sz w:val="19"/>
-          <w:szCs w:val="19"/>
-        </w:rPr>
-        <w:t xml:space="preserve"> (Q13b): both ignore confounding.</w:t>
+        <w:t xml:space="preserve"> (3a-ii): MAE averages the sizes of the errors, so signs must not cancel.</w:t>
       </w:r>
     </w:p>
     <w:p>
@@ -6213,7 +6082,7 @@
           <w:sz w:val="19"/>
           <w:szCs w:val="19"/>
         </w:rPr>
-        <w:t xml:space="preserve">“M5 is best because its R² is higher”</w:t>
+        <w:t xml:space="preserve">Reading p as the probability that H₀ is true</w:t>
       </w:r>
       <w:r>
         <w:rPr>
@@ -6221,36 +6090,7 @@
           <w:sz w:val="19"/>
           <w:szCs w:val="19"/>
         </w:rPr>
-        <w:t xml:space="preserve"> (Q17). Look for the argument that R² only rises with more variables and that what matters is unseen days.</w:t>
-      </w:r>
-    </w:p>
-    <w:p>
-      <w:pPr>
-        <w:pStyle w:val="ListParagraph"/>
-        <w:keepLines/>
-        <w:numPr>
-          <w:ilvl w:val="0"/>
-          <w:numId w:val="1"/>
-        </w:numPr>
-        <w:spacing w:after="40" w:before="20"/>
-      </w:pPr>
-      <w:r>
-        <w:rPr>
-          <w:rFonts w:ascii="Arial" w:cs="Arial" w:eastAsia="Arial" w:hAnsi="Arial"/>
-          <w:b/>
-          <w:bCs/>
-          <w:sz w:val="19"/>
-          <w:szCs w:val="19"/>
-        </w:rPr>
-        <w:t xml:space="preserve">Hypothesis marks:</w:t>
-      </w:r>
-      <w:r>
-        <w:rPr>
-          <w:rFonts w:ascii="Arial" w:cs="Arial" w:eastAsia="Arial" w:hAnsi="Arial"/>
-          <w:sz w:val="19"/>
-          <w:szCs w:val="19"/>
-        </w:rPr>
-        <w:t xml:space="preserve"> never penalise a hypothesis because the data disagree; penalise a hypothesis that no data could disagree with.</w:t>
+        <w:t xml:space="preserve"> (4c). Credit “if there were no real effect, a result this extreme would be rare”.</w:t>
       </w:r>
     </w:p>
     <w:sectPr>
@@ -6400,7 +6240,7 @@
         <w:sz w:val="16"/>
         <w:szCs w:val="16"/>
       </w:rPr>
-      <w:t xml:space="preserve">MAT282 · Midterm Version B · ANSWER KEY</w:t>
+      <w:t xml:space="preserve">MAT282 · Midterm Exam · Version B · ANSWER KEY</w:t>
     </w:r>
     <w:r>
       <w:rPr>

--- a/mat282_midterm/MAT282_Midterm_Version_B_KEY.docx
+++ b/mat282_midterm/MAT282_Midterm_Version_B_KEY.docx
@@ -159,7 +159,7 @@
                 <w:sz w:val="18"/>
                 <w:szCs w:val="18"/>
               </w:rPr>
-              <w:t xml:space="preserve"> from earlier answers. Accept rounding differences of ±0.02 in s and t and ±0.5 in forecasts. Rules used in this paper: a coefficient is </w:t>
+              <w:t xml:space="preserve"> from earlier answers. Accept rounding differences of ±0.02 in s and t and ±0.5 in forecasts. Students interpret coefficients but are </w:t>
             </w:r>
             <w:r>
               <w:rPr>
@@ -169,15 +169,15 @@
                 <w:sz w:val="18"/>
                 <w:szCs w:val="18"/>
               </w:rPr>
-              <w:t xml:space="preserve">clearly different from zero if it is more than 2 standard errors from zero</w:t>
-            </w:r>
-            <w:r>
-              <w:rPr>
-                <w:rFonts w:ascii="Arial" w:cs="Arial" w:eastAsia="Arial" w:hAnsi="Arial"/>
-                <w:sz w:val="18"/>
-                <w:szCs w:val="18"/>
-              </w:rPr>
-              <w:t xml:space="preserve">; a t-test is </w:t>
+              <w:t xml:space="preserve">not yet</w:t>
+            </w:r>
+            <w:r>
+              <w:rPr>
+                <w:rFonts w:ascii="Arial" w:cs="Arial" w:eastAsia="Arial" w:hAnsi="Arial"/>
+                <w:sz w:val="18"/>
+                <w:szCs w:val="18"/>
+              </w:rPr>
+              <w:t xml:space="preserve"> asked whether coefficients are significant. In Section 4 a t-test is </w:t>
             </w:r>
             <w:r>
               <w:rPr>
@@ -195,7 +195,7 @@
                 <w:sz w:val="18"/>
                 <w:szCs w:val="18"/>
               </w:rPr>
-              <w:t xml:space="preserve"> (two-tailed, T.TEST type 2); critical t for df = 8 is 2.31. Objective column: syllabus learning outcome (LO) and your category, </w:t>
+              <w:t xml:space="preserve"> (two-tailed, T.TEST type 2). Objective column: syllabus learning outcome (LO) and your category, </w:t>
             </w:r>
             <w:r>
               <w:rPr>
@@ -949,7 +949,7 @@
                 <w:sz w:val="18"/>
                 <w:szCs w:val="18"/>
               </w:rPr>
-              <w:t xml:space="preserve"> With r = 0.78 they carry mostly the same information, so LINEST cannot separate their effects: unstable coefficients, large standard errors. Keep </w:t>
+              <w:t xml:space="preserve"> With r = 0.78 they carry mostly the same information, so the model cannot tell their effects apart (“holding sunshine constant while temperature changes” is unrealistic): the coefficients become unreliable. Keep </w:t>
             </w:r>
             <w:r>
               <w:rPr>
@@ -1319,7 +1319,7 @@
                 <w:sz w:val="18"/>
                 <w:szCs w:val="18"/>
               </w:rPr>
-              <w:t xml:space="preserve">Sales = 9.78 + 4.35 × temperature − 0.20 × sunshine + 17.93 × weekend  (ŷ = b + m₁x₁ + m₂x₂ + m₃x₃; the table shows Col A = m₃, Col B = m₂, Col C = m₁, Col D = b).</w:t>
+              <w:t xml:space="preserve">Sales = 100.04 + 3.45 × temperature + 18.09 × weekend − 21.58 × price  (ŷ = b + m₁x₁ + m₂x₂ + m₃x₃; the table shows Col A = m₃, Col B = m₂, Col C = m₁, Col D = b).</w:t>
             </w:r>
           </w:p>
         </w:tc>
@@ -1494,7 +1494,7 @@
                 <w:sz w:val="18"/>
                 <w:szCs w:val="18"/>
               </w:rPr>
-              <w:t xml:space="preserve">(i) The sunshine coefficient (−0.20) is tiny and less than one standard error from zero (0.66): there is no clear sunshine effect once temperature is in the model; do not say sunny days hurt sales. (ii) A day 1 °C warmer is predicted to sell about 4.35 more cups </w:t>
+              <w:t xml:space="preserve">(i) 21.58 is the change per </w:t>
             </w:r>
             <w:r>
               <w:rPr>
@@ -1504,17 +1504,17 @@
                 <w:sz w:val="18"/>
                 <w:szCs w:val="18"/>
               </w:rPr>
-              <w:t xml:space="preserve">in total</w:t>
-            </w:r>
-            <w:r>
-              <w:rPr>
-                <w:rFonts w:ascii="Arial" w:cs="Arial" w:eastAsia="Arial" w:hAnsi="Arial"/>
-                <w:b w:val="false"/>
-                <w:bCs w:val="false"/>
-                <w:sz w:val="18"/>
-                <w:szCs w:val="18"/>
-              </w:rPr>
-              <w:t xml:space="preserve"> (not per customer), holding sunshine and weekend fixed. (iii) A typical forecast misses by about 13 cups; some by more, some by less.</w:t>
+              <w:t xml:space="preserve">€1</w:t>
+            </w:r>
+            <w:r>
+              <w:rPr>
+                <w:rFonts w:ascii="Arial" w:cs="Arial" w:eastAsia="Arial" w:hAnsi="Arial"/>
+                <w:b w:val="false"/>
+                <w:bCs w:val="false"/>
+                <w:sz w:val="18"/>
+                <w:szCs w:val="18"/>
+              </w:rPr>
+              <w:t xml:space="preserve">: a €0.20 rise lowers predicted sales by 0.20 × 21.58 = 4.3, about 4 cups, holding temperature and weekend fixed. (ii) weekend = 0 only means there is no weekend adjustment: the model still predicts sales from the intercept, temperature and price; weekends add about 18 cups. (iii) A typical forecast misses by about 12 cups (SE − Y); some by more, some by less.</w:t>
             </w:r>
           </w:p>
         </w:tc>
@@ -1655,7 +1655,7 @@
                 <w:sz w:val="18"/>
                 <w:szCs w:val="18"/>
               </w:rPr>
-              <w:t xml:space="preserve">LO6 · Cal + Con</w:t>
+              <w:t xml:space="preserve">LO3, LO6 · Cal + Con</w:t>
             </w:r>
           </w:p>
         </w:tc>
@@ -1689,7 +1689,7 @@
                 <w:sz w:val="18"/>
                 <w:szCs w:val="18"/>
               </w:rPr>
-              <w:t xml:space="preserve">(a) </w:t>
+              <w:t xml:space="preserve">(a) 0.20 × (−21.58) = −4.32, about </w:t>
             </w:r>
             <w:r>
               <w:rPr>
@@ -1699,17 +1699,37 @@
                 <w:sz w:val="18"/>
                 <w:szCs w:val="18"/>
               </w:rPr>
-              <w:t xml:space="preserve">Sunshine</w:t>
-            </w:r>
-            <w:r>
-              <w:rPr>
-                <w:rFonts w:ascii="Arial" w:cs="Arial" w:eastAsia="Arial" w:hAnsi="Arial"/>
-                <w:b w:val="false"/>
-                <w:bCs w:val="false"/>
-                <w:sz w:val="18"/>
-                <w:szCs w:val="18"/>
-              </w:rPr>
-              <w:t xml:space="preserve">: |−0.20| is less than 2 × 0.66 = 1.32, so it is not clearly different from zero; temperature (4.35 vs 2 × 0.48 = 0.96) and weekend (17.93 vs 4.48) are. (b) Sunshine overlaps with temperature (r = 0.78): once temperature is in the model it adds almost nothing new. (c) Drop sunshine and refit with temperature and weekend.</w:t>
+              <w:t xml:space="preserve">−4 cups</w:t>
+            </w:r>
+            <w:r>
+              <w:rPr>
+                <w:rFonts w:ascii="Arial" w:cs="Arial" w:eastAsia="Arial" w:hAnsi="Arial"/>
+                <w:b w:val="false"/>
+                <w:bCs w:val="false"/>
+                <w:sz w:val="18"/>
+                <w:szCs w:val="18"/>
+              </w:rPr>
+              <w:t xml:space="preserve">. (b) 4 °C cooler: −4 × 3.45 = −13.8, about </w:t>
+            </w:r>
+            <w:r>
+              <w:rPr>
+                <w:rFonts w:ascii="Arial" w:cs="Arial" w:eastAsia="Arial" w:hAnsi="Arial"/>
+                <w:b/>
+                <w:bCs/>
+                <w:sz w:val="18"/>
+                <w:szCs w:val="18"/>
+              </w:rPr>
+              <w:t xml:space="preserve">−14 cups</w:t>
+            </w:r>
+            <w:r>
+              <w:rPr>
+                <w:rFonts w:ascii="Arial" w:cs="Arial" w:eastAsia="Arial" w:hAnsi="Arial"/>
+                <w:b w:val="false"/>
+                <w:bCs w:val="false"/>
+                <w:sz w:val="18"/>
+                <w:szCs w:val="18"/>
+              </w:rPr>
+              <w:t xml:space="preserve">. (c) The coefficients are per €1 and per 1 °C, so their sizes depend on the units. A €0.20 price change moves sales less (−4.3) than a 4 °C change (−13.8): compare realistic changes, not raw coefficients.</w:t>
             </w:r>
           </w:p>
         </w:tc>
@@ -1777,7 +1797,7 @@
                 <w:sz w:val="18"/>
                 <w:szCs w:val="18"/>
               </w:rPr>
-              <w:t xml:space="preserve">1 correct predictor with the comparison + 1 overlap reason + 1 sensible action.</w:t>
+              <w:t xml:space="preserve">1 + 1 + 1.</w:t>
             </w:r>
           </w:p>
         </w:tc>
@@ -1884,7 +1904,7 @@
                 <w:sz w:val="18"/>
                 <w:szCs w:val="18"/>
               </w:rPr>
-              <w:t xml:space="preserve">(a) ŷ = 9.78 + 4.35(24) − 0.20(6) + 17.93(1) = </w:t>
+              <w:t xml:space="preserve">(a) ŷ = 100.04 + 3.45(24) + 18.09(0) − 21.58(3.3) = </w:t>
             </w:r>
             <w:r>
               <w:rPr>
@@ -1894,17 +1914,17 @@
                 <w:sz w:val="18"/>
                 <w:szCs w:val="18"/>
               </w:rPr>
-              <w:t xml:space="preserve">130.9</w:t>
-            </w:r>
-            <w:r>
-              <w:rPr>
-                <w:rFonts w:ascii="Arial" w:cs="Arial" w:eastAsia="Arial" w:hAnsi="Arial"/>
-                <w:b w:val="false"/>
-                <w:bCs w:val="false"/>
-                <w:sz w:val="18"/>
-                <w:szCs w:val="18"/>
-              </w:rPr>
-              <w:t xml:space="preserve"> cups. (b) 2 × 13.11 = 26.22, so about </w:t>
+              <w:t xml:space="preserve">111.6</w:t>
+            </w:r>
+            <w:r>
+              <w:rPr>
+                <w:rFonts w:ascii="Arial" w:cs="Arial" w:eastAsia="Arial" w:hAnsi="Arial"/>
+                <w:b w:val="false"/>
+                <w:bCs w:val="false"/>
+                <w:sz w:val="18"/>
+                <w:szCs w:val="18"/>
+              </w:rPr>
+              <w:t xml:space="preserve"> cups. (b) Residual = 118 − 111.6 = </w:t>
             </w:r>
             <w:r>
               <w:rPr>
@@ -1914,17 +1934,17 @@
                 <w:sz w:val="18"/>
                 <w:szCs w:val="18"/>
               </w:rPr>
-              <w:t xml:space="preserve">105 to 157</w:t>
-            </w:r>
-            <w:r>
-              <w:rPr>
-                <w:rFonts w:ascii="Arial" w:cs="Arial" w:eastAsia="Arial" w:hAnsi="Arial"/>
-                <w:b w:val="false"/>
-                <w:bCs w:val="false"/>
-                <w:sz w:val="18"/>
-                <w:szCs w:val="18"/>
-              </w:rPr>
-              <w:t xml:space="preserve"> cups. (c) 118 is inside the range, so it is not surprising: it is within the typical error.</w:t>
+              <w:t xml:space="preserve">+6.4</w:t>
+            </w:r>
+            <w:r>
+              <w:rPr>
+                <w:rFonts w:ascii="Arial" w:cs="Arial" w:eastAsia="Arial" w:hAnsi="Arial"/>
+                <w:b w:val="false"/>
+                <w:bCs w:val="false"/>
+                <w:sz w:val="18"/>
+                <w:szCs w:val="18"/>
+              </w:rPr>
+              <w:t xml:space="preserve">. (c) |residual| = 6.4 is smaller than SE − Y = 12.25: a good forecast: the miss is smaller than the typical error.</w:t>
             </w:r>
           </w:p>
         </w:tc>
@@ -1992,7 +2012,7 @@
                 <w:sz w:val="18"/>
                 <w:szCs w:val="18"/>
               </w:rPr>
-              <w:t xml:space="preserve">2 prediction (1 substitution, 1 value) + 1 range + 1 judgement with a reason.</w:t>
+              <w:t xml:space="preserve">2 prediction (1 substitution, 1 value) + 1 residual (actual − predicted) + 1 comparison with SE − Y.</w:t>
             </w:r>
           </w:p>
         </w:tc>
@@ -3249,7 +3269,7 @@
                 <w:sz w:val="18"/>
                 <w:szCs w:val="18"/>
               </w:rPr>
-              <w:t xml:space="preserve"> (the same decision as |t| = 2.86 &gt; 2.31): reject H₀. (iii) If the price had no effect, a difference this large or larger would turn up in only about 2% of samples like these. It is not the probability that H₀ is true and it does not give the size of the effect.</w:t>
+              <w:t xml:space="preserve">: reject H₀. (iii) If the price had no effect, a difference this large or larger would turn up in only about 2% of samples like these. It is not the probability that H₀ is true and it does not give the size of the effect.</w:t>
             </w:r>
           </w:p>
         </w:tc>
@@ -3317,7 +3337,7 @@
                 <w:sz w:val="18"/>
                 <w:szCs w:val="18"/>
               </w:rPr>
-              <w:t xml:space="preserve">1 null hypothesis + 1 decision with p (and t vs critical value) + 1 correct plain-words meaning.</w:t>
+              <w:t xml:space="preserve">1 null hypothesis + 1 decision using p + 1 correct plain-words meaning.</w:t>
             </w:r>
           </w:p>
         </w:tc>
@@ -3599,7 +3619,7 @@
                 <w:sz w:val="18"/>
                 <w:szCs w:val="18"/>
               </w:rPr>
-              <w:t xml:space="preserve">(i) The inputs recommended (e.g. temperature and weekend; sunshine adds nothing once temperature is in the model) with the typical forecast error (about 13 cups). (ii) The price test: iced coffee sales were higher after the price cut (about 14 cups, p = 0.021). (iii) A caution (small samples, other changes, association not proof, forecasts can still miss by the typical error).</w:t>
+              <w:t xml:space="preserve">(i) The inputs recommended (e.g. temperature and weekend push sales up and a higher price pulls them down (not sunshine, which overlaps with temperature)) with the typical forecast error (about 12 cups). (ii) The price test: iced coffee sales were higher after the price cut (about 14 cups, p = 0.021). (iii) A caution (small samples, other changes, association not proof, forecasts can still miss by the typical error).</w:t>
             </w:r>
           </w:p>
         </w:tc>
@@ -5874,7 +5894,7 @@
           <w:sz w:val="19"/>
           <w:szCs w:val="19"/>
         </w:rPr>
-        <w:t xml:space="preserve"> =T.TEST gives p = 0.0212 (df = 8, |t| = 2.858, two-tailed critical value 2.306).</w:t>
+        <w:t xml:space="preserve"> =T.TEST gives p = 0.0212 (df = 8, |t| = 2.858, two-tailed).</w:t>
       </w:r>
     </w:p>
     <w:p>

--- a/mat282_midterm/MAT282_Midterm_Version_B_KEY.docx
+++ b/mat282_midterm/MAT282_Midterm_Version_B_KEY.docx
@@ -123,7 +123,7 @@
                 <w:sz w:val="18"/>
                 <w:szCs w:val="18"/>
               </w:rPr>
-              <w:t xml:space="preserve"> Sections 1 and 5 and the explanation parts of the others reward </w:t>
+              <w:t xml:space="preserve"> Part 1 and the Summary reward </w:t>
             </w:r>
             <w:r>
               <w:rPr>
@@ -133,15 +133,15 @@
                 <w:sz w:val="18"/>
                 <w:szCs w:val="18"/>
               </w:rPr>
-              <w:t xml:space="preserve">sensible reasoning that is defended with a reason or a number</w:t>
-            </w:r>
-            <w:r>
-              <w:rPr>
-                <w:rFonts w:ascii="Arial" w:cs="Arial" w:eastAsia="Arial" w:hAnsi="Arial"/>
-                <w:sz w:val="18"/>
-                <w:szCs w:val="18"/>
-              </w:rPr>
-              <w:t xml:space="preserve">; there is no single right model. Apply </w:t>
+              <w:t xml:space="preserve">interpretation that is correct, specific and clearly explained in the student’s own words</w:t>
+            </w:r>
+            <w:r>
+              <w:rPr>
+                <w:rFonts w:ascii="Arial" w:cs="Arial" w:eastAsia="Arial" w:hAnsi="Arial"/>
+                <w:sz w:val="18"/>
+                <w:szCs w:val="18"/>
+              </w:rPr>
+              <w:t xml:space="preserve">; there is no single right model. A full coefficient interpretation has: the change in X </w:t>
             </w:r>
             <w:r>
               <w:rPr>
@@ -151,15 +151,15 @@
                 <w:sz w:val="18"/>
                 <w:szCs w:val="18"/>
               </w:rPr>
-              <w:t xml:space="preserve">follow-through</w:t>
-            </w:r>
-            <w:r>
-              <w:rPr>
-                <w:rFonts w:ascii="Arial" w:cs="Arial" w:eastAsia="Arial" w:hAnsi="Arial"/>
-                <w:sz w:val="18"/>
-                <w:szCs w:val="18"/>
-              </w:rPr>
-              <w:t xml:space="preserve"> from earlier answers. Accept rounding differences of ±0.02 in s and t and ±0.5 in forecasts. Students interpret coefficients but are </w:t>
+              <w:t xml:space="preserve">with its unit</w:t>
+            </w:r>
+            <w:r>
+              <w:rPr>
+                <w:rFonts w:ascii="Arial" w:cs="Arial" w:eastAsia="Arial" w:hAnsi="Arial"/>
+                <w:sz w:val="18"/>
+                <w:szCs w:val="18"/>
+              </w:rPr>
+              <w:t xml:space="preserve"> (1 °C, €0.10, 10 km/h); the change in predicted Y </w:t>
             </w:r>
             <w:r>
               <w:rPr>
@@ -169,15 +169,15 @@
                 <w:sz w:val="18"/>
                 <w:szCs w:val="18"/>
               </w:rPr>
-              <w:t xml:space="preserve">not yet</w:t>
-            </w:r>
-            <w:r>
-              <w:rPr>
-                <w:rFonts w:ascii="Arial" w:cs="Arial" w:eastAsia="Arial" w:hAnsi="Arial"/>
-                <w:sz w:val="18"/>
-                <w:szCs w:val="18"/>
-              </w:rPr>
-              <w:t xml:space="preserve"> asked whether coefficients are significant. In Section 4 a t-test is </w:t>
+              <w:t xml:space="preserve">with direction and unit</w:t>
+            </w:r>
+            <w:r>
+              <w:rPr>
+                <w:rFonts w:ascii="Arial" w:cs="Arial" w:eastAsia="Arial" w:hAnsi="Arial"/>
+                <w:sz w:val="18"/>
+                <w:szCs w:val="18"/>
+              </w:rPr>
+              <w:t xml:space="preserve"> (more or fewer cups); </w:t>
             </w:r>
             <w:r>
               <w:rPr>
@@ -187,15 +187,51 @@
                 <w:sz w:val="18"/>
                 <w:szCs w:val="18"/>
               </w:rPr>
-              <w:t xml:space="preserve">significant if p &lt; 0.05</w:t>
-            </w:r>
-            <w:r>
-              <w:rPr>
-                <w:rFonts w:ascii="Arial" w:cs="Arial" w:eastAsia="Arial" w:hAnsi="Arial"/>
-                <w:sz w:val="18"/>
-                <w:szCs w:val="18"/>
-              </w:rPr>
-              <w:t xml:space="preserve"> (two-tailed, T.TEST type 2). Objective column: syllabus learning outcome (LO) and your category, </w:t>
+              <w:t xml:space="preserve">“holding the other variables constant”</w:t>
+            </w:r>
+            <w:r>
+              <w:rPr>
+                <w:rFonts w:ascii="Arial" w:cs="Arial" w:eastAsia="Arial" w:hAnsi="Arial"/>
+                <w:sz w:val="18"/>
+                <w:szCs w:val="18"/>
+              </w:rPr>
+              <w:t xml:space="preserve"> (naming them); and association language (“is associated with”, “the model predicts”), not “causes”. For 0/1 variables the comparison group must be clear (event vs no event). Apply </w:t>
+            </w:r>
+            <w:r>
+              <w:rPr>
+                <w:rFonts w:ascii="Arial" w:cs="Arial" w:eastAsia="Arial" w:hAnsi="Arial"/>
+                <w:b/>
+                <w:bCs/>
+                <w:sz w:val="18"/>
+                <w:szCs w:val="18"/>
+              </w:rPr>
+              <w:t xml:space="preserve">follow-through</w:t>
+            </w:r>
+            <w:r>
+              <w:rPr>
+                <w:rFonts w:ascii="Arial" w:cs="Arial" w:eastAsia="Arial" w:hAnsi="Arial"/>
+                <w:sz w:val="18"/>
+                <w:szCs w:val="18"/>
+              </w:rPr>
+              <w:t xml:space="preserve"> from earlier answers; accept rounding differences of ±0.02 in s and t and ±0.5 in forecasts. Students interpret coefficients but are </w:t>
+            </w:r>
+            <w:r>
+              <w:rPr>
+                <w:rFonts w:ascii="Arial" w:cs="Arial" w:eastAsia="Arial" w:hAnsi="Arial"/>
+                <w:b/>
+                <w:bCs/>
+                <w:sz w:val="18"/>
+                <w:szCs w:val="18"/>
+              </w:rPr>
+              <w:t xml:space="preserve">not yet</w:t>
+            </w:r>
+            <w:r>
+              <w:rPr>
+                <w:rFonts w:ascii="Arial" w:cs="Arial" w:eastAsia="Arial" w:hAnsi="Arial"/>
+                <w:sz w:val="18"/>
+                <w:szCs w:val="18"/>
+              </w:rPr>
+              <w:t xml:space="preserve"> asked whether coefficients are significant. In Part 3 a t-test is significant if p &lt; 0.05 (two-tailed, T.TEST type 2). Objective column: syllabus learning outcome (LO) and your category, </w:t>
             </w:r>
             <w:r>
               <w:rPr>
@@ -579,7 +615,7 @@
                 <w:sz w:val="18"/>
                 <w:szCs w:val="18"/>
               </w:rPr>
-              <w:t xml:space="preserve">Any three sensible inputs with a direction and a reason: temperature (up: iced drinks sell in the heat), weekend (up: more customers), beach event (up: crowds nearby), planned price (down: dearer coffee sells less), sunshine (up, overlaps with temperature).</w:t>
+              <w:t xml:space="preserve">Any three sensible inputs with a direction and a reason: temperature (up), weekend (up), beach event (up), planned price (down), sunshine (up, overlaps with temperature).</w:t>
             </w:r>
           </w:p>
         </w:tc>
@@ -764,7 +800,7 @@
                 <w:sz w:val="18"/>
                 <w:szCs w:val="18"/>
               </w:rPr>
-              <w:t xml:space="preserve">, iced coffee revenue calculated after closing: it is not known before opening and it contains the outcome (price × cups sold), so it cannot be used to forecast cups.</w:t>
+              <w:t xml:space="preserve">, iced coffee revenue calculated after closing: it is not known before opening and it contains the outcome (price × cups sold).</w:t>
             </w:r>
           </w:p>
         </w:tc>
@@ -832,7 +868,7 @@
                 <w:sz w:val="18"/>
                 <w:szCs w:val="18"/>
               </w:rPr>
-              <w:t xml:space="preserve">1 identifies item 6 + 1 the problem (not known in advance and contains the outcome).</w:t>
+              <w:t xml:space="preserve">1 item 6 + 1 the problem.</w:t>
             </w:r>
           </w:p>
         </w:tc>
@@ -949,7 +985,7 @@
                 <w:sz w:val="18"/>
                 <w:szCs w:val="18"/>
               </w:rPr>
-              <w:t xml:space="preserve"> With r = 0.78 they carry mostly the same information, so the model cannot tell their effects apart (“holding sunshine constant while temperature changes” is unrealistic): the coefficients become unreliable. Keep </w:t>
+              <w:t xml:space="preserve"> With r = 0.78 they carry mostly the same information, so the model cannot tell their effects apart, and “holding sunshine constant while temperature changes” is unrealistic because they rise and fall together: the coefficients become unreliable. Keep </w:t>
             </w:r>
             <w:r>
               <w:rPr>
@@ -1076,7 +1112,7 @@
                 <w:sz w:val="18"/>
                 <w:szCs w:val="18"/>
               </w:rPr>
-              <w:t xml:space="preserve">1d</w:t>
+              <w:t xml:space="preserve">2a</w:t>
             </w:r>
           </w:p>
         </w:tc>
@@ -1110,7 +1146,7 @@
                 <w:sz w:val="18"/>
                 <w:szCs w:val="18"/>
               </w:rPr>
-              <w:t xml:space="preserve">LO6 · Con</w:t>
+              <w:t xml:space="preserve">LO5, LO6 · Com</w:t>
             </w:r>
           </w:p>
         </w:tc>
@@ -1144,7 +1180,7 @@
                 <w:sz w:val="18"/>
                 <w:szCs w:val="18"/>
               </w:rPr>
-              <w:t xml:space="preserve">Hold back some days, fit the model on the rest, predict the held-back days, then calculate their residuals and MAE.</w:t>
+              <w:t xml:space="preserve">Sales = 100.04 + 3.45 × temperature + 18.09 × weekend − 21.58 × price  (ŷ = b + m₁x₁ + m₂x₂ + m₃x₃; Table 2: Col A = m₃, Col B = m₂, Col C = m₁, Col D = b).</w:t>
             </w:r>
           </w:p>
         </w:tc>
@@ -1178,7 +1214,7 @@
                 <w:sz w:val="18"/>
                 <w:szCs w:val="18"/>
               </w:rPr>
-              <w:t xml:space="preserve">1</w:t>
+              <w:t xml:space="preserve">2</w:t>
             </w:r>
           </w:p>
         </w:tc>
@@ -1212,7 +1248,7 @@
                 <w:sz w:val="18"/>
                 <w:szCs w:val="18"/>
               </w:rPr>
-              <w:t xml:space="preserve">1: a hold-out check with residuals/MAE (names the idea of unseen days).</w:t>
+              <w:t xml:space="preserve">1 numbers matched to the right variables + 1 equation form with variable names.</w:t>
             </w:r>
           </w:p>
         </w:tc>
@@ -1251,7 +1287,7 @@
                 <w:sz w:val="18"/>
                 <w:szCs w:val="18"/>
               </w:rPr>
-              <w:t xml:space="preserve">2a</w:t>
+              <w:t xml:space="preserve">2b</w:t>
             </w:r>
           </w:p>
         </w:tc>
@@ -1285,7 +1321,7 @@
                 <w:sz w:val="18"/>
                 <w:szCs w:val="18"/>
               </w:rPr>
-              <w:t xml:space="preserve">LO5, LO6 · Com</w:t>
+              <w:t xml:space="preserve">LO6, LO7 · Con</w:t>
             </w:r>
           </w:p>
         </w:tc>
@@ -1319,7 +1355,27 @@
                 <w:sz w:val="18"/>
                 <w:szCs w:val="18"/>
               </w:rPr>
-              <w:t xml:space="preserve">Sales = 100.04 + 3.45 × temperature + 18.09 × weekend − 21.58 × price  (ŷ = b + m₁x₁ + m₂x₂ + m₃x₃; the table shows Col A = m₃, Col B = m₂, Col C = m₁, Col D = b).</w:t>
+              <w:t xml:space="preserve">(i) </w:t>
+            </w:r>
+            <w:r>
+              <w:rPr>
+                <w:rFonts w:ascii="Arial" w:cs="Arial" w:eastAsia="Arial" w:hAnsi="Arial"/>
+                <w:b/>
+                <w:bCs/>
+                <w:sz w:val="18"/>
+                <w:szCs w:val="18"/>
+              </w:rPr>
+              <w:t xml:space="preserve">Holding weekend and price constant, a 1 °C rise in temperature is associated with about 3.45 more iced coffees sold per day.</w:t>
+            </w:r>
+            <w:r>
+              <w:rPr>
+                <w:rFonts w:ascii="Arial" w:cs="Arial" w:eastAsia="Arial" w:hAnsi="Arial"/>
+                <w:b w:val="false"/>
+                <w:bCs w:val="false"/>
+                <w:sz w:val="18"/>
+                <w:szCs w:val="18"/>
+              </w:rPr>
+              <w:t xml:space="preserve"> (ii) The other variables also change sales and may differ between hot and cooler days. Holding them constant isolates the effect of this variable: we compare days that are alike in the other variables and differ only in this one.</w:t>
             </w:r>
           </w:p>
         </w:tc>
@@ -1353,7 +1409,7 @@
                 <w:sz w:val="18"/>
                 <w:szCs w:val="18"/>
               </w:rPr>
-              <w:t xml:space="preserve">2</w:t>
+              <w:t xml:space="preserve">3</w:t>
             </w:r>
           </w:p>
         </w:tc>
@@ -1387,7 +1443,7 @@
                 <w:sz w:val="18"/>
                 <w:szCs w:val="18"/>
               </w:rPr>
-              <w:t xml:space="preserve">1 correct numbers matched to the right variables + 1 correct equation form.</w:t>
+              <w:t xml:space="preserve">(i) 1 size, direction and unit + 1 names the variables held constant; (ii) 1 reason.</w:t>
             </w:r>
           </w:p>
         </w:tc>
@@ -1426,7 +1482,7 @@
                 <w:sz w:val="18"/>
                 <w:szCs w:val="18"/>
               </w:rPr>
-              <w:t xml:space="preserve">2b</w:t>
+              <w:t xml:space="preserve">2c</w:t>
             </w:r>
           </w:p>
         </w:tc>
@@ -1494,7 +1550,7 @@
                 <w:sz w:val="18"/>
                 <w:szCs w:val="18"/>
               </w:rPr>
-              <w:t xml:space="preserve">(i) 21.58 is the change per </w:t>
+              <w:t xml:space="preserve">(i) Negative: </w:t>
             </w:r>
             <w:r>
               <w:rPr>
@@ -1504,17 +1560,37 @@
                 <w:sz w:val="18"/>
                 <w:szCs w:val="18"/>
               </w:rPr>
-              <w:t xml:space="preserve">€1</w:t>
-            </w:r>
-            <w:r>
-              <w:rPr>
-                <w:rFonts w:ascii="Arial" w:cs="Arial" w:eastAsia="Arial" w:hAnsi="Arial"/>
-                <w:b w:val="false"/>
-                <w:bCs w:val="false"/>
-                <w:sz w:val="18"/>
-                <w:szCs w:val="18"/>
-              </w:rPr>
-              <w:t xml:space="preserve">: a €0.20 rise lowers predicted sales by 0.20 × 21.58 = 4.3, about 4 cups, holding temperature and weekend fixed. (ii) weekend = 0 only means there is no weekend adjustment: the model still predicts sales from the intercept, temperature and price; weekends add about 18 cups. (iii) A typical forecast misses by about 12 cups (SE − Y); some by more, some by less.</w:t>
+              <w:t xml:space="preserve">higher price goes with lower sales</w:t>
+            </w:r>
+            <w:r>
+              <w:rPr>
+                <w:rFonts w:ascii="Arial" w:cs="Arial" w:eastAsia="Arial" w:hAnsi="Arial"/>
+                <w:b w:val="false"/>
+                <w:bCs w:val="false"/>
+                <w:sz w:val="18"/>
+                <w:szCs w:val="18"/>
+              </w:rPr>
+              <w:t xml:space="preserve">: each €1 increase is associated with about 22 fewer cups, holding temperature and weekend constant. (ii) Weekends sell about 18 more cups than weekdays, at the same temperature and price. (iii) 0.10 × (−21.58) = −2.16: about </w:t>
+            </w:r>
+            <w:r>
+              <w:rPr>
+                <w:rFonts w:ascii="Arial" w:cs="Arial" w:eastAsia="Arial" w:hAnsi="Arial"/>
+                <w:b/>
+                <w:bCs/>
+                <w:sz w:val="18"/>
+                <w:szCs w:val="18"/>
+              </w:rPr>
+              <w:t xml:space="preserve">2 fewer cups per €0.10 increase</w:t>
+            </w:r>
+            <w:r>
+              <w:rPr>
+                <w:rFonts w:ascii="Arial" w:cs="Arial" w:eastAsia="Arial" w:hAnsi="Arial"/>
+                <w:b w:val="false"/>
+                <w:bCs w:val="false"/>
+                <w:sz w:val="18"/>
+                <w:szCs w:val="18"/>
+              </w:rPr>
+              <w:t xml:space="preserve">.</w:t>
             </w:r>
           </w:p>
         </w:tc>
@@ -1582,7 +1658,7 @@
                 <w:sz w:val="18"/>
                 <w:szCs w:val="18"/>
               </w:rPr>
-              <w:t xml:space="preserve">1 each: corrected statement with units and conditions.</w:t>
+              <w:t xml:space="preserve">1 sign meaning in context + 1 0/1 variable with the comparison group + 1 rescaled coefficient.</w:t>
             </w:r>
           </w:p>
         </w:tc>
@@ -1621,7 +1697,7 @@
                 <w:sz w:val="18"/>
                 <w:szCs w:val="18"/>
               </w:rPr>
-              <w:t xml:space="preserve">2c</w:t>
+              <w:t xml:space="preserve">2d</w:t>
             </w:r>
           </w:p>
         </w:tc>
@@ -1655,7 +1731,7 @@
                 <w:sz w:val="18"/>
                 <w:szCs w:val="18"/>
               </w:rPr>
-              <w:t xml:space="preserve">LO3, LO6 · Cal + Con</w:t>
+              <w:t xml:space="preserve">LO3, LO6, LO7 · Cal + Con</w:t>
             </w:r>
           </w:p>
         </w:tc>
@@ -1689,7 +1765,7 @@
                 <w:sz w:val="18"/>
                 <w:szCs w:val="18"/>
               </w:rPr>
-              <w:t xml:space="preserve">(a) 0.20 × (−21.58) = −4.32, about </w:t>
+              <w:t xml:space="preserve">(i) 10 × 3.45 = 34.5: about </w:t>
             </w:r>
             <w:r>
               <w:rPr>
@@ -1699,17 +1775,17 @@
                 <w:sz w:val="18"/>
                 <w:szCs w:val="18"/>
               </w:rPr>
-              <w:t xml:space="preserve">−4 cups</w:t>
-            </w:r>
-            <w:r>
-              <w:rPr>
-                <w:rFonts w:ascii="Arial" w:cs="Arial" w:eastAsia="Arial" w:hAnsi="Arial"/>
-                <w:b w:val="false"/>
-                <w:bCs w:val="false"/>
-                <w:sz w:val="18"/>
-                <w:szCs w:val="18"/>
-              </w:rPr>
-              <w:t xml:space="preserve">. (b) 4 °C cooler: −4 × 3.45 = −13.8, about </w:t>
+              <w:t xml:space="preserve">35 more cups per 10 °C</w:t>
+            </w:r>
+            <w:r>
+              <w:rPr>
+                <w:rFonts w:ascii="Arial" w:cs="Arial" w:eastAsia="Arial" w:hAnsi="Arial"/>
+                <w:b w:val="false"/>
+                <w:bCs w:val="false"/>
+                <w:sz w:val="18"/>
+                <w:szCs w:val="18"/>
+              </w:rPr>
+              <w:t xml:space="preserve">. (ii) “Per 10 °C” is better: 1 °C is too small to picture and hot and cool days differ by 10 °C or more. (iii) Not fair: the price coefficient is per </w:t>
             </w:r>
             <w:r>
               <w:rPr>
@@ -1719,17 +1795,17 @@
                 <w:sz w:val="18"/>
                 <w:szCs w:val="18"/>
               </w:rPr>
-              <w:t xml:space="preserve">−14 cups</w:t>
-            </w:r>
-            <w:r>
-              <w:rPr>
-                <w:rFonts w:ascii="Arial" w:cs="Arial" w:eastAsia="Arial" w:hAnsi="Arial"/>
-                <w:b w:val="false"/>
-                <w:bCs w:val="false"/>
-                <w:sz w:val="18"/>
-                <w:szCs w:val="18"/>
-              </w:rPr>
-              <w:t xml:space="preserve">. (c) The coefficients are per €1 and per 1 °C, so their sizes depend on the units. A €0.20 price change moves sales less (−4.3) than a 4 °C change (−13.8): compare realistic changes, not raw coefficients.</w:t>
+              <w:t xml:space="preserve">€1</w:t>
+            </w:r>
+            <w:r>
+              <w:rPr>
+                <w:rFonts w:ascii="Arial" w:cs="Arial" w:eastAsia="Arial" w:hAnsi="Arial"/>
+                <w:b w:val="false"/>
+                <w:bCs w:val="false"/>
+                <w:sz w:val="18"/>
+                <w:szCs w:val="18"/>
+              </w:rPr>
+              <w:t xml:space="preserve">, but the café would change the price by €0.10–€0.20 (about 2–4 cups), whereas a 10 °C change is +35. Compare realistic changes, not raw coefficients.</w:t>
             </w:r>
           </w:p>
         </w:tc>
@@ -1797,7 +1873,7 @@
                 <w:sz w:val="18"/>
                 <w:szCs w:val="18"/>
               </w:rPr>
-              <w:t xml:space="preserve">1 + 1 + 1.</w:t>
+              <w:t xml:space="preserve">1 rescaled + 1 why a sensible unit + 1 unfair comparison explained with 2c(iii) and (i).</w:t>
             </w:r>
           </w:p>
         </w:tc>
@@ -1836,7 +1912,7 @@
                 <w:sz w:val="18"/>
                 <w:szCs w:val="18"/>
               </w:rPr>
-              <w:t xml:space="preserve">2d</w:t>
+              <w:t xml:space="preserve">2e</w:t>
             </w:r>
           </w:p>
         </w:tc>
@@ -1870,7 +1946,7 @@
                 <w:sz w:val="18"/>
                 <w:szCs w:val="18"/>
               </w:rPr>
-              <w:t xml:space="preserve">LO5, LO6 · Cal</w:t>
+              <w:t xml:space="preserve">LO5, LO6, LO7 · Cal + Con</w:t>
             </w:r>
           </w:p>
         </w:tc>
@@ -1904,7 +1980,7 @@
                 <w:sz w:val="18"/>
                 <w:szCs w:val="18"/>
               </w:rPr>
-              <w:t xml:space="preserve">(a) ŷ = 100.04 + 3.45(24) + 18.09(0) − 21.58(3.3) = </w:t>
+              <w:t xml:space="preserve">(i) ŷ = 100.04 + 3.45(24) + 18.09(0) − 21.58(3.30) = </w:t>
             </w:r>
             <w:r>
               <w:rPr>
@@ -1914,17 +1990,17 @@
                 <w:sz w:val="18"/>
                 <w:szCs w:val="18"/>
               </w:rPr>
-              <w:t xml:space="preserve">111.6</w:t>
-            </w:r>
-            <w:r>
-              <w:rPr>
-                <w:rFonts w:ascii="Arial" w:cs="Arial" w:eastAsia="Arial" w:hAnsi="Arial"/>
-                <w:b w:val="false"/>
-                <w:bCs w:val="false"/>
-                <w:sz w:val="18"/>
-                <w:szCs w:val="18"/>
-              </w:rPr>
-              <w:t xml:space="preserve"> cups. (b) Residual = 118 − 111.6 = </w:t>
+              <w:t xml:space="preserve">111.6 cups</w:t>
+            </w:r>
+            <w:r>
+              <w:rPr>
+                <w:rFonts w:ascii="Arial" w:cs="Arial" w:eastAsia="Arial" w:hAnsi="Arial"/>
+                <w:b w:val="false"/>
+                <w:bCs w:val="false"/>
+                <w:sz w:val="18"/>
+                <w:szCs w:val="18"/>
+              </w:rPr>
+              <w:t xml:space="preserve">. (ii) 0.20 × (−21.58) = −4.32: about </w:t>
             </w:r>
             <w:r>
               <w:rPr>
@@ -1934,17 +2010,17 @@
                 <w:sz w:val="18"/>
                 <w:szCs w:val="18"/>
               </w:rPr>
-              <w:t xml:space="preserve">+6.4</w:t>
-            </w:r>
-            <w:r>
-              <w:rPr>
-                <w:rFonts w:ascii="Arial" w:cs="Arial" w:eastAsia="Arial" w:hAnsi="Arial"/>
-                <w:b w:val="false"/>
-                <w:bCs w:val="false"/>
-                <w:sz w:val="18"/>
-                <w:szCs w:val="18"/>
-              </w:rPr>
-              <w:t xml:space="preserve">. (c) |residual| = 6.4 is smaller than SE − Y = 12.25: a good forecast: the miss is smaller than the typical error.</w:t>
+              <w:t xml:space="preserve">4 fewer cups</w:t>
+            </w:r>
+            <w:r>
+              <w:rPr>
+                <w:rFonts w:ascii="Arial" w:cs="Arial" w:eastAsia="Arial" w:hAnsi="Arial"/>
+                <w:b w:val="false"/>
+                <w:bCs w:val="false"/>
+                <w:sz w:val="18"/>
+                <w:szCs w:val="18"/>
+              </w:rPr>
+              <w:t xml:space="preserve">.</w:t>
             </w:r>
           </w:p>
         </w:tc>
@@ -1978,7 +2054,7 @@
                 <w:sz w:val="18"/>
                 <w:szCs w:val="18"/>
               </w:rPr>
-              <w:t xml:space="preserve">4</w:t>
+              <w:t xml:space="preserve">3</w:t>
             </w:r>
           </w:p>
         </w:tc>
@@ -2012,7 +2088,7 @@
                 <w:sz w:val="18"/>
                 <w:szCs w:val="18"/>
               </w:rPr>
-              <w:t xml:space="preserve">2 prediction (1 substitution, 1 value) + 1 residual (actual − predicted) + 1 comparison with SE − Y.</w:t>
+              <w:t xml:space="preserve">2 prediction + 1 price change effect with sign.</w:t>
             </w:r>
           </w:p>
         </w:tc>
@@ -2051,7 +2127,7 @@
                 <w:sz w:val="18"/>
                 <w:szCs w:val="18"/>
               </w:rPr>
-              <w:t xml:space="preserve">3a-i</w:t>
+              <w:t xml:space="preserve">3</w:t>
             </w:r>
           </w:p>
         </w:tc>
@@ -2085,7 +2161,7 @@
                 <w:sz w:val="18"/>
                 <w:szCs w:val="18"/>
               </w:rPr>
-              <w:t xml:space="preserve">LO3, LO6 · Cal</w:t>
+              <w:t xml:space="preserve">LO3, LO4, LO6 · Con</w:t>
             </w:r>
           </w:p>
         </w:tc>
@@ -2119,7 +2195,27 @@
                 <w:sz w:val="18"/>
                 <w:szCs w:val="18"/>
               </w:rPr>
-              <w:t xml:space="preserve">Filled table: Tue actual 100, predicted 108, residual −8; Sun actual 130, predicted 120, residual +10; Thu actual 96, predicted 93, residual +3.</w:t>
+              <w:t xml:space="preserve">(a) Yes: Day 8 is the hottest day with the highest sales and lies close to the line of the other days. (b) Slope 4.41 with it vs 4.25 without; R² 0.98 vs 0.97: almost no change. (c) </w:t>
+            </w:r>
+            <w:r>
+              <w:rPr>
+                <w:rFonts w:ascii="Arial" w:cs="Arial" w:eastAsia="Arial" w:hAnsi="Arial"/>
+                <w:b/>
+                <w:bCs/>
+                <w:sz w:val="18"/>
+                <w:szCs w:val="18"/>
+              </w:rPr>
+              <w:t xml:space="preserve">Keep it</w:t>
+            </w:r>
+            <w:r>
+              <w:rPr>
+                <w:rFonts w:ascii="Arial" w:cs="Arial" w:eastAsia="Arial" w:hAnsi="Arial"/>
+                <w:b w:val="false"/>
+                <w:bCs w:val="false"/>
+                <w:sz w:val="18"/>
+                <w:szCs w:val="18"/>
+              </w:rPr>
+              <w:t xml:space="preserve">: extreme in size but it follows the pattern, and deleting it would throw away information about hot days.</w:t>
             </w:r>
           </w:p>
         </w:tc>
@@ -2153,7 +2249,7 @@
                 <w:sz w:val="18"/>
                 <w:szCs w:val="18"/>
               </w:rPr>
-              <w:t xml:space="preserve">1</w:t>
+              <w:t xml:space="preserve">3</w:t>
             </w:r>
           </w:p>
         </w:tc>
@@ -2187,7 +2283,7 @@
                 <w:sz w:val="18"/>
                 <w:szCs w:val="18"/>
               </w:rPr>
-              <w:t xml:space="preserve">1 all blanks correct (follow-through on a single slip).</w:t>
+              <w:t xml:space="preserve">1 + 1 + 1.</w:t>
             </w:r>
           </w:p>
         </w:tc>
@@ -2226,7 +2322,7 @@
                 <w:sz w:val="18"/>
                 <w:szCs w:val="18"/>
               </w:rPr>
-              <w:t xml:space="preserve">3a-ii</w:t>
+              <w:t xml:space="preserve">4a</w:t>
             </w:r>
           </w:p>
         </w:tc>
@@ -2260,7 +2356,7 @@
                 <w:sz w:val="18"/>
                 <w:szCs w:val="18"/>
               </w:rPr>
-              <w:t xml:space="preserve">LO3, LO6 · Cal</w:t>
+              <w:t xml:space="preserve">LO3 · Cal</w:t>
             </w:r>
           </w:p>
         </w:tc>
@@ -2294,27 +2390,7 @@
                 <w:sz w:val="18"/>
                 <w:szCs w:val="18"/>
               </w:rPr>
-              <w:t xml:space="preserve">MAE = (8 + 10 + 3) ÷ 3 = </w:t>
-            </w:r>
-            <w:r>
-              <w:rPr>
-                <w:rFonts w:ascii="Arial" w:cs="Arial" w:eastAsia="Arial" w:hAnsi="Arial"/>
-                <w:b/>
-                <w:bCs/>
-                <w:sz w:val="18"/>
-                <w:szCs w:val="18"/>
-              </w:rPr>
-              <w:t xml:space="preserve">7</w:t>
-            </w:r>
-            <w:r>
-              <w:rPr>
-                <w:rFonts w:ascii="Arial" w:cs="Arial" w:eastAsia="Arial" w:hAnsi="Arial"/>
-                <w:b w:val="false"/>
-                <w:bCs w:val="false"/>
-                <w:sz w:val="18"/>
-                <w:szCs w:val="18"/>
-              </w:rPr>
-              <w:t xml:space="preserve"> cups.</w:t>
+              <w:t xml:space="preserve">Means 100 and 114; Σ(x − x̄)² = 160 and 320; s₁ = √(160 ÷ 4) = 6.32, s₂ = √(320 ÷ 4) = 8.94 (deviations in the worked table below).</w:t>
             </w:r>
           </w:p>
         </w:tc>
@@ -2348,7 +2424,7 @@
                 <w:sz w:val="18"/>
                 <w:szCs w:val="18"/>
               </w:rPr>
-              <w:t xml:space="preserve">1</w:t>
+              <w:t xml:space="preserve">3</w:t>
             </w:r>
           </w:p>
         </w:tc>
@@ -2382,7 +2458,7 @@
                 <w:sz w:val="18"/>
                 <w:szCs w:val="18"/>
               </w:rPr>
-              <w:t xml:space="preserve">1 correct (absolute values used).</w:t>
+              <w:t xml:space="preserve">1 means + 1 sums of squares + 1 s values.</w:t>
             </w:r>
           </w:p>
         </w:tc>
@@ -2421,7 +2497,7 @@
                 <w:sz w:val="18"/>
                 <w:szCs w:val="18"/>
               </w:rPr>
-              <w:t xml:space="preserve">3a-iii</w:t>
+              <w:t xml:space="preserve">4b</w:t>
             </w:r>
           </w:p>
         </w:tc>
@@ -2455,7 +2531,7 @@
                 <w:sz w:val="18"/>
                 <w:szCs w:val="18"/>
               </w:rPr>
-              <w:t xml:space="preserve">LO6 · Con</w:t>
+              <w:t xml:space="preserve">LO3 · Cal</w:t>
             </w:r>
           </w:p>
         </w:tc>
@@ -2489,7 +2565,7 @@
                 <w:sz w:val="18"/>
                 <w:szCs w:val="18"/>
               </w:rPr>
-              <w:t xml:space="preserve">Model Z has the </w:t>
+              <w:t xml:space="preserve">s_p = √[(4 × 40 + 4 × 80) ÷ 8] = √60 = 7.75; t = (100 − 114) ÷ [7.75 × √(1/5 + 1/5)] = −14 ÷ 4.90 = </w:t>
             </w:r>
             <w:r>
               <w:rPr>
@@ -2499,17 +2575,17 @@
                 <w:sz w:val="18"/>
                 <w:szCs w:val="18"/>
               </w:rPr>
-              <w:t xml:space="preserve">lower MAE</w:t>
-            </w:r>
-            <w:r>
-              <w:rPr>
-                <w:rFonts w:ascii="Arial" w:cs="Arial" w:eastAsia="Arial" w:hAnsi="Arial"/>
-                <w:b w:val="false"/>
-                <w:bCs w:val="false"/>
-                <w:sz w:val="18"/>
-                <w:szCs w:val="18"/>
-              </w:rPr>
-              <w:t xml:space="preserve"> (5 vs 7). But every residual has the same sign: Z under-predicts every day by 5 (systematic bias). A simple correction (add 5) would remove it. Model X’s errors are larger but not one-sided.</w:t>
+              <w:t xml:space="preserve">−2.86</w:t>
+            </w:r>
+            <w:r>
+              <w:rPr>
+                <w:rFonts w:ascii="Arial" w:cs="Arial" w:eastAsia="Arial" w:hAnsi="Arial"/>
+                <w:b w:val="false"/>
+                <w:bCs w:val="false"/>
+                <w:sz w:val="18"/>
+                <w:szCs w:val="18"/>
+              </w:rPr>
+              <w:t xml:space="preserve">.</w:t>
             </w:r>
           </w:p>
         </w:tc>
@@ -2577,7 +2653,7 @@
                 <w:sz w:val="18"/>
                 <w:szCs w:val="18"/>
               </w:rPr>
-              <w:t xml:space="preserve">1 lower MAE with numbers + 1 identical signs = bias.</w:t>
+              <w:t xml:space="preserve">1 s_p + 1 t (follow-through on s; either sign if the direction is stated).</w:t>
             </w:r>
           </w:p>
         </w:tc>
@@ -2616,7 +2692,7 @@
                 <w:sz w:val="18"/>
                 <w:szCs w:val="18"/>
               </w:rPr>
-              <w:t xml:space="preserve">3b</w:t>
+              <w:t xml:space="preserve">5a</w:t>
             </w:r>
           </w:p>
         </w:tc>
@@ -2650,7 +2726,7 @@
                 <w:sz w:val="18"/>
                 <w:szCs w:val="18"/>
               </w:rPr>
-              <w:t xml:space="preserve">LO3, LO4, LO6 · Con</w:t>
+              <w:t xml:space="preserve">LO3, LO5 · Com</w:t>
             </w:r>
           </w:p>
         </w:tc>
@@ -2684,27 +2760,7 @@
                 <w:sz w:val="18"/>
                 <w:szCs w:val="18"/>
               </w:rPr>
-              <w:t xml:space="preserve">(i) Yes: Day 8 is the hottest day with the highest sales and lies close to the line of the other days (Figure 1). (ii) Slope 4.41 with it vs 4.25 without; R² 0.98 vs 0.97: almost no change. (iii) </w:t>
-            </w:r>
-            <w:r>
-              <w:rPr>
-                <w:rFonts w:ascii="Arial" w:cs="Arial" w:eastAsia="Arial" w:hAnsi="Arial"/>
-                <w:b/>
-                <w:bCs/>
-                <w:sz w:val="18"/>
-                <w:szCs w:val="18"/>
-              </w:rPr>
-              <w:t xml:space="preserve">Keep it</w:t>
-            </w:r>
-            <w:r>
-              <w:rPr>
-                <w:rFonts w:ascii="Arial" w:cs="Arial" w:eastAsia="Arial" w:hAnsi="Arial"/>
-                <w:b w:val="false"/>
-                <w:bCs w:val="false"/>
-                <w:sz w:val="18"/>
-                <w:szCs w:val="18"/>
-              </w:rPr>
-              <w:t xml:space="preserve">: it is extreme in size but follows the pattern, and deleting it would throw away information about hot days (and the model would extrapolate to them).</w:t>
+              <w:t xml:space="preserve">(i) =STDEV.S(B2:B6) (or STDEV) · (ii) =T.TEST(B2:B6, C2:C6, 2, 2) · (iii) =LINEST(B2:B169, C2:E169, TRUE, TRUE). Sheet names are not required.</w:t>
             </w:r>
           </w:p>
         </w:tc>
@@ -2738,7 +2794,7 @@
                 <w:sz w:val="18"/>
                 <w:szCs w:val="18"/>
               </w:rPr>
-              <w:t xml:space="preserve">4</w:t>
+              <w:t xml:space="preserve">3</w:t>
             </w:r>
           </w:p>
         </w:tc>
@@ -2772,7 +2828,7 @@
                 <w:sz w:val="18"/>
                 <w:szCs w:val="18"/>
               </w:rPr>
-              <w:t xml:space="preserve">1 follows the pattern + 2 impact (small change in slope and R²) + 1 keep with a reason.</w:t>
+              <w:t xml:space="preserve">1 each (correct function and ranges; arguments in the right order).</w:t>
             </w:r>
           </w:p>
         </w:tc>
@@ -2811,7 +2867,7 @@
                 <w:sz w:val="18"/>
                 <w:szCs w:val="18"/>
               </w:rPr>
-              <w:t xml:space="preserve">4a</w:t>
+              <w:t xml:space="preserve">5b</w:t>
             </w:r>
           </w:p>
         </w:tc>
@@ -2845,7 +2901,7 @@
                 <w:sz w:val="18"/>
                 <w:szCs w:val="18"/>
               </w:rPr>
-              <w:t xml:space="preserve">LO3 · Cal</w:t>
+              <w:t xml:space="preserve">LO3, LO5 · Com</w:t>
             </w:r>
           </w:p>
         </w:tc>
@@ -2879,7 +2935,67 @@
                 <w:sz w:val="18"/>
                 <w:szCs w:val="18"/>
               </w:rPr>
-              <w:t xml:space="preserve">Means 100 and 114; Σ(x − x̄)² = 160 and 320; s₁ = √(160 ÷ 4) = 6.32, s₂ = √(320 ÷ 4) = 8.94 (deviations in the worked table below).</w:t>
+              <w:t xml:space="preserve">In T.TEST the first 2 means a </w:t>
+            </w:r>
+            <w:r>
+              <w:rPr>
+                <w:rFonts w:ascii="Arial" w:cs="Arial" w:eastAsia="Arial" w:hAnsi="Arial"/>
+                <w:b/>
+                <w:bCs/>
+                <w:sz w:val="18"/>
+                <w:szCs w:val="18"/>
+              </w:rPr>
+              <w:t xml:space="preserve">two-tailed</w:t>
+            </w:r>
+            <w:r>
+              <w:rPr>
+                <w:rFonts w:ascii="Arial" w:cs="Arial" w:eastAsia="Arial" w:hAnsi="Arial"/>
+                <w:b w:val="false"/>
+                <w:bCs w:val="false"/>
+                <w:sz w:val="18"/>
+                <w:szCs w:val="18"/>
+              </w:rPr>
+              <w:t xml:space="preserve"> test and the second 2 means </w:t>
+            </w:r>
+            <w:r>
+              <w:rPr>
+                <w:rFonts w:ascii="Arial" w:cs="Arial" w:eastAsia="Arial" w:hAnsi="Arial"/>
+                <w:b/>
+                <w:bCs/>
+                <w:sz w:val="18"/>
+                <w:szCs w:val="18"/>
+              </w:rPr>
+              <w:t xml:space="preserve">two samples with equal variance</w:t>
+            </w:r>
+            <w:r>
+              <w:rPr>
+                <w:rFonts w:ascii="Arial" w:cs="Arial" w:eastAsia="Arial" w:hAnsi="Arial"/>
+                <w:b w:val="false"/>
+                <w:bCs w:val="false"/>
+                <w:sz w:val="18"/>
+                <w:szCs w:val="18"/>
+              </w:rPr>
+              <w:t xml:space="preserve">. In LINEST the first TRUE keeps the intercept (not forced to 0); the </w:t>
+            </w:r>
+            <w:r>
+              <w:rPr>
+                <w:rFonts w:ascii="Arial" w:cs="Arial" w:eastAsia="Arial" w:hAnsi="Arial"/>
+                <w:b/>
+                <w:bCs/>
+                <w:sz w:val="18"/>
+                <w:szCs w:val="18"/>
+              </w:rPr>
+              <w:t xml:space="preserve">second TRUE returns the extra statistics</w:t>
+            </w:r>
+            <w:r>
+              <w:rPr>
+                <w:rFonts w:ascii="Arial" w:cs="Arial" w:eastAsia="Arial" w:hAnsi="Arial"/>
+                <w:b w:val="false"/>
+                <w:bCs w:val="false"/>
+                <w:sz w:val="18"/>
+                <w:szCs w:val="18"/>
+              </w:rPr>
+              <w:t xml:space="preserve"> (standard errors, R², SE − Y, F, df, sums of squares) in rows 2–5.</w:t>
             </w:r>
           </w:p>
         </w:tc>
@@ -2913,7 +3029,7 @@
                 <w:sz w:val="18"/>
                 <w:szCs w:val="18"/>
               </w:rPr>
-              <w:t xml:space="preserve">3</w:t>
+              <w:t xml:space="preserve">2</w:t>
             </w:r>
           </w:p>
         </w:tc>
@@ -2947,7 +3063,7 @@
                 <w:sz w:val="18"/>
                 <w:szCs w:val="18"/>
               </w:rPr>
-              <w:t xml:space="preserve">1 means + 1 sums of squares + 1 s values.</w:t>
+              <w:t xml:space="preserve">1 T.TEST arguments + 1 second TRUE.</w:t>
             </w:r>
           </w:p>
         </w:tc>
@@ -2986,7 +3102,7 @@
                 <w:sz w:val="18"/>
                 <w:szCs w:val="18"/>
               </w:rPr>
-              <w:t xml:space="preserve">4b</w:t>
+              <w:t xml:space="preserve">5c</w:t>
             </w:r>
           </w:p>
         </w:tc>
@@ -3020,7 +3136,7 @@
                 <w:sz w:val="18"/>
                 <w:szCs w:val="18"/>
               </w:rPr>
-              <w:t xml:space="preserve">LO3 · Cal</w:t>
+              <w:t xml:space="preserve">LO1, LO3, LO6 · Con</w:t>
             </w:r>
           </w:p>
         </w:tc>
@@ -3054,7 +3170,7 @@
                 <w:sz w:val="18"/>
                 <w:szCs w:val="18"/>
               </w:rPr>
-              <w:t xml:space="preserve">s_p = √[(4 × 40 + 4 × 80) ÷ 8] = √60 = 7.75; t = (100 − 114) ÷ [7.75 × √(1/5 + 1/5)] = −14 ÷ 4.90 = </w:t>
+              <w:t xml:space="preserve">(i) H₀: the price cut made no difference to mean daily iced coffee sales (mean before = mean after). (ii) p = 0.021 &lt; 0.05, so the difference is </w:t>
             </w:r>
             <w:r>
               <w:rPr>
@@ -3064,17 +3180,17 @@
                 <w:sz w:val="18"/>
                 <w:szCs w:val="18"/>
               </w:rPr>
-              <w:t xml:space="preserve">−2.86</w:t>
-            </w:r>
-            <w:r>
-              <w:rPr>
-                <w:rFonts w:ascii="Arial" w:cs="Arial" w:eastAsia="Arial" w:hAnsi="Arial"/>
-                <w:b w:val="false"/>
-                <w:bCs w:val="false"/>
-                <w:sz w:val="18"/>
-                <w:szCs w:val="18"/>
-              </w:rPr>
-              <w:t xml:space="preserve">.</w:t>
+              <w:t xml:space="preserve">statistically significant</w:t>
+            </w:r>
+            <w:r>
+              <w:rPr>
+                <w:rFonts w:ascii="Arial" w:cs="Arial" w:eastAsia="Arial" w:hAnsi="Arial"/>
+                <w:b w:val="false"/>
+                <w:bCs w:val="false"/>
+                <w:sz w:val="18"/>
+                <w:szCs w:val="18"/>
+              </w:rPr>
+              <w:t xml:space="preserve">: reject H₀. (iii) If the price had no effect, a difference this large or larger would turn up in only about 2% of samples like these. It is not the probability that H₀ is true and it does not give the size of the effect.</w:t>
             </w:r>
           </w:p>
         </w:tc>
@@ -3108,7 +3224,7 @@
                 <w:sz w:val="18"/>
                 <w:szCs w:val="18"/>
               </w:rPr>
-              <w:t xml:space="preserve">2</w:t>
+              <w:t xml:space="preserve">3</w:t>
             </w:r>
           </w:p>
         </w:tc>
@@ -3142,7 +3258,7 @@
                 <w:sz w:val="18"/>
                 <w:szCs w:val="18"/>
               </w:rPr>
-              <w:t xml:space="preserve">1 s_p + 1 t (follow-through on s; sign may be reported either way if direction is stated).</w:t>
+              <w:t xml:space="preserve">1 null hypothesis + 1 decision using p + 1 correct plain-words meaning.</w:t>
             </w:r>
           </w:p>
         </w:tc>
@@ -3181,7 +3297,7 @@
                 <w:sz w:val="18"/>
                 <w:szCs w:val="18"/>
               </w:rPr>
-              <w:t xml:space="preserve">4c</w:t>
+              <w:t xml:space="preserve">6</w:t>
             </w:r>
           </w:p>
         </w:tc>
@@ -3215,7 +3331,7 @@
                 <w:sz w:val="18"/>
                 <w:szCs w:val="18"/>
               </w:rPr>
-              <w:t xml:space="preserve">LO1, LO3, LO6 · Con</w:t>
+              <w:t xml:space="preserve">LO7 · Con</w:t>
             </w:r>
           </w:p>
         </w:tc>
@@ -3249,7 +3365,7 @@
                 <w:sz w:val="18"/>
                 <w:szCs w:val="18"/>
               </w:rPr>
-              <w:t xml:space="preserve">(i) H₀: the price cut made no difference to mean daily iced coffee sales (mean before = mean after). (ii) p = 0.021 &lt; 0.05, so the difference is </w:t>
+              <w:t xml:space="preserve">(i) One model input with a </w:t>
             </w:r>
             <w:r>
               <w:rPr>
@@ -3259,17 +3375,17 @@
                 <w:sz w:val="18"/>
                 <w:szCs w:val="18"/>
               </w:rPr>
-              <w:t xml:space="preserve">statistically significant</w:t>
-            </w:r>
-            <w:r>
-              <w:rPr>
-                <w:rFonts w:ascii="Arial" w:cs="Arial" w:eastAsia="Arial" w:hAnsi="Arial"/>
-                <w:b w:val="false"/>
-                <w:bCs w:val="false"/>
-                <w:sz w:val="18"/>
-                <w:szCs w:val="18"/>
-              </w:rPr>
-              <w:t xml:space="preserve">: reject H₀. (iii) If the price had no effect, a difference this large or larger would turn up in only about 2% of samples like these. It is not the probability that H₀ is true and it does not give the size of the effect.</w:t>
+              <w:t xml:space="preserve">sensible change and its effect on sales, holding the others constant</w:t>
+            </w:r>
+            <w:r>
+              <w:rPr>
+                <w:rFonts w:ascii="Arial" w:cs="Arial" w:eastAsia="Arial" w:hAnsi="Arial"/>
+                <w:b w:val="false"/>
+                <w:bCs w:val="false"/>
+                <w:sz w:val="18"/>
+                <w:szCs w:val="18"/>
+              </w:rPr>
+              <w:t xml:space="preserve"> (e.g. “Holding weekend and price the same, a €0.10 higher price goes with about 2 fewer iced coffees.”). (ii) The price test in plain words: iced coffee sales were higher after the price cut (about 14 cups, p = 0.021). (iii) A caution (small samples, other changes, association not proof, forecasts can miss).</w:t>
             </w:r>
           </w:p>
         </w:tc>
@@ -3337,357 +3453,7 @@
                 <w:sz w:val="18"/>
                 <w:szCs w:val="18"/>
               </w:rPr>
-              <w:t xml:space="preserve">1 null hypothesis + 1 decision using p + 1 correct plain-words meaning.</w:t>
-            </w:r>
-          </w:p>
-        </w:tc>
-      </w:tr>
-      <w:tr>
-        <w:trPr>
-          <w:cantSplit/>
-        </w:trPr>
-        <w:tc>
-          <w:tcPr>
-            <w:tcW w:type="dxa" w:w="700"/>
-            <w:tcBorders>
-              <w:top w:val="single" w:color="808080" w:sz="4"/>
-              <w:left w:val="single" w:color="808080" w:sz="4"/>
-              <w:bottom w:val="single" w:color="808080" w:sz="4"/>
-              <w:right w:val="single" w:color="808080" w:sz="4"/>
-            </w:tcBorders>
-            <w:tcMar>
-              <w:top w:type="dxa" w:w="40"/>
-              <w:left w:type="dxa" w:w="80"/>
-              <w:bottom w:type="dxa" w:w="40"/>
-              <w:right w:type="dxa" w:w="80"/>
-            </w:tcMar>
-            <w:vAlign w:val="center"/>
-          </w:tcPr>
-          <w:p>
-            <w:pPr>
-              <w:spacing w:after="0" w:before="0"/>
-              <w:jc w:val="left"/>
-            </w:pPr>
-            <w:r>
-              <w:rPr>
-                <w:rFonts w:ascii="Arial" w:cs="Arial" w:eastAsia="Arial" w:hAnsi="Arial"/>
-                <w:b/>
-                <w:bCs/>
-                <w:sz w:val="18"/>
-                <w:szCs w:val="18"/>
-              </w:rPr>
-              <w:t xml:space="preserve">4d</w:t>
-            </w:r>
-          </w:p>
-        </w:tc>
-        <w:tc>
-          <w:tcPr>
-            <w:tcW w:type="dxa" w:w="1500"/>
-            <w:tcBorders>
-              <w:top w:val="single" w:color="808080" w:sz="4"/>
-              <w:left w:val="single" w:color="808080" w:sz="4"/>
-              <w:bottom w:val="single" w:color="808080" w:sz="4"/>
-              <w:right w:val="single" w:color="808080" w:sz="4"/>
-            </w:tcBorders>
-            <w:tcMar>
-              <w:top w:type="dxa" w:w="40"/>
-              <w:left w:type="dxa" w:w="80"/>
-              <w:bottom w:type="dxa" w:w="40"/>
-              <w:right w:type="dxa" w:w="80"/>
-            </w:tcMar>
-            <w:vAlign w:val="center"/>
-          </w:tcPr>
-          <w:p>
-            <w:pPr>
-              <w:spacing w:after="0" w:before="0"/>
-              <w:jc w:val="left"/>
-            </w:pPr>
-            <w:r>
-              <w:rPr>
-                <w:rFonts w:ascii="Arial" w:cs="Arial" w:eastAsia="Arial" w:hAnsi="Arial"/>
-                <w:b w:val="false"/>
-                <w:bCs w:val="false"/>
-                <w:sz w:val="18"/>
-                <w:szCs w:val="18"/>
-              </w:rPr>
-              <w:t xml:space="preserve">LO6 · Con</w:t>
-            </w:r>
-          </w:p>
-        </w:tc>
-        <w:tc>
-          <w:tcPr>
-            <w:tcW w:type="dxa" w:w="5500"/>
-            <w:tcBorders>
-              <w:top w:val="single" w:color="808080" w:sz="4"/>
-              <w:left w:val="single" w:color="808080" w:sz="4"/>
-              <w:bottom w:val="single" w:color="808080" w:sz="4"/>
-              <w:right w:val="single" w:color="808080" w:sz="4"/>
-            </w:tcBorders>
-            <w:tcMar>
-              <w:top w:type="dxa" w:w="40"/>
-              <w:left w:type="dxa" w:w="80"/>
-              <w:bottom w:type="dxa" w:w="40"/>
-              <w:right w:type="dxa" w:w="80"/>
-            </w:tcMar>
-            <w:vAlign w:val="center"/>
-          </w:tcPr>
-          <w:p>
-            <w:pPr>
-              <w:spacing w:after="0" w:before="0"/>
-              <w:jc w:val="left"/>
-            </w:pPr>
-            <w:r>
-              <w:rPr>
-                <w:rFonts w:ascii="Arial" w:cs="Arial" w:eastAsia="Arial" w:hAnsi="Arial"/>
-                <w:b w:val="false"/>
-                <w:bCs w:val="false"/>
-                <w:sz w:val="18"/>
-                <w:szCs w:val="18"/>
-              </w:rPr>
-              <w:t xml:space="preserve">Warmer weather also raises iced coffee sales, so the rise cannot be credited to the price cut alone (the weather is mixed in with the price). To separate them, put price and temperature in the same LINEST model.</w:t>
-            </w:r>
-          </w:p>
-        </w:tc>
-        <w:tc>
-          <w:tcPr>
-            <w:tcW w:type="dxa" w:w="500"/>
-            <w:tcBorders>
-              <w:top w:val="single" w:color="808080" w:sz="4"/>
-              <w:left w:val="single" w:color="808080" w:sz="4"/>
-              <w:bottom w:val="single" w:color="808080" w:sz="4"/>
-              <w:right w:val="single" w:color="808080" w:sz="4"/>
-            </w:tcBorders>
-            <w:tcMar>
-              <w:top w:type="dxa" w:w="40"/>
-              <w:left w:type="dxa" w:w="80"/>
-              <w:bottom w:type="dxa" w:w="40"/>
-              <w:right w:type="dxa" w:w="80"/>
-            </w:tcMar>
-            <w:vAlign w:val="center"/>
-          </w:tcPr>
-          <w:p>
-            <w:pPr>
-              <w:spacing w:after="0" w:before="0"/>
-              <w:jc w:val="center"/>
-            </w:pPr>
-            <w:r>
-              <w:rPr>
-                <w:rFonts w:ascii="Arial" w:cs="Arial" w:eastAsia="Arial" w:hAnsi="Arial"/>
-                <w:b w:val="false"/>
-                <w:bCs w:val="false"/>
-                <w:sz w:val="18"/>
-                <w:szCs w:val="18"/>
-              </w:rPr>
-              <w:t xml:space="preserve">1</w:t>
-            </w:r>
-          </w:p>
-        </w:tc>
-        <w:tc>
-          <w:tcPr>
-            <w:tcW w:type="dxa" w:w="2000"/>
-            <w:tcBorders>
-              <w:top w:val="single" w:color="808080" w:sz="4"/>
-              <w:left w:val="single" w:color="808080" w:sz="4"/>
-              <w:bottom w:val="single" w:color="808080" w:sz="4"/>
-              <w:right w:val="single" w:color="808080" w:sz="4"/>
-            </w:tcBorders>
-            <w:tcMar>
-              <w:top w:type="dxa" w:w="40"/>
-              <w:left w:type="dxa" w:w="80"/>
-              <w:bottom w:type="dxa" w:w="40"/>
-              <w:right w:type="dxa" w:w="80"/>
-            </w:tcMar>
-            <w:vAlign w:val="center"/>
-          </w:tcPr>
-          <w:p>
-            <w:pPr>
-              <w:spacing w:after="0" w:before="0"/>
-              <w:jc w:val="left"/>
-            </w:pPr>
-            <w:r>
-              <w:rPr>
-                <w:rFonts w:ascii="Arial" w:cs="Arial" w:eastAsia="Arial" w:hAnsi="Arial"/>
-                <w:b w:val="false"/>
-                <w:bCs w:val="false"/>
-                <w:sz w:val="18"/>
-                <w:szCs w:val="18"/>
-              </w:rPr>
-              <w:t xml:space="preserve">1 a relevant reason/idea.</w:t>
-            </w:r>
-          </w:p>
-        </w:tc>
-      </w:tr>
-      <w:tr>
-        <w:trPr>
-          <w:cantSplit/>
-        </w:trPr>
-        <w:tc>
-          <w:tcPr>
-            <w:tcW w:type="dxa" w:w="700"/>
-            <w:tcBorders>
-              <w:top w:val="single" w:color="808080" w:sz="4"/>
-              <w:left w:val="single" w:color="808080" w:sz="4"/>
-              <w:bottom w:val="single" w:color="808080" w:sz="4"/>
-              <w:right w:val="single" w:color="808080" w:sz="4"/>
-            </w:tcBorders>
-            <w:tcMar>
-              <w:top w:type="dxa" w:w="40"/>
-              <w:left w:type="dxa" w:w="80"/>
-              <w:bottom w:type="dxa" w:w="40"/>
-              <w:right w:type="dxa" w:w="80"/>
-            </w:tcMar>
-            <w:vAlign w:val="center"/>
-          </w:tcPr>
-          <w:p>
-            <w:pPr>
-              <w:spacing w:after="0" w:before="0"/>
-              <w:jc w:val="left"/>
-            </w:pPr>
-            <w:r>
-              <w:rPr>
-                <w:rFonts w:ascii="Arial" w:cs="Arial" w:eastAsia="Arial" w:hAnsi="Arial"/>
-                <w:b/>
-                <w:bCs/>
-                <w:sz w:val="18"/>
-                <w:szCs w:val="18"/>
-              </w:rPr>
-              <w:t xml:space="preserve">5</w:t>
-            </w:r>
-          </w:p>
-        </w:tc>
-        <w:tc>
-          <w:tcPr>
-            <w:tcW w:type="dxa" w:w="1500"/>
-            <w:tcBorders>
-              <w:top w:val="single" w:color="808080" w:sz="4"/>
-              <w:left w:val="single" w:color="808080" w:sz="4"/>
-              <w:bottom w:val="single" w:color="808080" w:sz="4"/>
-              <w:right w:val="single" w:color="808080" w:sz="4"/>
-            </w:tcBorders>
-            <w:tcMar>
-              <w:top w:type="dxa" w:w="40"/>
-              <w:left w:type="dxa" w:w="80"/>
-              <w:bottom w:type="dxa" w:w="40"/>
-              <w:right w:type="dxa" w:w="80"/>
-            </w:tcMar>
-            <w:vAlign w:val="center"/>
-          </w:tcPr>
-          <w:p>
-            <w:pPr>
-              <w:spacing w:after="0" w:before="0"/>
-              <w:jc w:val="left"/>
-            </w:pPr>
-            <w:r>
-              <w:rPr>
-                <w:rFonts w:ascii="Arial" w:cs="Arial" w:eastAsia="Arial" w:hAnsi="Arial"/>
-                <w:b w:val="false"/>
-                <w:bCs w:val="false"/>
-                <w:sz w:val="18"/>
-                <w:szCs w:val="18"/>
-              </w:rPr>
-              <w:t xml:space="preserve">LO7 · Con</w:t>
-            </w:r>
-          </w:p>
-        </w:tc>
-        <w:tc>
-          <w:tcPr>
-            <w:tcW w:type="dxa" w:w="5500"/>
-            <w:tcBorders>
-              <w:top w:val="single" w:color="808080" w:sz="4"/>
-              <w:left w:val="single" w:color="808080" w:sz="4"/>
-              <w:bottom w:val="single" w:color="808080" w:sz="4"/>
-              <w:right w:val="single" w:color="808080" w:sz="4"/>
-            </w:tcBorders>
-            <w:tcMar>
-              <w:top w:type="dxa" w:w="40"/>
-              <w:left w:type="dxa" w:w="80"/>
-              <w:bottom w:type="dxa" w:w="40"/>
-              <w:right w:type="dxa" w:w="80"/>
-            </w:tcMar>
-            <w:vAlign w:val="center"/>
-          </w:tcPr>
-          <w:p>
-            <w:pPr>
-              <w:spacing w:after="0" w:before="0"/>
-              <w:jc w:val="left"/>
-            </w:pPr>
-            <w:r>
-              <w:rPr>
-                <w:rFonts w:ascii="Arial" w:cs="Arial" w:eastAsia="Arial" w:hAnsi="Arial"/>
-                <w:b w:val="false"/>
-                <w:bCs w:val="false"/>
-                <w:sz w:val="18"/>
-                <w:szCs w:val="18"/>
-              </w:rPr>
-              <w:t xml:space="preserve">(i) The inputs recommended (e.g. temperature and weekend push sales up and a higher price pulls them down (not sunshine, which overlaps with temperature)) with the typical forecast error (about 12 cups). (ii) The price test: iced coffee sales were higher after the price cut (about 14 cups, p = 0.021). (iii) A caution (small samples, other changes, association not proof, forecasts can still miss by the typical error).</w:t>
-            </w:r>
-          </w:p>
-        </w:tc>
-        <w:tc>
-          <w:tcPr>
-            <w:tcW w:type="dxa" w:w="500"/>
-            <w:tcBorders>
-              <w:top w:val="single" w:color="808080" w:sz="4"/>
-              <w:left w:val="single" w:color="808080" w:sz="4"/>
-              <w:bottom w:val="single" w:color="808080" w:sz="4"/>
-              <w:right w:val="single" w:color="808080" w:sz="4"/>
-            </w:tcBorders>
-            <w:tcMar>
-              <w:top w:type="dxa" w:w="40"/>
-              <w:left w:type="dxa" w:w="80"/>
-              <w:bottom w:type="dxa" w:w="40"/>
-              <w:right w:type="dxa" w:w="80"/>
-            </w:tcMar>
-            <w:vAlign w:val="center"/>
-          </w:tcPr>
-          <w:p>
-            <w:pPr>
-              <w:spacing w:after="0" w:before="0"/>
-              <w:jc w:val="center"/>
-            </w:pPr>
-            <w:r>
-              <w:rPr>
-                <w:rFonts w:ascii="Arial" w:cs="Arial" w:eastAsia="Arial" w:hAnsi="Arial"/>
-                <w:b w:val="false"/>
-                <w:bCs w:val="false"/>
-                <w:sz w:val="18"/>
-                <w:szCs w:val="18"/>
-              </w:rPr>
-              <w:t xml:space="preserve">3</w:t>
-            </w:r>
-          </w:p>
-        </w:tc>
-        <w:tc>
-          <w:tcPr>
-            <w:tcW w:type="dxa" w:w="2000"/>
-            <w:tcBorders>
-              <w:top w:val="single" w:color="808080" w:sz="4"/>
-              <w:left w:val="single" w:color="808080" w:sz="4"/>
-              <w:bottom w:val="single" w:color="808080" w:sz="4"/>
-              <w:right w:val="single" w:color="808080" w:sz="4"/>
-            </w:tcBorders>
-            <w:tcMar>
-              <w:top w:type="dxa" w:w="40"/>
-              <w:left w:type="dxa" w:w="80"/>
-              <w:bottom w:type="dxa" w:w="40"/>
-              <w:right w:type="dxa" w:w="80"/>
-            </w:tcMar>
-            <w:vAlign w:val="center"/>
-          </w:tcPr>
-          <w:p>
-            <w:pPr>
-              <w:spacing w:after="0" w:before="0"/>
-              <w:jc w:val="left"/>
-            </w:pPr>
-            <w:r>
-              <w:rPr>
-                <w:rFonts w:ascii="Arial" w:cs="Arial" w:eastAsia="Arial" w:hAnsi="Arial"/>
-                <w:b w:val="false"/>
-                <w:bCs w:val="false"/>
-                <w:sz w:val="18"/>
-                <w:szCs w:val="18"/>
-              </w:rPr>
-              <w:t xml:space="preserve">1 inputs + main LINEST finding in plain words + 1 price test result in plain words + 1 a genuine caution.</w:t>
+              <w:t xml:space="preserve">1 + 1 + 1; plain language and correct units.</w:t>
             </w:r>
           </w:p>
         </w:tc>
@@ -3712,23 +3478,7 @@
           <w:sz w:val="22"/>
           <w:szCs w:val="22"/>
         </w:rPr>
-        <w:t xml:space="preserve">2 · Worked tables</w:t>
-      </w:r>
-    </w:p>
-    <w:p>
-      <w:pPr>
-        <w:keepLines/>
-        <w:spacing w:after="60" w:before="40"/>
-      </w:pPr>
-      <w:r>
-        <w:rPr>
-          <w:rFonts w:ascii="Arial" w:cs="Arial" w:eastAsia="Arial" w:hAnsi="Arial"/>
-          <w:b/>
-          <w:bCs/>
-          <w:sz w:val="19"/>
-          <w:szCs w:val="19"/>
-        </w:rPr>
-        <w:t xml:space="preserve">Section 4 worksheet (Table 6).</w:t>
+        <w:t xml:space="preserve">2 · Worked table (Part 2)</w:t>
       </w:r>
     </w:p>
     <w:tbl>
@@ -5912,6 +5662,158 @@
           <w:szCs w:val="22"/>
         </w:rPr>
         <w:t xml:space="preserve">3 · Where students go wrong</w:t>
+      </w:r>
+    </w:p>
+    <w:p>
+      <w:pPr>
+        <w:pStyle w:val="ListParagraph"/>
+        <w:keepLines/>
+        <w:numPr>
+          <w:ilvl w:val="0"/>
+          <w:numId w:val="1"/>
+        </w:numPr>
+        <w:spacing w:after="40" w:before="20"/>
+      </w:pPr>
+      <w:r>
+        <w:rPr>
+          <w:rFonts w:ascii="Arial" w:cs="Arial" w:eastAsia="Arial" w:hAnsi="Arial"/>
+          <w:b/>
+          <w:bCs/>
+          <w:sz w:val="19"/>
+          <w:szCs w:val="19"/>
+        </w:rPr>
+        <w:t xml:space="preserve">Leaving out “holding the other variables constant”</w:t>
+      </w:r>
+      <w:r>
+        <w:rPr>
+          <w:rFonts w:ascii="Arial" w:cs="Arial" w:eastAsia="Arial" w:hAnsi="Arial"/>
+          <w:sz w:val="19"/>
+          <w:szCs w:val="19"/>
+        </w:rPr>
+        <w:t xml:space="preserve"> (2b, 2c, Q6), or not naming what is held constant.</w:t>
+      </w:r>
+    </w:p>
+    <w:p>
+      <w:pPr>
+        <w:pStyle w:val="ListParagraph"/>
+        <w:keepLines/>
+        <w:numPr>
+          <w:ilvl w:val="0"/>
+          <w:numId w:val="1"/>
+        </w:numPr>
+        <w:spacing w:after="40" w:before="20"/>
+      </w:pPr>
+      <w:r>
+        <w:rPr>
+          <w:rFonts w:ascii="Arial" w:cs="Arial" w:eastAsia="Arial" w:hAnsi="Arial"/>
+          <w:b/>
+          <w:bCs/>
+          <w:sz w:val="19"/>
+          <w:szCs w:val="19"/>
+        </w:rPr>
+        <w:t xml:space="preserve">Treating a coefficient as the total effect of a big change</w:t>
+      </w:r>
+      <w:r>
+        <w:rPr>
+          <w:rFonts w:ascii="Arial" w:cs="Arial" w:eastAsia="Arial" w:hAnsi="Arial"/>
+          <w:sz w:val="19"/>
+          <w:szCs w:val="19"/>
+        </w:rPr>
+        <w:t xml:space="preserve"> (2c(iii), 2d): the coefficient is per </w:t>
+      </w:r>
+      <w:r>
+        <w:rPr>
+          <w:rFonts w:ascii="Arial" w:cs="Arial" w:eastAsia="Arial" w:hAnsi="Arial"/>
+          <w:b/>
+          <w:bCs/>
+          <w:sz w:val="19"/>
+          <w:szCs w:val="19"/>
+        </w:rPr>
+        <w:t xml:space="preserve">one unit</w:t>
+      </w:r>
+      <w:r>
+        <w:rPr>
+          <w:rFonts w:ascii="Arial" w:cs="Arial" w:eastAsia="Arial" w:hAnsi="Arial"/>
+          <w:sz w:val="19"/>
+          <w:szCs w:val="19"/>
+        </w:rPr>
+        <w:t xml:space="preserve">; students must multiply by the change they mean (€0.10, 10 °C, 10 km/h).</w:t>
+      </w:r>
+    </w:p>
+    <w:p>
+      <w:pPr>
+        <w:pStyle w:val="ListParagraph"/>
+        <w:keepLines/>
+        <w:numPr>
+          <w:ilvl w:val="0"/>
+          <w:numId w:val="1"/>
+        </w:numPr>
+        <w:spacing w:after="40" w:before="20"/>
+      </w:pPr>
+      <w:r>
+        <w:rPr>
+          <w:rFonts w:ascii="Arial" w:cs="Arial" w:eastAsia="Arial" w:hAnsi="Arial"/>
+          <w:b/>
+          <w:bCs/>
+          <w:sz w:val="19"/>
+          <w:szCs w:val="19"/>
+        </w:rPr>
+        <w:t xml:space="preserve">Sign confusion:</w:t>
+      </w:r>
+      <w:r>
+        <w:rPr>
+          <w:rFonts w:ascii="Arial" w:cs="Arial" w:eastAsia="Arial" w:hAnsi="Arial"/>
+          <w:sz w:val="19"/>
+          <w:szCs w:val="19"/>
+        </w:rPr>
+        <w:t xml:space="preserve"> a negative coefficient means sales </w:t>
+      </w:r>
+      <w:r>
+        <w:rPr>
+          <w:rFonts w:ascii="Arial" w:cs="Arial" w:eastAsia="Arial" w:hAnsi="Arial"/>
+          <w:b/>
+          <w:bCs/>
+          <w:sz w:val="19"/>
+          <w:szCs w:val="19"/>
+        </w:rPr>
+        <w:t xml:space="preserve">fall</w:t>
+      </w:r>
+      <w:r>
+        <w:rPr>
+          <w:rFonts w:ascii="Arial" w:cs="Arial" w:eastAsia="Arial" w:hAnsi="Arial"/>
+          <w:sz w:val="19"/>
+          <w:szCs w:val="19"/>
+        </w:rPr>
+        <w:t xml:space="preserve"> as X rises; it does not mean negative sales or “no sales”.</w:t>
+      </w:r>
+    </w:p>
+    <w:p>
+      <w:pPr>
+        <w:pStyle w:val="ListParagraph"/>
+        <w:keepLines/>
+        <w:numPr>
+          <w:ilvl w:val="0"/>
+          <w:numId w:val="1"/>
+        </w:numPr>
+        <w:spacing w:after="40" w:before="20"/>
+      </w:pPr>
+      <w:r>
+        <w:rPr>
+          <w:rFonts w:ascii="Arial" w:cs="Arial" w:eastAsia="Arial" w:hAnsi="Arial"/>
+          <w:b/>
+          <w:bCs/>
+          <w:sz w:val="19"/>
+          <w:szCs w:val="19"/>
+        </w:rPr>
+        <w:t xml:space="preserve">Comparing raw coefficients across variables with different units</w:t>
+      </w:r>
+      <w:r>
+        <w:rPr>
+          <w:rFonts w:ascii="Arial" w:cs="Arial" w:eastAsia="Arial" w:hAnsi="Arial"/>
+          <w:sz w:val="19"/>
+          <w:szCs w:val="19"/>
+        </w:rPr>
+        <w:t xml:space="preserve"> (2d(iii)).</w:t>
       </w:r>
     </w:p>
     <w:p>
@@ -5979,7 +5881,7 @@
           <w:sz w:val="19"/>
           <w:szCs w:val="19"/>
         </w:rPr>
-        <w:t xml:space="preserve">“Per customer” and “causes”</w:t>
+        <w:t xml:space="preserve">“Causes” and “per customer”:</w:t>
       </w:r>
       <w:r>
         <w:rPr>
@@ -5987,101 +5889,7 @@
           <w:sz w:val="19"/>
           <w:szCs w:val="19"/>
         </w:rPr>
-        <w:t xml:space="preserve"> (2b): the coefficients describe the </w:t>
-      </w:r>
-      <w:r>
-        <w:rPr>
-          <w:rFonts w:ascii="Arial" w:cs="Arial" w:eastAsia="Arial" w:hAnsi="Arial"/>
-          <w:b/>
-          <w:bCs/>
-          <w:sz w:val="19"/>
-          <w:szCs w:val="19"/>
-        </w:rPr>
-        <w:t xml:space="preserve">daily total</w:t>
-      </w:r>
-      <w:r>
-        <w:rPr>
-          <w:rFonts w:ascii="Arial" w:cs="Arial" w:eastAsia="Arial" w:hAnsi="Arial"/>
-          <w:sz w:val="19"/>
-          <w:szCs w:val="19"/>
-        </w:rPr>
-        <w:t xml:space="preserve"> and an </w:t>
-      </w:r>
-      <w:r>
-        <w:rPr>
-          <w:rFonts w:ascii="Arial" w:cs="Arial" w:eastAsia="Arial" w:hAnsi="Arial"/>
-          <w:b/>
-          <w:bCs/>
-          <w:sz w:val="19"/>
-          <w:szCs w:val="19"/>
-        </w:rPr>
-        <w:t xml:space="preserve">association</w:t>
-      </w:r>
-      <w:r>
-        <w:rPr>
-          <w:rFonts w:ascii="Arial" w:cs="Arial" w:eastAsia="Arial" w:hAnsi="Arial"/>
-          <w:sz w:val="19"/>
-          <w:szCs w:val="19"/>
-        </w:rPr>
-        <w:t xml:space="preserve">.</w:t>
-      </w:r>
-    </w:p>
-    <w:p>
-      <w:pPr>
-        <w:pStyle w:val="ListParagraph"/>
-        <w:keepLines/>
-        <w:numPr>
-          <w:ilvl w:val="0"/>
-          <w:numId w:val="1"/>
-        </w:numPr>
-        <w:spacing w:after="40" w:before="20"/>
-      </w:pPr>
-      <w:r>
-        <w:rPr>
-          <w:rFonts w:ascii="Arial" w:cs="Arial" w:eastAsia="Arial" w:hAnsi="Arial"/>
-          <w:b/>
-          <w:bCs/>
-          <w:sz w:val="19"/>
-          <w:szCs w:val="19"/>
-        </w:rPr>
-        <w:t xml:space="preserve">Reading R² as “percent correct”</w:t>
-      </w:r>
-      <w:r>
-        <w:rPr>
-          <w:rFonts w:ascii="Arial" w:cs="Arial" w:eastAsia="Arial" w:hAnsi="Arial"/>
-          <w:sz w:val="19"/>
-          <w:szCs w:val="19"/>
-        </w:rPr>
-        <w:t xml:space="preserve"> (2b): R² is the share of variation explained.</w:t>
-      </w:r>
-    </w:p>
-    <w:p>
-      <w:pPr>
-        <w:pStyle w:val="ListParagraph"/>
-        <w:keepLines/>
-        <w:numPr>
-          <w:ilvl w:val="0"/>
-          <w:numId w:val="1"/>
-        </w:numPr>
-        <w:spacing w:after="40" w:before="20"/>
-      </w:pPr>
-      <w:r>
-        <w:rPr>
-          <w:rFonts w:ascii="Arial" w:cs="Arial" w:eastAsia="Arial" w:hAnsi="Arial"/>
-          <w:b/>
-          <w:bCs/>
-          <w:sz w:val="19"/>
-          <w:szCs w:val="19"/>
-        </w:rPr>
-        <w:t xml:space="preserve">Using absolute values</w:t>
-      </w:r>
-      <w:r>
-        <w:rPr>
-          <w:rFonts w:ascii="Arial" w:cs="Arial" w:eastAsia="Arial" w:hAnsi="Arial"/>
-          <w:sz w:val="19"/>
-          <w:szCs w:val="19"/>
-        </w:rPr>
-        <w:t xml:space="preserve"> (3a-ii): MAE averages the sizes of the errors, so signs must not cancel.</w:t>
+        <w:t xml:space="preserve"> the coefficients describe daily totals and associations.</w:t>
       </w:r>
     </w:p>
     <w:p>
@@ -6110,7 +5918,7 @@
           <w:sz w:val="19"/>
           <w:szCs w:val="19"/>
         </w:rPr>
-        <w:t xml:space="preserve"> (4c). Credit “if there were no real effect, a result this extreme would be rare”.</w:t>
+        <w:t xml:space="preserve"> (5c). Credit “if there were no real effect, a result this extreme would be rare”.</w:t>
       </w:r>
     </w:p>
     <w:sectPr>
